--- a/docx/ru/BUFRCREX_CodeFlag_ru_23.docx
+++ b/docx/ru/BUFRCREX_CodeFlag_ru_23.docx
@@ -8,17 +8,17 @@
       </w:pPr>
       <w:r>
         <w:rPr>
-          <w:rFonts w:ascii="Arial" w:hAnsi="Arial"/>
+          <w:rFonts w:ascii="Verdana" w:hAnsi="Verdana"/>
           <w:b/>
           <w:sz w:val="22"/>
         </w:rPr>
-        <w:t>BUFR/CREX Code/Flag Tables — Class 23</w:t>
+        <w:t>Класс 23</w:t>
       </w:r>
     </w:p>
     <w:p>
       <w:r>
         <w:rPr>
-          <w:rFonts w:ascii="Arial" w:hAnsi="Arial"/>
+          <w:rFonts w:ascii="Verdana" w:hAnsi="Verdana"/>
           <w:b/>
           <w:sz w:val="18"/>
         </w:rPr>
@@ -31,6 +31,20 @@
         <w:tblW w:type="auto" w:w="0"/>
         <w:jc w:val="center"/>
         <w:tblLook w:firstColumn="1" w:firstRow="1" w:lastColumn="0" w:lastRow="0" w:noHBand="0" w:noVBand="1" w:val="04A0"/>
+        <w:tblBorders>
+          <w:top w:val="single" w:sz="4" w:space="0" w:color="595959"/>
+          <w:left w:val="single" w:sz="4" w:space="0" w:color="595959"/>
+          <w:bottom w:val="single" w:sz="4" w:space="0" w:color="595959"/>
+          <w:right w:val="single" w:sz="4" w:space="0" w:color="595959"/>
+          <w:insideH w:val="single" w:sz="4" w:space="0" w:color="595959"/>
+          <w:insideV w:val="single" w:sz="4" w:space="0" w:color="595959"/>
+        </w:tblBorders>
+        <w:tblCellMar>
+          <w:top w:w="85" w:type="dxa"/>
+          <w:left w:w="85" w:type="dxa"/>
+          <w:bottom w:w="85" w:type="dxa"/>
+          <w:right w:w="85" w:type="dxa"/>
+        </w:tblCellMar>
       </w:tblPr>
       <w:tblGrid>
         <w:gridCol w:w="5046"/>
@@ -40,61 +54,52 @@
       <w:tr>
         <w:tc>
           <w:tcPr>
-            <w:tcW w:type="dxa" w:w="5046"/>
-            <w:shd w:val="clear" w:color="auto" w:fill="D9E2F3"/>
+            <w:tcW w:type="dxa" w:w="1134"/>
+            <w:shd w:val="clear" w:color="auto" w:fill="D9D9D9"/>
           </w:tcPr>
           <w:p>
-            <w:pPr>
-              <w:jc w:val="center"/>
-            </w:pPr>
             <w:r/>
             <w:r>
               <w:rPr>
-                <w:rFonts w:ascii="Arial" w:hAnsi="Arial"/>
-                <w:b/>
+                <w:rFonts w:ascii="Verdana" w:hAnsi="Verdana"/>
+                <w:b w:val="0"/>
                 <w:sz w:val="16"/>
               </w:rPr>
-              <w:t>Code Figure</w:t>
+              <w:t>КОДОВАЯ ЦИФРА</w:t>
             </w:r>
           </w:p>
         </w:tc>
         <w:tc>
           <w:tcPr>
             <w:tcW w:type="dxa" w:w="5046"/>
-            <w:shd w:val="clear" w:color="auto" w:fill="D9E2F3"/>
+            <w:shd w:val="clear" w:color="auto" w:fill="D9D9D9"/>
           </w:tcPr>
           <w:p>
-            <w:pPr>
-              <w:jc w:val="center"/>
-            </w:pPr>
             <w:r/>
             <w:r>
               <w:rPr>
-                <w:rFonts w:ascii="Arial" w:hAnsi="Arial"/>
-                <w:b/>
+                <w:rFonts w:ascii="Verdana" w:hAnsi="Verdana"/>
+                <w:b w:val="0"/>
                 <w:sz w:val="16"/>
               </w:rPr>
-              <w:t>Entry Name</w:t>
+              <w:t>ЗНАЧЕНИЕ</w:t>
             </w:r>
           </w:p>
         </w:tc>
         <w:tc>
           <w:tcPr>
             <w:tcW w:type="dxa" w:w="5046"/>
-            <w:shd w:val="clear" w:color="auto" w:fill="D9E2F3"/>
+            <w:shd w:val="clear" w:color="auto" w:fill="D9D9D9"/>
           </w:tcPr>
           <w:p>
-            <w:pPr>
-              <w:jc w:val="center"/>
-            </w:pPr>
             <w:r/>
             <w:r>
               <w:rPr>
-                <w:rFonts w:ascii="Arial" w:hAnsi="Arial"/>
-                <w:b/>
+                <w:rFonts w:ascii="Verdana" w:hAnsi="Verdana"/>
+                <w:b w:val="0"/>
                 <w:sz w:val="16"/>
               </w:rPr>
-              <w:t>Note</w:t>
+              <w:t>ПРИМЕЧАНИЕ</w:t>
             </w:r>
           </w:p>
         </w:tc>
@@ -108,7 +113,7 @@
             <w:r/>
             <w:r>
               <w:rPr>
-                <w:rFonts w:ascii="Arial" w:hAnsi="Arial"/>
+                <w:rFonts w:ascii="Verdana" w:hAnsi="Verdana"/>
                 <w:b w:val="0"/>
                 <w:sz w:val="16"/>
               </w:rPr>
@@ -124,7 +129,7 @@
             <w:r/>
             <w:r>
               <w:rPr>
-                <w:rFonts w:ascii="Arial" w:hAnsi="Arial"/>
+                <w:rFonts w:ascii="Verdana" w:hAnsi="Verdana"/>
                 <w:b w:val="0"/>
                 <w:sz w:val="16"/>
               </w:rPr>
@@ -140,7 +145,7 @@
             <w:r/>
             <w:r>
               <w:rPr>
-                <w:rFonts w:ascii="Arial" w:hAnsi="Arial"/>
+                <w:rFonts w:ascii="Verdana" w:hAnsi="Verdana"/>
                 <w:b w:val="0"/>
                 <w:sz w:val="16"/>
               </w:rPr>
@@ -157,7 +162,7 @@
             <w:r/>
             <w:r>
               <w:rPr>
-                <w:rFonts w:ascii="Arial" w:hAnsi="Arial"/>
+                <w:rFonts w:ascii="Verdana" w:hAnsi="Verdana"/>
                 <w:b w:val="0"/>
                 <w:sz w:val="16"/>
               </w:rPr>
@@ -173,7 +178,7 @@
             <w:r/>
             <w:r>
               <w:rPr>
-                <w:rFonts w:ascii="Arial" w:hAnsi="Arial"/>
+                <w:rFonts w:ascii="Verdana" w:hAnsi="Verdana"/>
                 <w:b w:val="0"/>
                 <w:sz w:val="16"/>
               </w:rPr>
@@ -189,7 +194,7 @@
             <w:r/>
             <w:r>
               <w:rPr>
-                <w:rFonts w:ascii="Arial" w:hAnsi="Arial"/>
+                <w:rFonts w:ascii="Verdana" w:hAnsi="Verdana"/>
                 <w:b w:val="0"/>
                 <w:sz w:val="16"/>
               </w:rPr>
@@ -206,7 +211,7 @@
             <w:r/>
             <w:r>
               <w:rPr>
-                <w:rFonts w:ascii="Arial" w:hAnsi="Arial"/>
+                <w:rFonts w:ascii="Verdana" w:hAnsi="Verdana"/>
                 <w:b w:val="0"/>
                 <w:sz w:val="16"/>
               </w:rPr>
@@ -222,7 +227,7 @@
             <w:r/>
             <w:r>
               <w:rPr>
-                <w:rFonts w:ascii="Arial" w:hAnsi="Arial"/>
+                <w:rFonts w:ascii="Verdana" w:hAnsi="Verdana"/>
                 <w:b w:val="0"/>
                 <w:sz w:val="16"/>
               </w:rPr>
@@ -238,7 +243,7 @@
             <w:r/>
             <w:r>
               <w:rPr>
-                <w:rFonts w:ascii="Arial" w:hAnsi="Arial"/>
+                <w:rFonts w:ascii="Verdana" w:hAnsi="Verdana"/>
                 <w:b w:val="0"/>
                 <w:sz w:val="16"/>
               </w:rPr>
@@ -255,7 +260,7 @@
             <w:r/>
             <w:r>
               <w:rPr>
-                <w:rFonts w:ascii="Arial" w:hAnsi="Arial"/>
+                <w:rFonts w:ascii="Verdana" w:hAnsi="Verdana"/>
                 <w:b w:val="0"/>
                 <w:sz w:val="16"/>
               </w:rPr>
@@ -271,7 +276,7 @@
             <w:r/>
             <w:r>
               <w:rPr>
-                <w:rFonts w:ascii="Arial" w:hAnsi="Arial"/>
+                <w:rFonts w:ascii="Verdana" w:hAnsi="Verdana"/>
                 <w:b w:val="0"/>
                 <w:sz w:val="16"/>
               </w:rPr>
@@ -287,7 +292,7 @@
             <w:r/>
             <w:r>
               <w:rPr>
-                <w:rFonts w:ascii="Arial" w:hAnsi="Arial"/>
+                <w:rFonts w:ascii="Verdana" w:hAnsi="Verdana"/>
                 <w:b w:val="0"/>
                 <w:sz w:val="16"/>
               </w:rPr>
@@ -304,7 +309,7 @@
             <w:r/>
             <w:r>
               <w:rPr>
-                <w:rFonts w:ascii="Arial" w:hAnsi="Arial"/>
+                <w:rFonts w:ascii="Verdana" w:hAnsi="Verdana"/>
                 <w:b w:val="0"/>
                 <w:sz w:val="16"/>
               </w:rPr>
@@ -320,7 +325,7 @@
             <w:r/>
             <w:r>
               <w:rPr>
-                <w:rFonts w:ascii="Arial" w:hAnsi="Arial"/>
+                <w:rFonts w:ascii="Verdana" w:hAnsi="Verdana"/>
                 <w:b w:val="0"/>
                 <w:sz w:val="16"/>
               </w:rPr>
@@ -336,7 +341,7 @@
             <w:r/>
             <w:r>
               <w:rPr>
-                <w:rFonts w:ascii="Arial" w:hAnsi="Arial"/>
+                <w:rFonts w:ascii="Verdana" w:hAnsi="Verdana"/>
                 <w:b w:val="0"/>
                 <w:sz w:val="16"/>
               </w:rPr>
@@ -353,7 +358,7 @@
             <w:r/>
             <w:r>
               <w:rPr>
-                <w:rFonts w:ascii="Arial" w:hAnsi="Arial"/>
+                <w:rFonts w:ascii="Verdana" w:hAnsi="Verdana"/>
                 <w:b w:val="0"/>
                 <w:sz w:val="16"/>
               </w:rPr>
@@ -369,7 +374,7 @@
             <w:r/>
             <w:r>
               <w:rPr>
-                <w:rFonts w:ascii="Arial" w:hAnsi="Arial"/>
+                <w:rFonts w:ascii="Verdana" w:hAnsi="Verdana"/>
                 <w:b w:val="0"/>
                 <w:sz w:val="16"/>
               </w:rPr>
@@ -385,7 +390,7 @@
             <w:r/>
             <w:r>
               <w:rPr>
-                <w:rFonts w:ascii="Arial" w:hAnsi="Arial"/>
+                <w:rFonts w:ascii="Verdana" w:hAnsi="Verdana"/>
                 <w:b w:val="0"/>
                 <w:sz w:val="16"/>
               </w:rPr>
@@ -398,7 +403,7 @@
     <w:p>
       <w:r>
         <w:rPr>
-          <w:rFonts w:ascii="Arial" w:hAnsi="Arial"/>
+          <w:rFonts w:ascii="Verdana" w:hAnsi="Verdana"/>
           <w:b/>
           <w:sz w:val="18"/>
         </w:rPr>
@@ -411,6 +416,20 @@
         <w:tblW w:type="auto" w:w="0"/>
         <w:jc w:val="center"/>
         <w:tblLook w:firstColumn="1" w:firstRow="1" w:lastColumn="0" w:lastRow="0" w:noHBand="0" w:noVBand="1" w:val="04A0"/>
+        <w:tblBorders>
+          <w:top w:val="single" w:sz="4" w:space="0" w:color="595959"/>
+          <w:left w:val="single" w:sz="4" w:space="0" w:color="595959"/>
+          <w:bottom w:val="single" w:sz="4" w:space="0" w:color="595959"/>
+          <w:right w:val="single" w:sz="4" w:space="0" w:color="595959"/>
+          <w:insideH w:val="single" w:sz="4" w:space="0" w:color="595959"/>
+          <w:insideV w:val="single" w:sz="4" w:space="0" w:color="595959"/>
+        </w:tblBorders>
+        <w:tblCellMar>
+          <w:top w:w="85" w:type="dxa"/>
+          <w:left w:w="85" w:type="dxa"/>
+          <w:bottom w:w="85" w:type="dxa"/>
+          <w:right w:w="85" w:type="dxa"/>
+        </w:tblCellMar>
       </w:tblPr>
       <w:tblGrid>
         <w:gridCol w:w="5046"/>
@@ -420,61 +439,52 @@
       <w:tr>
         <w:tc>
           <w:tcPr>
-            <w:tcW w:type="dxa" w:w="5046"/>
-            <w:shd w:val="clear" w:color="auto" w:fill="D9E2F3"/>
+            <w:tcW w:type="dxa" w:w="1134"/>
+            <w:shd w:val="clear" w:color="auto" w:fill="D9D9D9"/>
           </w:tcPr>
           <w:p>
-            <w:pPr>
-              <w:jc w:val="center"/>
-            </w:pPr>
             <w:r/>
             <w:r>
               <w:rPr>
-                <w:rFonts w:ascii="Arial" w:hAnsi="Arial"/>
-                <w:b/>
+                <w:rFonts w:ascii="Verdana" w:hAnsi="Verdana"/>
+                <w:b w:val="0"/>
                 <w:sz w:val="16"/>
               </w:rPr>
-              <w:t>Code Figure</w:t>
+              <w:t>КОДОВАЯ ЦИФРА</w:t>
             </w:r>
           </w:p>
         </w:tc>
         <w:tc>
           <w:tcPr>
             <w:tcW w:type="dxa" w:w="5046"/>
-            <w:shd w:val="clear" w:color="auto" w:fill="D9E2F3"/>
+            <w:shd w:val="clear" w:color="auto" w:fill="D9D9D9"/>
           </w:tcPr>
           <w:p>
-            <w:pPr>
-              <w:jc w:val="center"/>
-            </w:pPr>
             <w:r/>
             <w:r>
               <w:rPr>
-                <w:rFonts w:ascii="Arial" w:hAnsi="Arial"/>
-                <w:b/>
+                <w:rFonts w:ascii="Verdana" w:hAnsi="Verdana"/>
+                <w:b w:val="0"/>
                 <w:sz w:val="16"/>
               </w:rPr>
-              <w:t>Entry Name</w:t>
+              <w:t>ЗНАЧЕНИЕ</w:t>
             </w:r>
           </w:p>
         </w:tc>
         <w:tc>
           <w:tcPr>
             <w:tcW w:type="dxa" w:w="5046"/>
-            <w:shd w:val="clear" w:color="auto" w:fill="D9E2F3"/>
+            <w:shd w:val="clear" w:color="auto" w:fill="D9D9D9"/>
           </w:tcPr>
           <w:p>
-            <w:pPr>
-              <w:jc w:val="center"/>
-            </w:pPr>
             <w:r/>
             <w:r>
               <w:rPr>
-                <w:rFonts w:ascii="Arial" w:hAnsi="Arial"/>
-                <w:b/>
+                <w:rFonts w:ascii="Verdana" w:hAnsi="Verdana"/>
+                <w:b w:val="0"/>
                 <w:sz w:val="16"/>
               </w:rPr>
-              <w:t>Note</w:t>
+              <w:t>ПРИМЕЧАНИЕ</w:t>
             </w:r>
           </w:p>
         </w:tc>
@@ -488,7 +498,7 @@
             <w:r/>
             <w:r>
               <w:rPr>
-                <w:rFonts w:ascii="Arial" w:hAnsi="Arial"/>
+                <w:rFonts w:ascii="Verdana" w:hAnsi="Verdana"/>
                 <w:b w:val="0"/>
                 <w:sz w:val="16"/>
               </w:rPr>
@@ -504,7 +514,7 @@
             <w:r/>
             <w:r>
               <w:rPr>
-                <w:rFonts w:ascii="Arial" w:hAnsi="Arial"/>
+                <w:rFonts w:ascii="Verdana" w:hAnsi="Verdana"/>
                 <w:b w:val="0"/>
                 <w:sz w:val="16"/>
               </w:rPr>
@@ -520,7 +530,7 @@
             <w:r/>
             <w:r>
               <w:rPr>
-                <w:rFonts w:ascii="Arial" w:hAnsi="Arial"/>
+                <w:rFonts w:ascii="Verdana" w:hAnsi="Verdana"/>
                 <w:b w:val="0"/>
                 <w:sz w:val="16"/>
               </w:rPr>
@@ -537,7 +547,7 @@
             <w:r/>
             <w:r>
               <w:rPr>
-                <w:rFonts w:ascii="Arial" w:hAnsi="Arial"/>
+                <w:rFonts w:ascii="Verdana" w:hAnsi="Verdana"/>
                 <w:b w:val="0"/>
                 <w:sz w:val="16"/>
               </w:rPr>
@@ -553,7 +563,7 @@
             <w:r/>
             <w:r>
               <w:rPr>
-                <w:rFonts w:ascii="Arial" w:hAnsi="Arial"/>
+                <w:rFonts w:ascii="Verdana" w:hAnsi="Verdana"/>
                 <w:b w:val="0"/>
                 <w:sz w:val="16"/>
               </w:rPr>
@@ -569,7 +579,7 @@
             <w:r/>
             <w:r>
               <w:rPr>
-                <w:rFonts w:ascii="Arial" w:hAnsi="Arial"/>
+                <w:rFonts w:ascii="Verdana" w:hAnsi="Verdana"/>
                 <w:b w:val="0"/>
                 <w:sz w:val="16"/>
               </w:rPr>
@@ -586,7 +596,7 @@
             <w:r/>
             <w:r>
               <w:rPr>
-                <w:rFonts w:ascii="Arial" w:hAnsi="Arial"/>
+                <w:rFonts w:ascii="Verdana" w:hAnsi="Verdana"/>
                 <w:b w:val="0"/>
                 <w:sz w:val="16"/>
               </w:rPr>
@@ -602,7 +612,7 @@
             <w:r/>
             <w:r>
               <w:rPr>
-                <w:rFonts w:ascii="Arial" w:hAnsi="Arial"/>
+                <w:rFonts w:ascii="Verdana" w:hAnsi="Verdana"/>
                 <w:b w:val="0"/>
                 <w:sz w:val="16"/>
               </w:rPr>
@@ -618,7 +628,7 @@
             <w:r/>
             <w:r>
               <w:rPr>
-                <w:rFonts w:ascii="Arial" w:hAnsi="Arial"/>
+                <w:rFonts w:ascii="Verdana" w:hAnsi="Verdana"/>
                 <w:b w:val="0"/>
                 <w:sz w:val="16"/>
               </w:rPr>
@@ -635,7 +645,7 @@
             <w:r/>
             <w:r>
               <w:rPr>
-                <w:rFonts w:ascii="Arial" w:hAnsi="Arial"/>
+                <w:rFonts w:ascii="Verdana" w:hAnsi="Verdana"/>
                 <w:b w:val="0"/>
                 <w:sz w:val="16"/>
               </w:rPr>
@@ -651,7 +661,7 @@
             <w:r/>
             <w:r>
               <w:rPr>
-                <w:rFonts w:ascii="Arial" w:hAnsi="Arial"/>
+                <w:rFonts w:ascii="Verdana" w:hAnsi="Verdana"/>
                 <w:b w:val="0"/>
                 <w:sz w:val="16"/>
               </w:rPr>
@@ -667,7 +677,7 @@
             <w:r/>
             <w:r>
               <w:rPr>
-                <w:rFonts w:ascii="Arial" w:hAnsi="Arial"/>
+                <w:rFonts w:ascii="Verdana" w:hAnsi="Verdana"/>
                 <w:b w:val="0"/>
                 <w:sz w:val="16"/>
               </w:rPr>
@@ -684,7 +694,7 @@
             <w:r/>
             <w:r>
               <w:rPr>
-                <w:rFonts w:ascii="Arial" w:hAnsi="Arial"/>
+                <w:rFonts w:ascii="Verdana" w:hAnsi="Verdana"/>
                 <w:b w:val="0"/>
                 <w:sz w:val="16"/>
               </w:rPr>
@@ -700,7 +710,7 @@
             <w:r/>
             <w:r>
               <w:rPr>
-                <w:rFonts w:ascii="Arial" w:hAnsi="Arial"/>
+                <w:rFonts w:ascii="Verdana" w:hAnsi="Verdana"/>
                 <w:b w:val="0"/>
                 <w:sz w:val="16"/>
               </w:rPr>
@@ -716,7 +726,7 @@
             <w:r/>
             <w:r>
               <w:rPr>
-                <w:rFonts w:ascii="Arial" w:hAnsi="Arial"/>
+                <w:rFonts w:ascii="Verdana" w:hAnsi="Verdana"/>
                 <w:b w:val="0"/>
                 <w:sz w:val="16"/>
               </w:rPr>
@@ -733,7 +743,7 @@
             <w:r/>
             <w:r>
               <w:rPr>
-                <w:rFonts w:ascii="Arial" w:hAnsi="Arial"/>
+                <w:rFonts w:ascii="Verdana" w:hAnsi="Verdana"/>
                 <w:b w:val="0"/>
                 <w:sz w:val="16"/>
               </w:rPr>
@@ -749,7 +759,7 @@
             <w:r/>
             <w:r>
               <w:rPr>
-                <w:rFonts w:ascii="Arial" w:hAnsi="Arial"/>
+                <w:rFonts w:ascii="Verdana" w:hAnsi="Verdana"/>
                 <w:b w:val="0"/>
                 <w:sz w:val="16"/>
               </w:rPr>
@@ -765,7 +775,7 @@
             <w:r/>
             <w:r>
               <w:rPr>
-                <w:rFonts w:ascii="Arial" w:hAnsi="Arial"/>
+                <w:rFonts w:ascii="Verdana" w:hAnsi="Verdana"/>
                 <w:b w:val="0"/>
                 <w:sz w:val="16"/>
               </w:rPr>
@@ -782,7 +792,7 @@
             <w:r/>
             <w:r>
               <w:rPr>
-                <w:rFonts w:ascii="Arial" w:hAnsi="Arial"/>
+                <w:rFonts w:ascii="Verdana" w:hAnsi="Verdana"/>
                 <w:b w:val="0"/>
                 <w:sz w:val="16"/>
               </w:rPr>
@@ -798,7 +808,7 @@
             <w:r/>
             <w:r>
               <w:rPr>
-                <w:rFonts w:ascii="Arial" w:hAnsi="Arial"/>
+                <w:rFonts w:ascii="Verdana" w:hAnsi="Verdana"/>
                 <w:b w:val="0"/>
                 <w:sz w:val="16"/>
               </w:rPr>
@@ -814,7 +824,7 @@
             <w:r/>
             <w:r>
               <w:rPr>
-                <w:rFonts w:ascii="Arial" w:hAnsi="Arial"/>
+                <w:rFonts w:ascii="Verdana" w:hAnsi="Verdana"/>
                 <w:b w:val="0"/>
                 <w:sz w:val="16"/>
               </w:rPr>
@@ -831,7 +841,7 @@
             <w:r/>
             <w:r>
               <w:rPr>
-                <w:rFonts w:ascii="Arial" w:hAnsi="Arial"/>
+                <w:rFonts w:ascii="Verdana" w:hAnsi="Verdana"/>
                 <w:b w:val="0"/>
                 <w:sz w:val="16"/>
               </w:rPr>
@@ -847,7 +857,7 @@
             <w:r/>
             <w:r>
               <w:rPr>
-                <w:rFonts w:ascii="Arial" w:hAnsi="Arial"/>
+                <w:rFonts w:ascii="Verdana" w:hAnsi="Verdana"/>
                 <w:b w:val="0"/>
                 <w:sz w:val="16"/>
               </w:rPr>
@@ -863,7 +873,7 @@
             <w:r/>
             <w:r>
               <w:rPr>
-                <w:rFonts w:ascii="Arial" w:hAnsi="Arial"/>
+                <w:rFonts w:ascii="Verdana" w:hAnsi="Verdana"/>
                 <w:b w:val="0"/>
                 <w:sz w:val="16"/>
               </w:rPr>
@@ -880,7 +890,7 @@
             <w:r/>
             <w:r>
               <w:rPr>
-                <w:rFonts w:ascii="Arial" w:hAnsi="Arial"/>
+                <w:rFonts w:ascii="Verdana" w:hAnsi="Verdana"/>
                 <w:b w:val="0"/>
                 <w:sz w:val="16"/>
               </w:rPr>
@@ -896,7 +906,7 @@
             <w:r/>
             <w:r>
               <w:rPr>
-                <w:rFonts w:ascii="Arial" w:hAnsi="Arial"/>
+                <w:rFonts w:ascii="Verdana" w:hAnsi="Verdana"/>
                 <w:b w:val="0"/>
                 <w:sz w:val="16"/>
               </w:rPr>
@@ -912,7 +922,7 @@
             <w:r/>
             <w:r>
               <w:rPr>
-                <w:rFonts w:ascii="Arial" w:hAnsi="Arial"/>
+                <w:rFonts w:ascii="Verdana" w:hAnsi="Verdana"/>
                 <w:b w:val="0"/>
                 <w:sz w:val="16"/>
               </w:rPr>
@@ -929,7 +939,7 @@
             <w:r/>
             <w:r>
               <w:rPr>
-                <w:rFonts w:ascii="Arial" w:hAnsi="Arial"/>
+                <w:rFonts w:ascii="Verdana" w:hAnsi="Verdana"/>
                 <w:b w:val="0"/>
                 <w:sz w:val="16"/>
               </w:rPr>
@@ -945,7 +955,7 @@
             <w:r/>
             <w:r>
               <w:rPr>
-                <w:rFonts w:ascii="Arial" w:hAnsi="Arial"/>
+                <w:rFonts w:ascii="Verdana" w:hAnsi="Verdana"/>
                 <w:b w:val="0"/>
                 <w:sz w:val="16"/>
               </w:rPr>
@@ -961,7 +971,7 @@
             <w:r/>
             <w:r>
               <w:rPr>
-                <w:rFonts w:ascii="Arial" w:hAnsi="Arial"/>
+                <w:rFonts w:ascii="Verdana" w:hAnsi="Verdana"/>
                 <w:b w:val="0"/>
                 <w:sz w:val="16"/>
               </w:rPr>
@@ -978,7 +988,7 @@
             <w:r/>
             <w:r>
               <w:rPr>
-                <w:rFonts w:ascii="Arial" w:hAnsi="Arial"/>
+                <w:rFonts w:ascii="Verdana" w:hAnsi="Verdana"/>
                 <w:b w:val="0"/>
                 <w:sz w:val="16"/>
               </w:rPr>
@@ -994,7 +1004,7 @@
             <w:r/>
             <w:r>
               <w:rPr>
-                <w:rFonts w:ascii="Arial" w:hAnsi="Arial"/>
+                <w:rFonts w:ascii="Verdana" w:hAnsi="Verdana"/>
                 <w:b w:val="0"/>
                 <w:sz w:val="16"/>
               </w:rPr>
@@ -1010,7 +1020,7 @@
             <w:r/>
             <w:r>
               <w:rPr>
-                <w:rFonts w:ascii="Arial" w:hAnsi="Arial"/>
+                <w:rFonts w:ascii="Verdana" w:hAnsi="Verdana"/>
                 <w:b w:val="0"/>
                 <w:sz w:val="16"/>
               </w:rPr>
@@ -1027,7 +1037,7 @@
             <w:r/>
             <w:r>
               <w:rPr>
-                <w:rFonts w:ascii="Arial" w:hAnsi="Arial"/>
+                <w:rFonts w:ascii="Verdana" w:hAnsi="Verdana"/>
                 <w:b w:val="0"/>
                 <w:sz w:val="16"/>
               </w:rPr>
@@ -1043,7 +1053,7 @@
             <w:r/>
             <w:r>
               <w:rPr>
-                <w:rFonts w:ascii="Arial" w:hAnsi="Arial"/>
+                <w:rFonts w:ascii="Verdana" w:hAnsi="Verdana"/>
                 <w:b w:val="0"/>
                 <w:sz w:val="16"/>
               </w:rPr>
@@ -1059,7 +1069,7 @@
             <w:r/>
             <w:r>
               <w:rPr>
-                <w:rFonts w:ascii="Arial" w:hAnsi="Arial"/>
+                <w:rFonts w:ascii="Verdana" w:hAnsi="Verdana"/>
                 <w:b w:val="0"/>
                 <w:sz w:val="16"/>
               </w:rPr>
@@ -1076,7 +1086,7 @@
             <w:r/>
             <w:r>
               <w:rPr>
-                <w:rFonts w:ascii="Arial" w:hAnsi="Arial"/>
+                <w:rFonts w:ascii="Verdana" w:hAnsi="Verdana"/>
                 <w:b w:val="0"/>
                 <w:sz w:val="16"/>
               </w:rPr>
@@ -1092,7 +1102,7 @@
             <w:r/>
             <w:r>
               <w:rPr>
-                <w:rFonts w:ascii="Arial" w:hAnsi="Arial"/>
+                <w:rFonts w:ascii="Verdana" w:hAnsi="Verdana"/>
                 <w:b w:val="0"/>
                 <w:sz w:val="16"/>
               </w:rPr>
@@ -1108,7 +1118,7 @@
             <w:r/>
             <w:r>
               <w:rPr>
-                <w:rFonts w:ascii="Arial" w:hAnsi="Arial"/>
+                <w:rFonts w:ascii="Verdana" w:hAnsi="Verdana"/>
                 <w:b w:val="0"/>
                 <w:sz w:val="16"/>
               </w:rPr>
@@ -1125,7 +1135,7 @@
             <w:r/>
             <w:r>
               <w:rPr>
-                <w:rFonts w:ascii="Arial" w:hAnsi="Arial"/>
+                <w:rFonts w:ascii="Verdana" w:hAnsi="Verdana"/>
                 <w:b w:val="0"/>
                 <w:sz w:val="16"/>
               </w:rPr>
@@ -1141,7 +1151,7 @@
             <w:r/>
             <w:r>
               <w:rPr>
-                <w:rFonts w:ascii="Arial" w:hAnsi="Arial"/>
+                <w:rFonts w:ascii="Verdana" w:hAnsi="Verdana"/>
                 <w:b w:val="0"/>
                 <w:sz w:val="16"/>
               </w:rPr>
@@ -1157,7 +1167,7 @@
             <w:r/>
             <w:r>
               <w:rPr>
-                <w:rFonts w:ascii="Arial" w:hAnsi="Arial"/>
+                <w:rFonts w:ascii="Verdana" w:hAnsi="Verdana"/>
                 <w:b w:val="0"/>
                 <w:sz w:val="16"/>
               </w:rPr>
@@ -1174,7 +1184,7 @@
             <w:r/>
             <w:r>
               <w:rPr>
-                <w:rFonts w:ascii="Arial" w:hAnsi="Arial"/>
+                <w:rFonts w:ascii="Verdana" w:hAnsi="Verdana"/>
                 <w:b w:val="0"/>
                 <w:sz w:val="16"/>
               </w:rPr>
@@ -1190,7 +1200,7 @@
             <w:r/>
             <w:r>
               <w:rPr>
-                <w:rFonts w:ascii="Arial" w:hAnsi="Arial"/>
+                <w:rFonts w:ascii="Verdana" w:hAnsi="Verdana"/>
                 <w:b w:val="0"/>
                 <w:sz w:val="16"/>
               </w:rPr>
@@ -1206,7 +1216,7 @@
             <w:r/>
             <w:r>
               <w:rPr>
-                <w:rFonts w:ascii="Arial" w:hAnsi="Arial"/>
+                <w:rFonts w:ascii="Verdana" w:hAnsi="Verdana"/>
                 <w:b w:val="0"/>
                 <w:sz w:val="16"/>
               </w:rPr>
@@ -1223,7 +1233,7 @@
             <w:r/>
             <w:r>
               <w:rPr>
-                <w:rFonts w:ascii="Arial" w:hAnsi="Arial"/>
+                <w:rFonts w:ascii="Verdana" w:hAnsi="Verdana"/>
                 <w:b w:val="0"/>
                 <w:sz w:val="16"/>
               </w:rPr>
@@ -1239,7 +1249,7 @@
             <w:r/>
             <w:r>
               <w:rPr>
-                <w:rFonts w:ascii="Arial" w:hAnsi="Arial"/>
+                <w:rFonts w:ascii="Verdana" w:hAnsi="Verdana"/>
                 <w:b w:val="0"/>
                 <w:sz w:val="16"/>
               </w:rPr>
@@ -1255,7 +1265,7 @@
             <w:r/>
             <w:r>
               <w:rPr>
-                <w:rFonts w:ascii="Arial" w:hAnsi="Arial"/>
+                <w:rFonts w:ascii="Verdana" w:hAnsi="Verdana"/>
                 <w:b w:val="0"/>
                 <w:sz w:val="16"/>
               </w:rPr>
@@ -1272,7 +1282,7 @@
             <w:r/>
             <w:r>
               <w:rPr>
-                <w:rFonts w:ascii="Arial" w:hAnsi="Arial"/>
+                <w:rFonts w:ascii="Verdana" w:hAnsi="Verdana"/>
                 <w:b w:val="0"/>
                 <w:sz w:val="16"/>
               </w:rPr>
@@ -1288,7 +1298,7 @@
             <w:r/>
             <w:r>
               <w:rPr>
-                <w:rFonts w:ascii="Arial" w:hAnsi="Arial"/>
+                <w:rFonts w:ascii="Verdana" w:hAnsi="Verdana"/>
                 <w:b w:val="0"/>
                 <w:sz w:val="16"/>
               </w:rPr>
@@ -1304,7 +1314,7 @@
             <w:r/>
             <w:r>
               <w:rPr>
-                <w:rFonts w:ascii="Arial" w:hAnsi="Arial"/>
+                <w:rFonts w:ascii="Verdana" w:hAnsi="Verdana"/>
                 <w:b w:val="0"/>
                 <w:sz w:val="16"/>
               </w:rPr>
@@ -1317,7 +1327,7 @@
     <w:p>
       <w:r>
         <w:rPr>
-          <w:rFonts w:ascii="Arial" w:hAnsi="Arial"/>
+          <w:rFonts w:ascii="Verdana" w:hAnsi="Verdana"/>
           <w:b/>
           <w:sz w:val="18"/>
         </w:rPr>
@@ -1330,6 +1340,20 @@
         <w:tblW w:type="auto" w:w="0"/>
         <w:jc w:val="center"/>
         <w:tblLook w:firstColumn="1" w:firstRow="1" w:lastColumn="0" w:lastRow="0" w:noHBand="0" w:noVBand="1" w:val="04A0"/>
+        <w:tblBorders>
+          <w:top w:val="single" w:sz="4" w:space="0" w:color="595959"/>
+          <w:left w:val="single" w:sz="4" w:space="0" w:color="595959"/>
+          <w:bottom w:val="single" w:sz="4" w:space="0" w:color="595959"/>
+          <w:right w:val="single" w:sz="4" w:space="0" w:color="595959"/>
+          <w:insideH w:val="single" w:sz="4" w:space="0" w:color="595959"/>
+          <w:insideV w:val="single" w:sz="4" w:space="0" w:color="595959"/>
+        </w:tblBorders>
+        <w:tblCellMar>
+          <w:top w:w="85" w:type="dxa"/>
+          <w:left w:w="85" w:type="dxa"/>
+          <w:bottom w:w="85" w:type="dxa"/>
+          <w:right w:w="85" w:type="dxa"/>
+        </w:tblCellMar>
       </w:tblPr>
       <w:tblGrid>
         <w:gridCol w:w="5046"/>
@@ -1339,61 +1363,52 @@
       <w:tr>
         <w:tc>
           <w:tcPr>
-            <w:tcW w:type="dxa" w:w="5046"/>
-            <w:shd w:val="clear" w:color="auto" w:fill="D9E2F3"/>
+            <w:tcW w:type="dxa" w:w="1134"/>
+            <w:shd w:val="clear" w:color="auto" w:fill="D9D9D9"/>
           </w:tcPr>
           <w:p>
-            <w:pPr>
-              <w:jc w:val="center"/>
-            </w:pPr>
             <w:r/>
             <w:r>
               <w:rPr>
-                <w:rFonts w:ascii="Arial" w:hAnsi="Arial"/>
-                <w:b/>
+                <w:rFonts w:ascii="Verdana" w:hAnsi="Verdana"/>
+                <w:b w:val="0"/>
                 <w:sz w:val="16"/>
               </w:rPr>
-              <w:t>Code Figure</w:t>
+              <w:t>КОДОВАЯ ЦИФРА</w:t>
             </w:r>
           </w:p>
         </w:tc>
         <w:tc>
           <w:tcPr>
             <w:tcW w:type="dxa" w:w="5046"/>
-            <w:shd w:val="clear" w:color="auto" w:fill="D9E2F3"/>
+            <w:shd w:val="clear" w:color="auto" w:fill="D9D9D9"/>
           </w:tcPr>
           <w:p>
-            <w:pPr>
-              <w:jc w:val="center"/>
-            </w:pPr>
             <w:r/>
             <w:r>
               <w:rPr>
-                <w:rFonts w:ascii="Arial" w:hAnsi="Arial"/>
-                <w:b/>
+                <w:rFonts w:ascii="Verdana" w:hAnsi="Verdana"/>
+                <w:b w:val="0"/>
                 <w:sz w:val="16"/>
               </w:rPr>
-              <w:t>Entry Name</w:t>
+              <w:t>ЗНАЧЕНИЕ</w:t>
             </w:r>
           </w:p>
         </w:tc>
         <w:tc>
           <w:tcPr>
             <w:tcW w:type="dxa" w:w="5046"/>
-            <w:shd w:val="clear" w:color="auto" w:fill="D9E2F3"/>
+            <w:shd w:val="clear" w:color="auto" w:fill="D9D9D9"/>
           </w:tcPr>
           <w:p>
-            <w:pPr>
-              <w:jc w:val="center"/>
-            </w:pPr>
             <w:r/>
             <w:r>
               <w:rPr>
-                <w:rFonts w:ascii="Arial" w:hAnsi="Arial"/>
-                <w:b/>
+                <w:rFonts w:ascii="Verdana" w:hAnsi="Verdana"/>
+                <w:b w:val="0"/>
                 <w:sz w:val="16"/>
               </w:rPr>
-              <w:t>Note</w:t>
+              <w:t>ПРИМЕЧАНИЕ</w:t>
             </w:r>
           </w:p>
         </w:tc>
@@ -1407,7 +1422,7 @@
             <w:r/>
             <w:r>
               <w:rPr>
-                <w:rFonts w:ascii="Arial" w:hAnsi="Arial"/>
+                <w:rFonts w:ascii="Verdana" w:hAnsi="Verdana"/>
                 <w:b w:val="0"/>
                 <w:sz w:val="16"/>
               </w:rPr>
@@ -1423,7 +1438,7 @@
             <w:r/>
             <w:r>
               <w:rPr>
-                <w:rFonts w:ascii="Arial" w:hAnsi="Arial"/>
+                <w:rFonts w:ascii="Verdana" w:hAnsi="Verdana"/>
                 <w:b w:val="0"/>
                 <w:sz w:val="16"/>
               </w:rPr>
@@ -1439,7 +1454,7 @@
             <w:r/>
             <w:r>
               <w:rPr>
-                <w:rFonts w:ascii="Arial" w:hAnsi="Arial"/>
+                <w:rFonts w:ascii="Verdana" w:hAnsi="Verdana"/>
                 <w:b w:val="0"/>
                 <w:sz w:val="16"/>
               </w:rPr>
@@ -1456,7 +1471,7 @@
             <w:r/>
             <w:r>
               <w:rPr>
-                <w:rFonts w:ascii="Arial" w:hAnsi="Arial"/>
+                <w:rFonts w:ascii="Verdana" w:hAnsi="Verdana"/>
                 <w:b w:val="0"/>
                 <w:sz w:val="16"/>
               </w:rPr>
@@ -1472,7 +1487,7 @@
             <w:r/>
             <w:r>
               <w:rPr>
-                <w:rFonts w:ascii="Arial" w:hAnsi="Arial"/>
+                <w:rFonts w:ascii="Verdana" w:hAnsi="Verdana"/>
                 <w:b w:val="0"/>
                 <w:sz w:val="16"/>
               </w:rPr>
@@ -1488,7 +1503,7 @@
             <w:r/>
             <w:r>
               <w:rPr>
-                <w:rFonts w:ascii="Arial" w:hAnsi="Arial"/>
+                <w:rFonts w:ascii="Verdana" w:hAnsi="Verdana"/>
                 <w:b w:val="0"/>
                 <w:sz w:val="16"/>
               </w:rPr>
@@ -1505,7 +1520,7 @@
             <w:r/>
             <w:r>
               <w:rPr>
-                <w:rFonts w:ascii="Arial" w:hAnsi="Arial"/>
+                <w:rFonts w:ascii="Verdana" w:hAnsi="Verdana"/>
                 <w:b w:val="0"/>
                 <w:sz w:val="16"/>
               </w:rPr>
@@ -1521,7 +1536,7 @@
             <w:r/>
             <w:r>
               <w:rPr>
-                <w:rFonts w:ascii="Arial" w:hAnsi="Arial"/>
+                <w:rFonts w:ascii="Verdana" w:hAnsi="Verdana"/>
                 <w:b w:val="0"/>
                 <w:sz w:val="16"/>
               </w:rPr>
@@ -1537,7 +1552,7 @@
             <w:r/>
             <w:r>
               <w:rPr>
-                <w:rFonts w:ascii="Arial" w:hAnsi="Arial"/>
+                <w:rFonts w:ascii="Verdana" w:hAnsi="Verdana"/>
                 <w:b w:val="0"/>
                 <w:sz w:val="16"/>
               </w:rPr>
@@ -1554,7 +1569,7 @@
             <w:r/>
             <w:r>
               <w:rPr>
-                <w:rFonts w:ascii="Arial" w:hAnsi="Arial"/>
+                <w:rFonts w:ascii="Verdana" w:hAnsi="Verdana"/>
                 <w:b w:val="0"/>
                 <w:sz w:val="16"/>
               </w:rPr>
@@ -1570,7 +1585,7 @@
             <w:r/>
             <w:r>
               <w:rPr>
-                <w:rFonts w:ascii="Arial" w:hAnsi="Arial"/>
+                <w:rFonts w:ascii="Verdana" w:hAnsi="Verdana"/>
                 <w:b w:val="0"/>
                 <w:sz w:val="16"/>
               </w:rPr>
@@ -1586,7 +1601,7 @@
             <w:r/>
             <w:r>
               <w:rPr>
-                <w:rFonts w:ascii="Arial" w:hAnsi="Arial"/>
+                <w:rFonts w:ascii="Verdana" w:hAnsi="Verdana"/>
                 <w:b w:val="0"/>
                 <w:sz w:val="16"/>
               </w:rPr>
@@ -1603,7 +1618,7 @@
             <w:r/>
             <w:r>
               <w:rPr>
-                <w:rFonts w:ascii="Arial" w:hAnsi="Arial"/>
+                <w:rFonts w:ascii="Verdana" w:hAnsi="Verdana"/>
                 <w:b w:val="0"/>
                 <w:sz w:val="16"/>
               </w:rPr>
@@ -1619,7 +1634,7 @@
             <w:r/>
             <w:r>
               <w:rPr>
-                <w:rFonts w:ascii="Arial" w:hAnsi="Arial"/>
+                <w:rFonts w:ascii="Verdana" w:hAnsi="Verdana"/>
                 <w:b w:val="0"/>
                 <w:sz w:val="16"/>
               </w:rPr>
@@ -1635,7 +1650,7 @@
             <w:r/>
             <w:r>
               <w:rPr>
-                <w:rFonts w:ascii="Arial" w:hAnsi="Arial"/>
+                <w:rFonts w:ascii="Verdana" w:hAnsi="Verdana"/>
                 <w:b w:val="0"/>
                 <w:sz w:val="16"/>
               </w:rPr>
@@ -1652,7 +1667,7 @@
             <w:r/>
             <w:r>
               <w:rPr>
-                <w:rFonts w:ascii="Arial" w:hAnsi="Arial"/>
+                <w:rFonts w:ascii="Verdana" w:hAnsi="Verdana"/>
                 <w:b w:val="0"/>
                 <w:sz w:val="16"/>
               </w:rPr>
@@ -1668,7 +1683,7 @@
             <w:r/>
             <w:r>
               <w:rPr>
-                <w:rFonts w:ascii="Arial" w:hAnsi="Arial"/>
+                <w:rFonts w:ascii="Verdana" w:hAnsi="Verdana"/>
                 <w:b w:val="0"/>
                 <w:sz w:val="16"/>
               </w:rPr>
@@ -1684,7 +1699,7 @@
             <w:r/>
             <w:r>
               <w:rPr>
-                <w:rFonts w:ascii="Arial" w:hAnsi="Arial"/>
+                <w:rFonts w:ascii="Verdana" w:hAnsi="Verdana"/>
                 <w:b w:val="0"/>
                 <w:sz w:val="16"/>
               </w:rPr>
@@ -1701,7 +1716,7 @@
             <w:r/>
             <w:r>
               <w:rPr>
-                <w:rFonts w:ascii="Arial" w:hAnsi="Arial"/>
+                <w:rFonts w:ascii="Verdana" w:hAnsi="Verdana"/>
                 <w:b w:val="0"/>
                 <w:sz w:val="16"/>
               </w:rPr>
@@ -1717,7 +1732,7 @@
             <w:r/>
             <w:r>
               <w:rPr>
-                <w:rFonts w:ascii="Arial" w:hAnsi="Arial"/>
+                <w:rFonts w:ascii="Verdana" w:hAnsi="Verdana"/>
                 <w:b w:val="0"/>
                 <w:sz w:val="16"/>
               </w:rPr>
@@ -1733,7 +1748,7 @@
             <w:r/>
             <w:r>
               <w:rPr>
-                <w:rFonts w:ascii="Arial" w:hAnsi="Arial"/>
+                <w:rFonts w:ascii="Verdana" w:hAnsi="Verdana"/>
                 <w:b w:val="0"/>
                 <w:sz w:val="16"/>
               </w:rPr>
@@ -1750,7 +1765,7 @@
             <w:r/>
             <w:r>
               <w:rPr>
-                <w:rFonts w:ascii="Arial" w:hAnsi="Arial"/>
+                <w:rFonts w:ascii="Verdana" w:hAnsi="Verdana"/>
                 <w:b w:val="0"/>
                 <w:sz w:val="16"/>
               </w:rPr>
@@ -1766,7 +1781,7 @@
             <w:r/>
             <w:r>
               <w:rPr>
-                <w:rFonts w:ascii="Arial" w:hAnsi="Arial"/>
+                <w:rFonts w:ascii="Verdana" w:hAnsi="Verdana"/>
                 <w:b w:val="0"/>
                 <w:sz w:val="16"/>
               </w:rPr>
@@ -1782,7 +1797,7 @@
             <w:r/>
             <w:r>
               <w:rPr>
-                <w:rFonts w:ascii="Arial" w:hAnsi="Arial"/>
+                <w:rFonts w:ascii="Verdana" w:hAnsi="Verdana"/>
                 <w:b w:val="0"/>
                 <w:sz w:val="16"/>
               </w:rPr>
@@ -1795,7 +1810,7 @@
     <w:p>
       <w:r>
         <w:rPr>
-          <w:rFonts w:ascii="Arial" w:hAnsi="Arial"/>
+          <w:rFonts w:ascii="Verdana" w:hAnsi="Verdana"/>
           <w:b/>
           <w:sz w:val="18"/>
         </w:rPr>
@@ -1808,6 +1823,20 @@
         <w:tblW w:type="auto" w:w="0"/>
         <w:jc w:val="center"/>
         <w:tblLook w:firstColumn="1" w:firstRow="1" w:lastColumn="0" w:lastRow="0" w:noHBand="0" w:noVBand="1" w:val="04A0"/>
+        <w:tblBorders>
+          <w:top w:val="single" w:sz="4" w:space="0" w:color="595959"/>
+          <w:left w:val="single" w:sz="4" w:space="0" w:color="595959"/>
+          <w:bottom w:val="single" w:sz="4" w:space="0" w:color="595959"/>
+          <w:right w:val="single" w:sz="4" w:space="0" w:color="595959"/>
+          <w:insideH w:val="single" w:sz="4" w:space="0" w:color="595959"/>
+          <w:insideV w:val="single" w:sz="4" w:space="0" w:color="595959"/>
+        </w:tblBorders>
+        <w:tblCellMar>
+          <w:top w:w="85" w:type="dxa"/>
+          <w:left w:w="85" w:type="dxa"/>
+          <w:bottom w:w="85" w:type="dxa"/>
+          <w:right w:w="85" w:type="dxa"/>
+        </w:tblCellMar>
       </w:tblPr>
       <w:tblGrid>
         <w:gridCol w:w="5046"/>
@@ -1817,61 +1846,52 @@
       <w:tr>
         <w:tc>
           <w:tcPr>
-            <w:tcW w:type="dxa" w:w="5046"/>
-            <w:shd w:val="clear" w:color="auto" w:fill="D9E2F3"/>
+            <w:tcW w:type="dxa" w:w="1134"/>
+            <w:shd w:val="clear" w:color="auto" w:fill="D9D9D9"/>
           </w:tcPr>
           <w:p>
-            <w:pPr>
-              <w:jc w:val="center"/>
-            </w:pPr>
             <w:r/>
             <w:r>
               <w:rPr>
-                <w:rFonts w:ascii="Arial" w:hAnsi="Arial"/>
-                <w:b/>
+                <w:rFonts w:ascii="Verdana" w:hAnsi="Verdana"/>
+                <w:b w:val="0"/>
                 <w:sz w:val="16"/>
               </w:rPr>
-              <w:t>Code Figure</w:t>
+              <w:t>КОДОВАЯ ЦИФРА</w:t>
             </w:r>
           </w:p>
         </w:tc>
         <w:tc>
           <w:tcPr>
             <w:tcW w:type="dxa" w:w="5046"/>
-            <w:shd w:val="clear" w:color="auto" w:fill="D9E2F3"/>
+            <w:shd w:val="clear" w:color="auto" w:fill="D9D9D9"/>
           </w:tcPr>
           <w:p>
-            <w:pPr>
-              <w:jc w:val="center"/>
-            </w:pPr>
             <w:r/>
             <w:r>
               <w:rPr>
-                <w:rFonts w:ascii="Arial" w:hAnsi="Arial"/>
-                <w:b/>
+                <w:rFonts w:ascii="Verdana" w:hAnsi="Verdana"/>
+                <w:b w:val="0"/>
                 <w:sz w:val="16"/>
               </w:rPr>
-              <w:t>Entry Name</w:t>
+              <w:t>ЗНАЧЕНИЕ</w:t>
             </w:r>
           </w:p>
         </w:tc>
         <w:tc>
           <w:tcPr>
             <w:tcW w:type="dxa" w:w="5046"/>
-            <w:shd w:val="clear" w:color="auto" w:fill="D9E2F3"/>
+            <w:shd w:val="clear" w:color="auto" w:fill="D9D9D9"/>
           </w:tcPr>
           <w:p>
-            <w:pPr>
-              <w:jc w:val="center"/>
-            </w:pPr>
             <w:r/>
             <w:r>
               <w:rPr>
-                <w:rFonts w:ascii="Arial" w:hAnsi="Arial"/>
-                <w:b/>
+                <w:rFonts w:ascii="Verdana" w:hAnsi="Verdana"/>
+                <w:b w:val="0"/>
                 <w:sz w:val="16"/>
               </w:rPr>
-              <w:t>Note</w:t>
+              <w:t>ПРИМЕЧАНИЕ</w:t>
             </w:r>
           </w:p>
         </w:tc>
@@ -1885,7 +1905,7 @@
             <w:r/>
             <w:r>
               <w:rPr>
-                <w:rFonts w:ascii="Arial" w:hAnsi="Arial"/>
+                <w:rFonts w:ascii="Verdana" w:hAnsi="Verdana"/>
                 <w:b w:val="0"/>
                 <w:sz w:val="16"/>
               </w:rPr>
@@ -1901,7 +1921,7 @@
             <w:r/>
             <w:r>
               <w:rPr>
-                <w:rFonts w:ascii="Arial" w:hAnsi="Arial"/>
+                <w:rFonts w:ascii="Verdana" w:hAnsi="Verdana"/>
                 <w:b w:val="0"/>
                 <w:sz w:val="16"/>
               </w:rPr>
@@ -1917,7 +1937,7 @@
             <w:r/>
             <w:r>
               <w:rPr>
-                <w:rFonts w:ascii="Arial" w:hAnsi="Arial"/>
+                <w:rFonts w:ascii="Verdana" w:hAnsi="Verdana"/>
                 <w:b w:val="0"/>
                 <w:sz w:val="16"/>
               </w:rPr>
@@ -1934,7 +1954,7 @@
             <w:r/>
             <w:r>
               <w:rPr>
-                <w:rFonts w:ascii="Arial" w:hAnsi="Arial"/>
+                <w:rFonts w:ascii="Verdana" w:hAnsi="Verdana"/>
                 <w:b w:val="0"/>
                 <w:sz w:val="16"/>
               </w:rPr>
@@ -1950,7 +1970,7 @@
             <w:r/>
             <w:r>
               <w:rPr>
-                <w:rFonts w:ascii="Arial" w:hAnsi="Arial"/>
+                <w:rFonts w:ascii="Verdana" w:hAnsi="Verdana"/>
                 <w:b w:val="0"/>
                 <w:sz w:val="16"/>
               </w:rPr>
@@ -1966,7 +1986,7 @@
             <w:r/>
             <w:r>
               <w:rPr>
-                <w:rFonts w:ascii="Arial" w:hAnsi="Arial"/>
+                <w:rFonts w:ascii="Verdana" w:hAnsi="Verdana"/>
                 <w:b w:val="0"/>
                 <w:sz w:val="16"/>
               </w:rPr>
@@ -1983,7 +2003,7 @@
             <w:r/>
             <w:r>
               <w:rPr>
-                <w:rFonts w:ascii="Arial" w:hAnsi="Arial"/>
+                <w:rFonts w:ascii="Verdana" w:hAnsi="Verdana"/>
                 <w:b w:val="0"/>
                 <w:sz w:val="16"/>
               </w:rPr>
@@ -1999,7 +2019,7 @@
             <w:r/>
             <w:r>
               <w:rPr>
-                <w:rFonts w:ascii="Arial" w:hAnsi="Arial"/>
+                <w:rFonts w:ascii="Verdana" w:hAnsi="Verdana"/>
                 <w:b w:val="0"/>
                 <w:sz w:val="16"/>
               </w:rPr>
@@ -2015,7 +2035,7 @@
             <w:r/>
             <w:r>
               <w:rPr>
-                <w:rFonts w:ascii="Arial" w:hAnsi="Arial"/>
+                <w:rFonts w:ascii="Verdana" w:hAnsi="Verdana"/>
                 <w:b w:val="0"/>
                 <w:sz w:val="16"/>
               </w:rPr>
@@ -2032,7 +2052,7 @@
             <w:r/>
             <w:r>
               <w:rPr>
-                <w:rFonts w:ascii="Arial" w:hAnsi="Arial"/>
+                <w:rFonts w:ascii="Verdana" w:hAnsi="Verdana"/>
                 <w:b w:val="0"/>
                 <w:sz w:val="16"/>
               </w:rPr>
@@ -2048,7 +2068,7 @@
             <w:r/>
             <w:r>
               <w:rPr>
-                <w:rFonts w:ascii="Arial" w:hAnsi="Arial"/>
+                <w:rFonts w:ascii="Verdana" w:hAnsi="Verdana"/>
                 <w:b w:val="0"/>
                 <w:sz w:val="16"/>
               </w:rPr>
@@ -2064,7 +2084,7 @@
             <w:r/>
             <w:r>
               <w:rPr>
-                <w:rFonts w:ascii="Arial" w:hAnsi="Arial"/>
+                <w:rFonts w:ascii="Verdana" w:hAnsi="Verdana"/>
                 <w:b w:val="0"/>
                 <w:sz w:val="16"/>
               </w:rPr>
@@ -2081,7 +2101,7 @@
             <w:r/>
             <w:r>
               <w:rPr>
-                <w:rFonts w:ascii="Arial" w:hAnsi="Arial"/>
+                <w:rFonts w:ascii="Verdana" w:hAnsi="Verdana"/>
                 <w:b w:val="0"/>
                 <w:sz w:val="16"/>
               </w:rPr>
@@ -2097,7 +2117,7 @@
             <w:r/>
             <w:r>
               <w:rPr>
-                <w:rFonts w:ascii="Arial" w:hAnsi="Arial"/>
+                <w:rFonts w:ascii="Verdana" w:hAnsi="Verdana"/>
                 <w:b w:val="0"/>
                 <w:sz w:val="16"/>
               </w:rPr>
@@ -2113,7 +2133,7 @@
             <w:r/>
             <w:r>
               <w:rPr>
-                <w:rFonts w:ascii="Arial" w:hAnsi="Arial"/>
+                <w:rFonts w:ascii="Verdana" w:hAnsi="Verdana"/>
                 <w:b w:val="0"/>
                 <w:sz w:val="16"/>
               </w:rPr>
@@ -2130,7 +2150,7 @@
             <w:r/>
             <w:r>
               <w:rPr>
-                <w:rFonts w:ascii="Arial" w:hAnsi="Arial"/>
+                <w:rFonts w:ascii="Verdana" w:hAnsi="Verdana"/>
                 <w:b w:val="0"/>
                 <w:sz w:val="16"/>
               </w:rPr>
@@ -2146,7 +2166,7 @@
             <w:r/>
             <w:r>
               <w:rPr>
-                <w:rFonts w:ascii="Arial" w:hAnsi="Arial"/>
+                <w:rFonts w:ascii="Verdana" w:hAnsi="Verdana"/>
                 <w:b w:val="0"/>
                 <w:sz w:val="16"/>
               </w:rPr>
@@ -2162,7 +2182,7 @@
             <w:r/>
             <w:r>
               <w:rPr>
-                <w:rFonts w:ascii="Arial" w:hAnsi="Arial"/>
+                <w:rFonts w:ascii="Verdana" w:hAnsi="Verdana"/>
                 <w:b w:val="0"/>
                 <w:sz w:val="16"/>
               </w:rPr>
@@ -2179,7 +2199,7 @@
             <w:r/>
             <w:r>
               <w:rPr>
-                <w:rFonts w:ascii="Arial" w:hAnsi="Arial"/>
+                <w:rFonts w:ascii="Verdana" w:hAnsi="Verdana"/>
                 <w:b w:val="0"/>
                 <w:sz w:val="16"/>
               </w:rPr>
@@ -2195,7 +2215,7 @@
             <w:r/>
             <w:r>
               <w:rPr>
-                <w:rFonts w:ascii="Arial" w:hAnsi="Arial"/>
+                <w:rFonts w:ascii="Verdana" w:hAnsi="Verdana"/>
                 <w:b w:val="0"/>
                 <w:sz w:val="16"/>
               </w:rPr>
@@ -2211,7 +2231,7 @@
             <w:r/>
             <w:r>
               <w:rPr>
-                <w:rFonts w:ascii="Arial" w:hAnsi="Arial"/>
+                <w:rFonts w:ascii="Verdana" w:hAnsi="Verdana"/>
                 <w:b w:val="0"/>
                 <w:sz w:val="16"/>
               </w:rPr>
@@ -2224,7 +2244,7 @@
     <w:p>
       <w:r>
         <w:rPr>
-          <w:rFonts w:ascii="Arial" w:hAnsi="Arial"/>
+          <w:rFonts w:ascii="Verdana" w:hAnsi="Verdana"/>
           <w:b/>
           <w:sz w:val="18"/>
         </w:rPr>
@@ -2237,6 +2257,20 @@
         <w:tblW w:type="auto" w:w="0"/>
         <w:jc w:val="center"/>
         <w:tblLook w:firstColumn="1" w:firstRow="1" w:lastColumn="0" w:lastRow="0" w:noHBand="0" w:noVBand="1" w:val="04A0"/>
+        <w:tblBorders>
+          <w:top w:val="single" w:sz="4" w:space="0" w:color="595959"/>
+          <w:left w:val="single" w:sz="4" w:space="0" w:color="595959"/>
+          <w:bottom w:val="single" w:sz="4" w:space="0" w:color="595959"/>
+          <w:right w:val="single" w:sz="4" w:space="0" w:color="595959"/>
+          <w:insideH w:val="single" w:sz="4" w:space="0" w:color="595959"/>
+          <w:insideV w:val="single" w:sz="4" w:space="0" w:color="595959"/>
+        </w:tblBorders>
+        <w:tblCellMar>
+          <w:top w:w="85" w:type="dxa"/>
+          <w:left w:w="85" w:type="dxa"/>
+          <w:bottom w:w="85" w:type="dxa"/>
+          <w:right w:w="85" w:type="dxa"/>
+        </w:tblCellMar>
       </w:tblPr>
       <w:tblGrid>
         <w:gridCol w:w="5046"/>
@@ -2246,61 +2280,52 @@
       <w:tr>
         <w:tc>
           <w:tcPr>
-            <w:tcW w:type="dxa" w:w="5046"/>
-            <w:shd w:val="clear" w:color="auto" w:fill="D9E2F3"/>
+            <w:tcW w:type="dxa" w:w="1134"/>
+            <w:shd w:val="clear" w:color="auto" w:fill="D9D9D9"/>
           </w:tcPr>
           <w:p>
-            <w:pPr>
-              <w:jc w:val="center"/>
-            </w:pPr>
             <w:r/>
             <w:r>
               <w:rPr>
-                <w:rFonts w:ascii="Arial" w:hAnsi="Arial"/>
-                <w:b/>
+                <w:rFonts w:ascii="Verdana" w:hAnsi="Verdana"/>
+                <w:b w:val="0"/>
                 <w:sz w:val="16"/>
               </w:rPr>
-              <w:t>Code Figure</w:t>
+              <w:t>КОДОВАЯ ЦИФРА</w:t>
             </w:r>
           </w:p>
         </w:tc>
         <w:tc>
           <w:tcPr>
             <w:tcW w:type="dxa" w:w="5046"/>
-            <w:shd w:val="clear" w:color="auto" w:fill="D9E2F3"/>
+            <w:shd w:val="clear" w:color="auto" w:fill="D9D9D9"/>
           </w:tcPr>
           <w:p>
-            <w:pPr>
-              <w:jc w:val="center"/>
-            </w:pPr>
             <w:r/>
             <w:r>
               <w:rPr>
-                <w:rFonts w:ascii="Arial" w:hAnsi="Arial"/>
-                <w:b/>
+                <w:rFonts w:ascii="Verdana" w:hAnsi="Verdana"/>
+                <w:b w:val="0"/>
                 <w:sz w:val="16"/>
               </w:rPr>
-              <w:t>Entry Name</w:t>
+              <w:t>ЗНАЧЕНИЕ</w:t>
             </w:r>
           </w:p>
         </w:tc>
         <w:tc>
           <w:tcPr>
             <w:tcW w:type="dxa" w:w="5046"/>
-            <w:shd w:val="clear" w:color="auto" w:fill="D9E2F3"/>
+            <w:shd w:val="clear" w:color="auto" w:fill="D9D9D9"/>
           </w:tcPr>
           <w:p>
-            <w:pPr>
-              <w:jc w:val="center"/>
-            </w:pPr>
             <w:r/>
             <w:r>
               <w:rPr>
-                <w:rFonts w:ascii="Arial" w:hAnsi="Arial"/>
-                <w:b/>
+                <w:rFonts w:ascii="Verdana" w:hAnsi="Verdana"/>
+                <w:b w:val="0"/>
                 <w:sz w:val="16"/>
               </w:rPr>
-              <w:t>Note</w:t>
+              <w:t>ПРИМЕЧАНИЕ</w:t>
             </w:r>
           </w:p>
         </w:tc>
@@ -2314,7 +2339,7 @@
             <w:r/>
             <w:r>
               <w:rPr>
-                <w:rFonts w:ascii="Arial" w:hAnsi="Arial"/>
+                <w:rFonts w:ascii="Verdana" w:hAnsi="Verdana"/>
                 <w:b w:val="0"/>
                 <w:sz w:val="16"/>
               </w:rPr>
@@ -2330,7 +2355,7 @@
             <w:r/>
             <w:r>
               <w:rPr>
-                <w:rFonts w:ascii="Arial" w:hAnsi="Arial"/>
+                <w:rFonts w:ascii="Verdana" w:hAnsi="Verdana"/>
                 <w:b w:val="0"/>
                 <w:sz w:val="16"/>
               </w:rPr>
@@ -2346,7 +2371,7 @@
             <w:r/>
             <w:r>
               <w:rPr>
-                <w:rFonts w:ascii="Arial" w:hAnsi="Arial"/>
+                <w:rFonts w:ascii="Verdana" w:hAnsi="Verdana"/>
                 <w:b w:val="0"/>
                 <w:sz w:val="16"/>
               </w:rPr>
@@ -2363,7 +2388,7 @@
             <w:r/>
             <w:r>
               <w:rPr>
-                <w:rFonts w:ascii="Arial" w:hAnsi="Arial"/>
+                <w:rFonts w:ascii="Verdana" w:hAnsi="Verdana"/>
                 <w:b w:val="0"/>
                 <w:sz w:val="16"/>
               </w:rPr>
@@ -2379,7 +2404,7 @@
             <w:r/>
             <w:r>
               <w:rPr>
-                <w:rFonts w:ascii="Arial" w:hAnsi="Arial"/>
+                <w:rFonts w:ascii="Verdana" w:hAnsi="Verdana"/>
                 <w:b w:val="0"/>
                 <w:sz w:val="16"/>
               </w:rPr>
@@ -2395,7 +2420,7 @@
             <w:r/>
             <w:r>
               <w:rPr>
-                <w:rFonts w:ascii="Arial" w:hAnsi="Arial"/>
+                <w:rFonts w:ascii="Verdana" w:hAnsi="Verdana"/>
                 <w:b w:val="0"/>
                 <w:sz w:val="16"/>
               </w:rPr>
@@ -2412,7 +2437,7 @@
             <w:r/>
             <w:r>
               <w:rPr>
-                <w:rFonts w:ascii="Arial" w:hAnsi="Arial"/>
+                <w:rFonts w:ascii="Verdana" w:hAnsi="Verdana"/>
                 <w:b w:val="0"/>
                 <w:sz w:val="16"/>
               </w:rPr>
@@ -2428,7 +2453,7 @@
             <w:r/>
             <w:r>
               <w:rPr>
-                <w:rFonts w:ascii="Arial" w:hAnsi="Arial"/>
+                <w:rFonts w:ascii="Verdana" w:hAnsi="Verdana"/>
                 <w:b w:val="0"/>
                 <w:sz w:val="16"/>
               </w:rPr>
@@ -2444,7 +2469,7 @@
             <w:r/>
             <w:r>
               <w:rPr>
-                <w:rFonts w:ascii="Arial" w:hAnsi="Arial"/>
+                <w:rFonts w:ascii="Verdana" w:hAnsi="Verdana"/>
                 <w:b w:val="0"/>
                 <w:sz w:val="16"/>
               </w:rPr>
@@ -2461,7 +2486,7 @@
             <w:r/>
             <w:r>
               <w:rPr>
-                <w:rFonts w:ascii="Arial" w:hAnsi="Arial"/>
+                <w:rFonts w:ascii="Verdana" w:hAnsi="Verdana"/>
                 <w:b w:val="0"/>
                 <w:sz w:val="16"/>
               </w:rPr>
@@ -2477,7 +2502,7 @@
             <w:r/>
             <w:r>
               <w:rPr>
-                <w:rFonts w:ascii="Arial" w:hAnsi="Arial"/>
+                <w:rFonts w:ascii="Verdana" w:hAnsi="Verdana"/>
                 <w:b w:val="0"/>
                 <w:sz w:val="16"/>
               </w:rPr>
@@ -2493,7 +2518,7 @@
             <w:r/>
             <w:r>
               <w:rPr>
-                <w:rFonts w:ascii="Arial" w:hAnsi="Arial"/>
+                <w:rFonts w:ascii="Verdana" w:hAnsi="Verdana"/>
                 <w:b w:val="0"/>
                 <w:sz w:val="16"/>
               </w:rPr>
@@ -2506,7 +2531,7 @@
     <w:p>
       <w:r>
         <w:rPr>
-          <w:rFonts w:ascii="Arial" w:hAnsi="Arial"/>
+          <w:rFonts w:ascii="Verdana" w:hAnsi="Verdana"/>
           <w:b/>
           <w:sz w:val="18"/>
         </w:rPr>
@@ -2519,6 +2544,20 @@
         <w:tblW w:type="auto" w:w="0"/>
         <w:jc w:val="center"/>
         <w:tblLook w:firstColumn="1" w:firstRow="1" w:lastColumn="0" w:lastRow="0" w:noHBand="0" w:noVBand="1" w:val="04A0"/>
+        <w:tblBorders>
+          <w:top w:val="single" w:sz="4" w:space="0" w:color="595959"/>
+          <w:left w:val="single" w:sz="4" w:space="0" w:color="595959"/>
+          <w:bottom w:val="single" w:sz="4" w:space="0" w:color="595959"/>
+          <w:right w:val="single" w:sz="4" w:space="0" w:color="595959"/>
+          <w:insideH w:val="single" w:sz="4" w:space="0" w:color="595959"/>
+          <w:insideV w:val="single" w:sz="4" w:space="0" w:color="595959"/>
+        </w:tblBorders>
+        <w:tblCellMar>
+          <w:top w:w="85" w:type="dxa"/>
+          <w:left w:w="85" w:type="dxa"/>
+          <w:bottom w:w="85" w:type="dxa"/>
+          <w:right w:w="85" w:type="dxa"/>
+        </w:tblCellMar>
       </w:tblPr>
       <w:tblGrid>
         <w:gridCol w:w="5046"/>
@@ -2528,61 +2567,52 @@
       <w:tr>
         <w:tc>
           <w:tcPr>
-            <w:tcW w:type="dxa" w:w="5046"/>
-            <w:shd w:val="clear" w:color="auto" w:fill="D9E2F3"/>
+            <w:tcW w:type="dxa" w:w="1134"/>
+            <w:shd w:val="clear" w:color="auto" w:fill="D9D9D9"/>
           </w:tcPr>
           <w:p>
-            <w:pPr>
-              <w:jc w:val="center"/>
-            </w:pPr>
             <w:r/>
             <w:r>
               <w:rPr>
-                <w:rFonts w:ascii="Arial" w:hAnsi="Arial"/>
-                <w:b/>
+                <w:rFonts w:ascii="Verdana" w:hAnsi="Verdana"/>
+                <w:b w:val="0"/>
                 <w:sz w:val="16"/>
               </w:rPr>
-              <w:t>Code Figure</w:t>
+              <w:t>КОДОВАЯ ЦИФРА</w:t>
             </w:r>
           </w:p>
         </w:tc>
         <w:tc>
           <w:tcPr>
             <w:tcW w:type="dxa" w:w="5046"/>
-            <w:shd w:val="clear" w:color="auto" w:fill="D9E2F3"/>
+            <w:shd w:val="clear" w:color="auto" w:fill="D9D9D9"/>
           </w:tcPr>
           <w:p>
-            <w:pPr>
-              <w:jc w:val="center"/>
-            </w:pPr>
             <w:r/>
             <w:r>
               <w:rPr>
-                <w:rFonts w:ascii="Arial" w:hAnsi="Arial"/>
-                <w:b/>
+                <w:rFonts w:ascii="Verdana" w:hAnsi="Verdana"/>
+                <w:b w:val="0"/>
                 <w:sz w:val="16"/>
               </w:rPr>
-              <w:t>Entry Name</w:t>
+              <w:t>ЗНАЧЕНИЕ</w:t>
             </w:r>
           </w:p>
         </w:tc>
         <w:tc>
           <w:tcPr>
             <w:tcW w:type="dxa" w:w="5046"/>
-            <w:shd w:val="clear" w:color="auto" w:fill="D9E2F3"/>
+            <w:shd w:val="clear" w:color="auto" w:fill="D9D9D9"/>
           </w:tcPr>
           <w:p>
-            <w:pPr>
-              <w:jc w:val="center"/>
-            </w:pPr>
             <w:r/>
             <w:r>
               <w:rPr>
-                <w:rFonts w:ascii="Arial" w:hAnsi="Arial"/>
-                <w:b/>
+                <w:rFonts w:ascii="Verdana" w:hAnsi="Verdana"/>
+                <w:b w:val="0"/>
                 <w:sz w:val="16"/>
               </w:rPr>
-              <w:t>Note</w:t>
+              <w:t>ПРИМЕЧАНИЕ</w:t>
             </w:r>
           </w:p>
         </w:tc>
@@ -2596,7 +2626,7 @@
             <w:r/>
             <w:r>
               <w:rPr>
-                <w:rFonts w:ascii="Arial" w:hAnsi="Arial"/>
+                <w:rFonts w:ascii="Verdana" w:hAnsi="Verdana"/>
                 <w:b w:val="0"/>
                 <w:sz w:val="16"/>
               </w:rPr>
@@ -2612,7 +2642,7 @@
             <w:r/>
             <w:r>
               <w:rPr>
-                <w:rFonts w:ascii="Arial" w:hAnsi="Arial"/>
+                <w:rFonts w:ascii="Verdana" w:hAnsi="Verdana"/>
                 <w:b w:val="0"/>
                 <w:sz w:val="16"/>
               </w:rPr>
@@ -2628,7 +2658,7 @@
             <w:r/>
             <w:r>
               <w:rPr>
-                <w:rFonts w:ascii="Arial" w:hAnsi="Arial"/>
+                <w:rFonts w:ascii="Verdana" w:hAnsi="Verdana"/>
                 <w:b w:val="0"/>
                 <w:sz w:val="16"/>
               </w:rPr>
@@ -2645,7 +2675,7 @@
             <w:r/>
             <w:r>
               <w:rPr>
-                <w:rFonts w:ascii="Arial" w:hAnsi="Arial"/>
+                <w:rFonts w:ascii="Verdana" w:hAnsi="Verdana"/>
                 <w:b w:val="0"/>
                 <w:sz w:val="16"/>
               </w:rPr>
@@ -2661,7 +2691,7 @@
             <w:r/>
             <w:r>
               <w:rPr>
-                <w:rFonts w:ascii="Arial" w:hAnsi="Arial"/>
+                <w:rFonts w:ascii="Verdana" w:hAnsi="Verdana"/>
                 <w:b w:val="0"/>
                 <w:sz w:val="16"/>
               </w:rPr>
@@ -2677,7 +2707,7 @@
             <w:r/>
             <w:r>
               <w:rPr>
-                <w:rFonts w:ascii="Arial" w:hAnsi="Arial"/>
+                <w:rFonts w:ascii="Verdana" w:hAnsi="Verdana"/>
                 <w:b w:val="0"/>
                 <w:sz w:val="16"/>
               </w:rPr>
@@ -2694,7 +2724,7 @@
             <w:r/>
             <w:r>
               <w:rPr>
-                <w:rFonts w:ascii="Arial" w:hAnsi="Arial"/>
+                <w:rFonts w:ascii="Verdana" w:hAnsi="Verdana"/>
                 <w:b w:val="0"/>
                 <w:sz w:val="16"/>
               </w:rPr>
@@ -2710,7 +2740,7 @@
             <w:r/>
             <w:r>
               <w:rPr>
-                <w:rFonts w:ascii="Arial" w:hAnsi="Arial"/>
+                <w:rFonts w:ascii="Verdana" w:hAnsi="Verdana"/>
                 <w:b w:val="0"/>
                 <w:sz w:val="16"/>
               </w:rPr>
@@ -2726,7 +2756,7 @@
             <w:r/>
             <w:r>
               <w:rPr>
-                <w:rFonts w:ascii="Arial" w:hAnsi="Arial"/>
+                <w:rFonts w:ascii="Verdana" w:hAnsi="Verdana"/>
                 <w:b w:val="0"/>
                 <w:sz w:val="16"/>
               </w:rPr>
@@ -2743,7 +2773,7 @@
             <w:r/>
             <w:r>
               <w:rPr>
-                <w:rFonts w:ascii="Arial" w:hAnsi="Arial"/>
+                <w:rFonts w:ascii="Verdana" w:hAnsi="Verdana"/>
                 <w:b w:val="0"/>
                 <w:sz w:val="16"/>
               </w:rPr>
@@ -2759,7 +2789,7 @@
             <w:r/>
             <w:r>
               <w:rPr>
-                <w:rFonts w:ascii="Arial" w:hAnsi="Arial"/>
+                <w:rFonts w:ascii="Verdana" w:hAnsi="Verdana"/>
                 <w:b w:val="0"/>
                 <w:sz w:val="16"/>
               </w:rPr>
@@ -2775,7 +2805,7 @@
             <w:r/>
             <w:r>
               <w:rPr>
-                <w:rFonts w:ascii="Arial" w:hAnsi="Arial"/>
+                <w:rFonts w:ascii="Verdana" w:hAnsi="Verdana"/>
                 <w:b w:val="0"/>
                 <w:sz w:val="16"/>
               </w:rPr>
@@ -2792,7 +2822,7 @@
             <w:r/>
             <w:r>
               <w:rPr>
-                <w:rFonts w:ascii="Arial" w:hAnsi="Arial"/>
+                <w:rFonts w:ascii="Verdana" w:hAnsi="Verdana"/>
                 <w:b w:val="0"/>
                 <w:sz w:val="16"/>
               </w:rPr>
@@ -2808,7 +2838,7 @@
             <w:r/>
             <w:r>
               <w:rPr>
-                <w:rFonts w:ascii="Arial" w:hAnsi="Arial"/>
+                <w:rFonts w:ascii="Verdana" w:hAnsi="Verdana"/>
                 <w:b w:val="0"/>
                 <w:sz w:val="16"/>
               </w:rPr>
@@ -2824,7 +2854,7 @@
             <w:r/>
             <w:r>
               <w:rPr>
-                <w:rFonts w:ascii="Arial" w:hAnsi="Arial"/>
+                <w:rFonts w:ascii="Verdana" w:hAnsi="Verdana"/>
                 <w:b w:val="0"/>
                 <w:sz w:val="16"/>
               </w:rPr>
@@ -2841,7 +2871,7 @@
             <w:r/>
             <w:r>
               <w:rPr>
-                <w:rFonts w:ascii="Arial" w:hAnsi="Arial"/>
+                <w:rFonts w:ascii="Verdana" w:hAnsi="Verdana"/>
                 <w:b w:val="0"/>
                 <w:sz w:val="16"/>
               </w:rPr>
@@ -2857,7 +2887,7 @@
             <w:r/>
             <w:r>
               <w:rPr>
-                <w:rFonts w:ascii="Arial" w:hAnsi="Arial"/>
+                <w:rFonts w:ascii="Verdana" w:hAnsi="Verdana"/>
                 <w:b w:val="0"/>
                 <w:sz w:val="16"/>
               </w:rPr>
@@ -2873,7 +2903,7 @@
             <w:r/>
             <w:r>
               <w:rPr>
-                <w:rFonts w:ascii="Arial" w:hAnsi="Arial"/>
+                <w:rFonts w:ascii="Verdana" w:hAnsi="Verdana"/>
                 <w:b w:val="0"/>
                 <w:sz w:val="16"/>
               </w:rPr>
@@ -2890,7 +2920,7 @@
             <w:r/>
             <w:r>
               <w:rPr>
-                <w:rFonts w:ascii="Arial" w:hAnsi="Arial"/>
+                <w:rFonts w:ascii="Verdana" w:hAnsi="Verdana"/>
                 <w:b w:val="0"/>
                 <w:sz w:val="16"/>
               </w:rPr>
@@ -2906,7 +2936,7 @@
             <w:r/>
             <w:r>
               <w:rPr>
-                <w:rFonts w:ascii="Arial" w:hAnsi="Arial"/>
+                <w:rFonts w:ascii="Verdana" w:hAnsi="Verdana"/>
                 <w:b w:val="0"/>
                 <w:sz w:val="16"/>
               </w:rPr>
@@ -2922,7 +2952,7 @@
             <w:r/>
             <w:r>
               <w:rPr>
-                <w:rFonts w:ascii="Arial" w:hAnsi="Arial"/>
+                <w:rFonts w:ascii="Verdana" w:hAnsi="Verdana"/>
                 <w:b w:val="0"/>
                 <w:sz w:val="16"/>
               </w:rPr>
@@ -2939,7 +2969,7 @@
             <w:r/>
             <w:r>
               <w:rPr>
-                <w:rFonts w:ascii="Arial" w:hAnsi="Arial"/>
+                <w:rFonts w:ascii="Verdana" w:hAnsi="Verdana"/>
                 <w:b w:val="0"/>
                 <w:sz w:val="16"/>
               </w:rPr>
@@ -2955,7 +2985,7 @@
             <w:r/>
             <w:r>
               <w:rPr>
-                <w:rFonts w:ascii="Arial" w:hAnsi="Arial"/>
+                <w:rFonts w:ascii="Verdana" w:hAnsi="Verdana"/>
                 <w:b w:val="0"/>
                 <w:sz w:val="16"/>
               </w:rPr>
@@ -2971,7 +3001,7 @@
             <w:r/>
             <w:r>
               <w:rPr>
-                <w:rFonts w:ascii="Arial" w:hAnsi="Arial"/>
+                <w:rFonts w:ascii="Verdana" w:hAnsi="Verdana"/>
                 <w:b w:val="0"/>
                 <w:sz w:val="16"/>
               </w:rPr>
@@ -2984,7 +3014,7 @@
     <w:p>
       <w:r>
         <w:rPr>
-          <w:rFonts w:ascii="Arial" w:hAnsi="Arial"/>
+          <w:rFonts w:ascii="Verdana" w:hAnsi="Verdana"/>
           <w:b/>
           <w:sz w:val="18"/>
         </w:rPr>
@@ -2997,6 +3027,20 @@
         <w:tblW w:type="auto" w:w="0"/>
         <w:jc w:val="center"/>
         <w:tblLook w:firstColumn="1" w:firstRow="1" w:lastColumn="0" w:lastRow="0" w:noHBand="0" w:noVBand="1" w:val="04A0"/>
+        <w:tblBorders>
+          <w:top w:val="single" w:sz="4" w:space="0" w:color="595959"/>
+          <w:left w:val="single" w:sz="4" w:space="0" w:color="595959"/>
+          <w:bottom w:val="single" w:sz="4" w:space="0" w:color="595959"/>
+          <w:right w:val="single" w:sz="4" w:space="0" w:color="595959"/>
+          <w:insideH w:val="single" w:sz="4" w:space="0" w:color="595959"/>
+          <w:insideV w:val="single" w:sz="4" w:space="0" w:color="595959"/>
+        </w:tblBorders>
+        <w:tblCellMar>
+          <w:top w:w="85" w:type="dxa"/>
+          <w:left w:w="85" w:type="dxa"/>
+          <w:bottom w:w="85" w:type="dxa"/>
+          <w:right w:w="85" w:type="dxa"/>
+        </w:tblCellMar>
       </w:tblPr>
       <w:tblGrid>
         <w:gridCol w:w="5046"/>
@@ -3006,61 +3050,52 @@
       <w:tr>
         <w:tc>
           <w:tcPr>
-            <w:tcW w:type="dxa" w:w="5046"/>
-            <w:shd w:val="clear" w:color="auto" w:fill="D9E2F3"/>
+            <w:tcW w:type="dxa" w:w="1134"/>
+            <w:shd w:val="clear" w:color="auto" w:fill="D9D9D9"/>
           </w:tcPr>
           <w:p>
-            <w:pPr>
-              <w:jc w:val="center"/>
-            </w:pPr>
             <w:r/>
             <w:r>
               <w:rPr>
-                <w:rFonts w:ascii="Arial" w:hAnsi="Arial"/>
-                <w:b/>
+                <w:rFonts w:ascii="Verdana" w:hAnsi="Verdana"/>
+                <w:b w:val="0"/>
                 <w:sz w:val="16"/>
               </w:rPr>
-              <w:t>Code Figure</w:t>
+              <w:t>КОДОВАЯ ЦИФРА</w:t>
             </w:r>
           </w:p>
         </w:tc>
         <w:tc>
           <w:tcPr>
             <w:tcW w:type="dxa" w:w="5046"/>
-            <w:shd w:val="clear" w:color="auto" w:fill="D9E2F3"/>
+            <w:shd w:val="clear" w:color="auto" w:fill="D9D9D9"/>
           </w:tcPr>
           <w:p>
-            <w:pPr>
-              <w:jc w:val="center"/>
-            </w:pPr>
             <w:r/>
             <w:r>
               <w:rPr>
-                <w:rFonts w:ascii="Arial" w:hAnsi="Arial"/>
-                <w:b/>
+                <w:rFonts w:ascii="Verdana" w:hAnsi="Verdana"/>
+                <w:b w:val="0"/>
                 <w:sz w:val="16"/>
               </w:rPr>
-              <w:t>Entry Name</w:t>
+              <w:t>ЗНАЧЕНИЕ</w:t>
             </w:r>
           </w:p>
         </w:tc>
         <w:tc>
           <w:tcPr>
             <w:tcW w:type="dxa" w:w="5046"/>
-            <w:shd w:val="clear" w:color="auto" w:fill="D9E2F3"/>
+            <w:shd w:val="clear" w:color="auto" w:fill="D9D9D9"/>
           </w:tcPr>
           <w:p>
-            <w:pPr>
-              <w:jc w:val="center"/>
-            </w:pPr>
             <w:r/>
             <w:r>
               <w:rPr>
-                <w:rFonts w:ascii="Arial" w:hAnsi="Arial"/>
-                <w:b/>
+                <w:rFonts w:ascii="Verdana" w:hAnsi="Verdana"/>
+                <w:b w:val="0"/>
                 <w:sz w:val="16"/>
               </w:rPr>
-              <w:t>Note</w:t>
+              <w:t>ПРИМЕЧАНИЕ</w:t>
             </w:r>
           </w:p>
         </w:tc>
@@ -3074,7 +3109,7 @@
             <w:r/>
             <w:r>
               <w:rPr>
-                <w:rFonts w:ascii="Arial" w:hAnsi="Arial"/>
+                <w:rFonts w:ascii="Verdana" w:hAnsi="Verdana"/>
                 <w:b w:val="0"/>
                 <w:sz w:val="16"/>
               </w:rPr>
@@ -3090,7 +3125,7 @@
             <w:r/>
             <w:r>
               <w:rPr>
-                <w:rFonts w:ascii="Arial" w:hAnsi="Arial"/>
+                <w:rFonts w:ascii="Verdana" w:hAnsi="Verdana"/>
                 <w:b w:val="0"/>
                 <w:sz w:val="16"/>
               </w:rPr>
@@ -3106,7 +3141,7 @@
             <w:r/>
             <w:r>
               <w:rPr>
-                <w:rFonts w:ascii="Arial" w:hAnsi="Arial"/>
+                <w:rFonts w:ascii="Verdana" w:hAnsi="Verdana"/>
                 <w:b w:val="0"/>
                 <w:sz w:val="16"/>
               </w:rPr>
@@ -3123,7 +3158,7 @@
             <w:r/>
             <w:r>
               <w:rPr>
-                <w:rFonts w:ascii="Arial" w:hAnsi="Arial"/>
+                <w:rFonts w:ascii="Verdana" w:hAnsi="Verdana"/>
                 <w:b w:val="0"/>
                 <w:sz w:val="16"/>
               </w:rPr>
@@ -3139,7 +3174,7 @@
             <w:r/>
             <w:r>
               <w:rPr>
-                <w:rFonts w:ascii="Arial" w:hAnsi="Arial"/>
+                <w:rFonts w:ascii="Verdana" w:hAnsi="Verdana"/>
                 <w:b w:val="0"/>
                 <w:sz w:val="16"/>
               </w:rPr>
@@ -3155,7 +3190,7 @@
             <w:r/>
             <w:r>
               <w:rPr>
-                <w:rFonts w:ascii="Arial" w:hAnsi="Arial"/>
+                <w:rFonts w:ascii="Verdana" w:hAnsi="Verdana"/>
                 <w:b w:val="0"/>
                 <w:sz w:val="16"/>
               </w:rPr>
@@ -3172,7 +3207,7 @@
             <w:r/>
             <w:r>
               <w:rPr>
-                <w:rFonts w:ascii="Arial" w:hAnsi="Arial"/>
+                <w:rFonts w:ascii="Verdana" w:hAnsi="Verdana"/>
                 <w:b w:val="0"/>
                 <w:sz w:val="16"/>
               </w:rPr>
@@ -3188,7 +3223,7 @@
             <w:r/>
             <w:r>
               <w:rPr>
-                <w:rFonts w:ascii="Arial" w:hAnsi="Arial"/>
+                <w:rFonts w:ascii="Verdana" w:hAnsi="Verdana"/>
                 <w:b w:val="0"/>
                 <w:sz w:val="16"/>
               </w:rPr>
@@ -3204,7 +3239,7 @@
             <w:r/>
             <w:r>
               <w:rPr>
-                <w:rFonts w:ascii="Arial" w:hAnsi="Arial"/>
+                <w:rFonts w:ascii="Verdana" w:hAnsi="Verdana"/>
                 <w:b w:val="0"/>
                 <w:sz w:val="16"/>
               </w:rPr>
@@ -3221,7 +3256,7 @@
             <w:r/>
             <w:r>
               <w:rPr>
-                <w:rFonts w:ascii="Arial" w:hAnsi="Arial"/>
+                <w:rFonts w:ascii="Verdana" w:hAnsi="Verdana"/>
                 <w:b w:val="0"/>
                 <w:sz w:val="16"/>
               </w:rPr>
@@ -3237,7 +3272,7 @@
             <w:r/>
             <w:r>
               <w:rPr>
-                <w:rFonts w:ascii="Arial" w:hAnsi="Arial"/>
+                <w:rFonts w:ascii="Verdana" w:hAnsi="Verdana"/>
                 <w:b w:val="0"/>
                 <w:sz w:val="16"/>
               </w:rPr>
@@ -3253,7 +3288,7 @@
             <w:r/>
             <w:r>
               <w:rPr>
-                <w:rFonts w:ascii="Arial" w:hAnsi="Arial"/>
+                <w:rFonts w:ascii="Verdana" w:hAnsi="Verdana"/>
                 <w:b w:val="0"/>
                 <w:sz w:val="16"/>
               </w:rPr>
@@ -3270,7 +3305,7 @@
             <w:r/>
             <w:r>
               <w:rPr>
-                <w:rFonts w:ascii="Arial" w:hAnsi="Arial"/>
+                <w:rFonts w:ascii="Verdana" w:hAnsi="Verdana"/>
                 <w:b w:val="0"/>
                 <w:sz w:val="16"/>
               </w:rPr>
@@ -3286,7 +3321,7 @@
             <w:r/>
             <w:r>
               <w:rPr>
-                <w:rFonts w:ascii="Arial" w:hAnsi="Arial"/>
+                <w:rFonts w:ascii="Verdana" w:hAnsi="Verdana"/>
                 <w:b w:val="0"/>
                 <w:sz w:val="16"/>
               </w:rPr>
@@ -3302,7 +3337,7 @@
             <w:r/>
             <w:r>
               <w:rPr>
-                <w:rFonts w:ascii="Arial" w:hAnsi="Arial"/>
+                <w:rFonts w:ascii="Verdana" w:hAnsi="Verdana"/>
                 <w:b w:val="0"/>
                 <w:sz w:val="16"/>
               </w:rPr>
@@ -3319,7 +3354,7 @@
             <w:r/>
             <w:r>
               <w:rPr>
-                <w:rFonts w:ascii="Arial" w:hAnsi="Arial"/>
+                <w:rFonts w:ascii="Verdana" w:hAnsi="Verdana"/>
                 <w:b w:val="0"/>
                 <w:sz w:val="16"/>
               </w:rPr>
@@ -3335,7 +3370,7 @@
             <w:r/>
             <w:r>
               <w:rPr>
-                <w:rFonts w:ascii="Arial" w:hAnsi="Arial"/>
+                <w:rFonts w:ascii="Verdana" w:hAnsi="Verdana"/>
                 <w:b w:val="0"/>
                 <w:sz w:val="16"/>
               </w:rPr>
@@ -3351,7 +3386,7 @@
             <w:r/>
             <w:r>
               <w:rPr>
-                <w:rFonts w:ascii="Arial" w:hAnsi="Arial"/>
+                <w:rFonts w:ascii="Verdana" w:hAnsi="Verdana"/>
                 <w:b w:val="0"/>
                 <w:sz w:val="16"/>
               </w:rPr>
@@ -3364,7 +3399,7 @@
     <w:p>
       <w:r>
         <w:rPr>
-          <w:rFonts w:ascii="Arial" w:hAnsi="Arial"/>
+          <w:rFonts w:ascii="Verdana" w:hAnsi="Verdana"/>
           <w:b/>
           <w:sz w:val="18"/>
         </w:rPr>
@@ -3377,6 +3412,20 @@
         <w:tblW w:type="auto" w:w="0"/>
         <w:jc w:val="center"/>
         <w:tblLook w:firstColumn="1" w:firstRow="1" w:lastColumn="0" w:lastRow="0" w:noHBand="0" w:noVBand="1" w:val="04A0"/>
+        <w:tblBorders>
+          <w:top w:val="single" w:sz="4" w:space="0" w:color="595959"/>
+          <w:left w:val="single" w:sz="4" w:space="0" w:color="595959"/>
+          <w:bottom w:val="single" w:sz="4" w:space="0" w:color="595959"/>
+          <w:right w:val="single" w:sz="4" w:space="0" w:color="595959"/>
+          <w:insideH w:val="single" w:sz="4" w:space="0" w:color="595959"/>
+          <w:insideV w:val="single" w:sz="4" w:space="0" w:color="595959"/>
+        </w:tblBorders>
+        <w:tblCellMar>
+          <w:top w:w="85" w:type="dxa"/>
+          <w:left w:w="85" w:type="dxa"/>
+          <w:bottom w:w="85" w:type="dxa"/>
+          <w:right w:w="85" w:type="dxa"/>
+        </w:tblCellMar>
       </w:tblPr>
       <w:tblGrid>
         <w:gridCol w:w="5046"/>
@@ -3386,61 +3435,52 @@
       <w:tr>
         <w:tc>
           <w:tcPr>
-            <w:tcW w:type="dxa" w:w="5046"/>
-            <w:shd w:val="clear" w:color="auto" w:fill="D9E2F3"/>
+            <w:tcW w:type="dxa" w:w="1134"/>
+            <w:shd w:val="clear" w:color="auto" w:fill="D9D9D9"/>
           </w:tcPr>
           <w:p>
-            <w:pPr>
-              <w:jc w:val="center"/>
-            </w:pPr>
             <w:r/>
             <w:r>
               <w:rPr>
-                <w:rFonts w:ascii="Arial" w:hAnsi="Arial"/>
-                <w:b/>
+                <w:rFonts w:ascii="Verdana" w:hAnsi="Verdana"/>
+                <w:b w:val="0"/>
                 <w:sz w:val="16"/>
               </w:rPr>
-              <w:t>Code Figure</w:t>
+              <w:t>КОДОВАЯ ЦИФРА</w:t>
             </w:r>
           </w:p>
         </w:tc>
         <w:tc>
           <w:tcPr>
             <w:tcW w:type="dxa" w:w="5046"/>
-            <w:shd w:val="clear" w:color="auto" w:fill="D9E2F3"/>
+            <w:shd w:val="clear" w:color="auto" w:fill="D9D9D9"/>
           </w:tcPr>
           <w:p>
-            <w:pPr>
-              <w:jc w:val="center"/>
-            </w:pPr>
             <w:r/>
             <w:r>
               <w:rPr>
-                <w:rFonts w:ascii="Arial" w:hAnsi="Arial"/>
-                <w:b/>
+                <w:rFonts w:ascii="Verdana" w:hAnsi="Verdana"/>
+                <w:b w:val="0"/>
                 <w:sz w:val="16"/>
               </w:rPr>
-              <w:t>Entry Name</w:t>
+              <w:t>ЗНАЧЕНИЕ</w:t>
             </w:r>
           </w:p>
         </w:tc>
         <w:tc>
           <w:tcPr>
             <w:tcW w:type="dxa" w:w="5046"/>
-            <w:shd w:val="clear" w:color="auto" w:fill="D9E2F3"/>
+            <w:shd w:val="clear" w:color="auto" w:fill="D9D9D9"/>
           </w:tcPr>
           <w:p>
-            <w:pPr>
-              <w:jc w:val="center"/>
-            </w:pPr>
             <w:r/>
             <w:r>
               <w:rPr>
-                <w:rFonts w:ascii="Arial" w:hAnsi="Arial"/>
-                <w:b/>
+                <w:rFonts w:ascii="Verdana" w:hAnsi="Verdana"/>
+                <w:b w:val="0"/>
                 <w:sz w:val="16"/>
               </w:rPr>
-              <w:t>Note</w:t>
+              <w:t>ПРИМЕЧАНИЕ</w:t>
             </w:r>
           </w:p>
         </w:tc>
@@ -3454,7 +3494,7 @@
             <w:r/>
             <w:r>
               <w:rPr>
-                <w:rFonts w:ascii="Arial" w:hAnsi="Arial"/>
+                <w:rFonts w:ascii="Verdana" w:hAnsi="Verdana"/>
                 <w:b w:val="0"/>
                 <w:sz w:val="16"/>
               </w:rPr>
@@ -3470,7 +3510,7 @@
             <w:r/>
             <w:r>
               <w:rPr>
-                <w:rFonts w:ascii="Arial" w:hAnsi="Arial"/>
+                <w:rFonts w:ascii="Verdana" w:hAnsi="Verdana"/>
                 <w:b w:val="0"/>
                 <w:sz w:val="16"/>
               </w:rPr>
@@ -3486,7 +3526,7 @@
             <w:r/>
             <w:r>
               <w:rPr>
-                <w:rFonts w:ascii="Arial" w:hAnsi="Arial"/>
+                <w:rFonts w:ascii="Verdana" w:hAnsi="Verdana"/>
                 <w:b w:val="0"/>
                 <w:sz w:val="16"/>
               </w:rPr>
@@ -3503,7 +3543,7 @@
             <w:r/>
             <w:r>
               <w:rPr>
-                <w:rFonts w:ascii="Arial" w:hAnsi="Arial"/>
+                <w:rFonts w:ascii="Verdana" w:hAnsi="Verdana"/>
                 <w:b w:val="0"/>
                 <w:sz w:val="16"/>
               </w:rPr>
@@ -3519,7 +3559,7 @@
             <w:r/>
             <w:r>
               <w:rPr>
-                <w:rFonts w:ascii="Arial" w:hAnsi="Arial"/>
+                <w:rFonts w:ascii="Verdana" w:hAnsi="Verdana"/>
                 <w:b w:val="0"/>
                 <w:sz w:val="16"/>
               </w:rPr>
@@ -3535,7 +3575,7 @@
             <w:r/>
             <w:r>
               <w:rPr>
-                <w:rFonts w:ascii="Arial" w:hAnsi="Arial"/>
+                <w:rFonts w:ascii="Verdana" w:hAnsi="Verdana"/>
                 <w:b w:val="0"/>
                 <w:sz w:val="16"/>
               </w:rPr>
@@ -3552,7 +3592,7 @@
             <w:r/>
             <w:r>
               <w:rPr>
-                <w:rFonts w:ascii="Arial" w:hAnsi="Arial"/>
+                <w:rFonts w:ascii="Verdana" w:hAnsi="Verdana"/>
                 <w:b w:val="0"/>
                 <w:sz w:val="16"/>
               </w:rPr>
@@ -3568,7 +3608,7 @@
             <w:r/>
             <w:r>
               <w:rPr>
-                <w:rFonts w:ascii="Arial" w:hAnsi="Arial"/>
+                <w:rFonts w:ascii="Verdana" w:hAnsi="Verdana"/>
                 <w:b w:val="0"/>
                 <w:sz w:val="16"/>
               </w:rPr>
@@ -3584,7 +3624,7 @@
             <w:r/>
             <w:r>
               <w:rPr>
-                <w:rFonts w:ascii="Arial" w:hAnsi="Arial"/>
+                <w:rFonts w:ascii="Verdana" w:hAnsi="Verdana"/>
                 <w:b w:val="0"/>
                 <w:sz w:val="16"/>
               </w:rPr>
@@ -3601,7 +3641,7 @@
             <w:r/>
             <w:r>
               <w:rPr>
-                <w:rFonts w:ascii="Arial" w:hAnsi="Arial"/>
+                <w:rFonts w:ascii="Verdana" w:hAnsi="Verdana"/>
                 <w:b w:val="0"/>
                 <w:sz w:val="16"/>
               </w:rPr>
@@ -3617,7 +3657,7 @@
             <w:r/>
             <w:r>
               <w:rPr>
-                <w:rFonts w:ascii="Arial" w:hAnsi="Arial"/>
+                <w:rFonts w:ascii="Verdana" w:hAnsi="Verdana"/>
                 <w:b w:val="0"/>
                 <w:sz w:val="16"/>
               </w:rPr>
@@ -3633,7 +3673,7 @@
             <w:r/>
             <w:r>
               <w:rPr>
-                <w:rFonts w:ascii="Arial" w:hAnsi="Arial"/>
+                <w:rFonts w:ascii="Verdana" w:hAnsi="Verdana"/>
                 <w:b w:val="0"/>
                 <w:sz w:val="16"/>
               </w:rPr>
@@ -3646,7 +3686,7 @@
     <w:p>
       <w:r>
         <w:rPr>
-          <w:rFonts w:ascii="Arial" w:hAnsi="Arial"/>
+          <w:rFonts w:ascii="Verdana" w:hAnsi="Verdana"/>
           <w:b/>
           <w:sz w:val="18"/>
         </w:rPr>
@@ -3659,6 +3699,20 @@
         <w:tblW w:type="auto" w:w="0"/>
         <w:jc w:val="center"/>
         <w:tblLook w:firstColumn="1" w:firstRow="1" w:lastColumn="0" w:lastRow="0" w:noHBand="0" w:noVBand="1" w:val="04A0"/>
+        <w:tblBorders>
+          <w:top w:val="single" w:sz="4" w:space="0" w:color="595959"/>
+          <w:left w:val="single" w:sz="4" w:space="0" w:color="595959"/>
+          <w:bottom w:val="single" w:sz="4" w:space="0" w:color="595959"/>
+          <w:right w:val="single" w:sz="4" w:space="0" w:color="595959"/>
+          <w:insideH w:val="single" w:sz="4" w:space="0" w:color="595959"/>
+          <w:insideV w:val="single" w:sz="4" w:space="0" w:color="595959"/>
+        </w:tblBorders>
+        <w:tblCellMar>
+          <w:top w:w="85" w:type="dxa"/>
+          <w:left w:w="85" w:type="dxa"/>
+          <w:bottom w:w="85" w:type="dxa"/>
+          <w:right w:w="85" w:type="dxa"/>
+        </w:tblCellMar>
       </w:tblPr>
       <w:tblGrid>
         <w:gridCol w:w="5046"/>
@@ -3668,61 +3722,52 @@
       <w:tr>
         <w:tc>
           <w:tcPr>
-            <w:tcW w:type="dxa" w:w="5046"/>
-            <w:shd w:val="clear" w:color="auto" w:fill="D9E2F3"/>
+            <w:tcW w:type="dxa" w:w="1134"/>
+            <w:shd w:val="clear" w:color="auto" w:fill="D9D9D9"/>
           </w:tcPr>
           <w:p>
-            <w:pPr>
-              <w:jc w:val="center"/>
-            </w:pPr>
             <w:r/>
             <w:r>
               <w:rPr>
-                <w:rFonts w:ascii="Arial" w:hAnsi="Arial"/>
-                <w:b/>
+                <w:rFonts w:ascii="Verdana" w:hAnsi="Verdana"/>
+                <w:b w:val="0"/>
                 <w:sz w:val="16"/>
               </w:rPr>
-              <w:t>Code Figure</w:t>
+              <w:t>КОДОВАЯ ЦИФРА</w:t>
             </w:r>
           </w:p>
         </w:tc>
         <w:tc>
           <w:tcPr>
             <w:tcW w:type="dxa" w:w="5046"/>
-            <w:shd w:val="clear" w:color="auto" w:fill="D9E2F3"/>
+            <w:shd w:val="clear" w:color="auto" w:fill="D9D9D9"/>
           </w:tcPr>
           <w:p>
-            <w:pPr>
-              <w:jc w:val="center"/>
-            </w:pPr>
             <w:r/>
             <w:r>
               <w:rPr>
-                <w:rFonts w:ascii="Arial" w:hAnsi="Arial"/>
-                <w:b/>
+                <w:rFonts w:ascii="Verdana" w:hAnsi="Verdana"/>
+                <w:b w:val="0"/>
                 <w:sz w:val="16"/>
               </w:rPr>
-              <w:t>Entry Name</w:t>
+              <w:t>ЗНАЧЕНИЕ</w:t>
             </w:r>
           </w:p>
         </w:tc>
         <w:tc>
           <w:tcPr>
             <w:tcW w:type="dxa" w:w="5046"/>
-            <w:shd w:val="clear" w:color="auto" w:fill="D9E2F3"/>
+            <w:shd w:val="clear" w:color="auto" w:fill="D9D9D9"/>
           </w:tcPr>
           <w:p>
-            <w:pPr>
-              <w:jc w:val="center"/>
-            </w:pPr>
             <w:r/>
             <w:r>
               <w:rPr>
-                <w:rFonts w:ascii="Arial" w:hAnsi="Arial"/>
-                <w:b/>
+                <w:rFonts w:ascii="Verdana" w:hAnsi="Verdana"/>
+                <w:b w:val="0"/>
                 <w:sz w:val="16"/>
               </w:rPr>
-              <w:t>Note</w:t>
+              <w:t>ПРИМЕЧАНИЕ</w:t>
             </w:r>
           </w:p>
         </w:tc>
@@ -3736,7 +3781,7 @@
             <w:r/>
             <w:r>
               <w:rPr>
-                <w:rFonts w:ascii="Arial" w:hAnsi="Arial"/>
+                <w:rFonts w:ascii="Verdana" w:hAnsi="Verdana"/>
                 <w:b w:val="0"/>
                 <w:sz w:val="16"/>
               </w:rPr>
@@ -3752,7 +3797,7 @@
             <w:r/>
             <w:r>
               <w:rPr>
-                <w:rFonts w:ascii="Arial" w:hAnsi="Arial"/>
+                <w:rFonts w:ascii="Verdana" w:hAnsi="Verdana"/>
                 <w:b w:val="0"/>
                 <w:sz w:val="16"/>
               </w:rPr>
@@ -3768,7 +3813,7 @@
             <w:r/>
             <w:r>
               <w:rPr>
-                <w:rFonts w:ascii="Arial" w:hAnsi="Arial"/>
+                <w:rFonts w:ascii="Verdana" w:hAnsi="Verdana"/>
                 <w:b w:val="0"/>
                 <w:sz w:val="16"/>
               </w:rPr>
@@ -3785,7 +3830,7 @@
             <w:r/>
             <w:r>
               <w:rPr>
-                <w:rFonts w:ascii="Arial" w:hAnsi="Arial"/>
+                <w:rFonts w:ascii="Verdana" w:hAnsi="Verdana"/>
                 <w:b w:val="0"/>
                 <w:sz w:val="16"/>
               </w:rPr>
@@ -3801,7 +3846,7 @@
             <w:r/>
             <w:r>
               <w:rPr>
-                <w:rFonts w:ascii="Arial" w:hAnsi="Arial"/>
+                <w:rFonts w:ascii="Verdana" w:hAnsi="Verdana"/>
                 <w:b w:val="0"/>
                 <w:sz w:val="16"/>
               </w:rPr>
@@ -3817,7 +3862,7 @@
             <w:r/>
             <w:r>
               <w:rPr>
-                <w:rFonts w:ascii="Arial" w:hAnsi="Arial"/>
+                <w:rFonts w:ascii="Verdana" w:hAnsi="Verdana"/>
                 <w:b w:val="0"/>
                 <w:sz w:val="16"/>
               </w:rPr>
@@ -3834,7 +3879,7 @@
             <w:r/>
             <w:r>
               <w:rPr>
-                <w:rFonts w:ascii="Arial" w:hAnsi="Arial"/>
+                <w:rFonts w:ascii="Verdana" w:hAnsi="Verdana"/>
                 <w:b w:val="0"/>
                 <w:sz w:val="16"/>
               </w:rPr>
@@ -3850,7 +3895,7 @@
             <w:r/>
             <w:r>
               <w:rPr>
-                <w:rFonts w:ascii="Arial" w:hAnsi="Arial"/>
+                <w:rFonts w:ascii="Verdana" w:hAnsi="Verdana"/>
                 <w:b w:val="0"/>
                 <w:sz w:val="16"/>
               </w:rPr>
@@ -3866,7 +3911,7 @@
             <w:r/>
             <w:r>
               <w:rPr>
-                <w:rFonts w:ascii="Arial" w:hAnsi="Arial"/>
+                <w:rFonts w:ascii="Verdana" w:hAnsi="Verdana"/>
                 <w:b w:val="0"/>
                 <w:sz w:val="16"/>
               </w:rPr>
@@ -3883,7 +3928,7 @@
             <w:r/>
             <w:r>
               <w:rPr>
-                <w:rFonts w:ascii="Arial" w:hAnsi="Arial"/>
+                <w:rFonts w:ascii="Verdana" w:hAnsi="Verdana"/>
                 <w:b w:val="0"/>
                 <w:sz w:val="16"/>
               </w:rPr>
@@ -3899,7 +3944,7 @@
             <w:r/>
             <w:r>
               <w:rPr>
-                <w:rFonts w:ascii="Arial" w:hAnsi="Arial"/>
+                <w:rFonts w:ascii="Verdana" w:hAnsi="Verdana"/>
                 <w:b w:val="0"/>
                 <w:sz w:val="16"/>
               </w:rPr>
@@ -3915,7 +3960,7 @@
             <w:r/>
             <w:r>
               <w:rPr>
-                <w:rFonts w:ascii="Arial" w:hAnsi="Arial"/>
+                <w:rFonts w:ascii="Verdana" w:hAnsi="Verdana"/>
                 <w:b w:val="0"/>
                 <w:sz w:val="16"/>
               </w:rPr>
@@ -3928,7 +3973,7 @@
     <w:p>
       <w:r>
         <w:rPr>
-          <w:rFonts w:ascii="Arial" w:hAnsi="Arial"/>
+          <w:rFonts w:ascii="Verdana" w:hAnsi="Verdana"/>
           <w:b/>
           <w:sz w:val="18"/>
         </w:rPr>
@@ -3941,6 +3986,20 @@
         <w:tblW w:type="auto" w:w="0"/>
         <w:jc w:val="center"/>
         <w:tblLook w:firstColumn="1" w:firstRow="1" w:lastColumn="0" w:lastRow="0" w:noHBand="0" w:noVBand="1" w:val="04A0"/>
+        <w:tblBorders>
+          <w:top w:val="single" w:sz="4" w:space="0" w:color="595959"/>
+          <w:left w:val="single" w:sz="4" w:space="0" w:color="595959"/>
+          <w:bottom w:val="single" w:sz="4" w:space="0" w:color="595959"/>
+          <w:right w:val="single" w:sz="4" w:space="0" w:color="595959"/>
+          <w:insideH w:val="single" w:sz="4" w:space="0" w:color="595959"/>
+          <w:insideV w:val="single" w:sz="4" w:space="0" w:color="595959"/>
+        </w:tblBorders>
+        <w:tblCellMar>
+          <w:top w:w="85" w:type="dxa"/>
+          <w:left w:w="85" w:type="dxa"/>
+          <w:bottom w:w="85" w:type="dxa"/>
+          <w:right w:w="85" w:type="dxa"/>
+        </w:tblCellMar>
       </w:tblPr>
       <w:tblGrid>
         <w:gridCol w:w="5046"/>
@@ -3950,61 +4009,52 @@
       <w:tr>
         <w:tc>
           <w:tcPr>
-            <w:tcW w:type="dxa" w:w="5046"/>
-            <w:shd w:val="clear" w:color="auto" w:fill="D9E2F3"/>
+            <w:tcW w:type="dxa" w:w="1134"/>
+            <w:shd w:val="clear" w:color="auto" w:fill="D9D9D9"/>
           </w:tcPr>
           <w:p>
-            <w:pPr>
-              <w:jc w:val="center"/>
-            </w:pPr>
             <w:r/>
             <w:r>
               <w:rPr>
-                <w:rFonts w:ascii="Arial" w:hAnsi="Arial"/>
-                <w:b/>
+                <w:rFonts w:ascii="Verdana" w:hAnsi="Verdana"/>
+                <w:b w:val="0"/>
                 <w:sz w:val="16"/>
               </w:rPr>
-              <w:t>Code Figure</w:t>
+              <w:t>КОДОВАЯ ЦИФРА</w:t>
             </w:r>
           </w:p>
         </w:tc>
         <w:tc>
           <w:tcPr>
             <w:tcW w:type="dxa" w:w="5046"/>
-            <w:shd w:val="clear" w:color="auto" w:fill="D9E2F3"/>
+            <w:shd w:val="clear" w:color="auto" w:fill="D9D9D9"/>
           </w:tcPr>
           <w:p>
-            <w:pPr>
-              <w:jc w:val="center"/>
-            </w:pPr>
             <w:r/>
             <w:r>
               <w:rPr>
-                <w:rFonts w:ascii="Arial" w:hAnsi="Arial"/>
-                <w:b/>
+                <w:rFonts w:ascii="Verdana" w:hAnsi="Verdana"/>
+                <w:b w:val="0"/>
                 <w:sz w:val="16"/>
               </w:rPr>
-              <w:t>Entry Name</w:t>
+              <w:t>ЗНАЧЕНИЕ</w:t>
             </w:r>
           </w:p>
         </w:tc>
         <w:tc>
           <w:tcPr>
             <w:tcW w:type="dxa" w:w="5046"/>
-            <w:shd w:val="clear" w:color="auto" w:fill="D9E2F3"/>
+            <w:shd w:val="clear" w:color="auto" w:fill="D9D9D9"/>
           </w:tcPr>
           <w:p>
-            <w:pPr>
-              <w:jc w:val="center"/>
-            </w:pPr>
             <w:r/>
             <w:r>
               <w:rPr>
-                <w:rFonts w:ascii="Arial" w:hAnsi="Arial"/>
-                <w:b/>
+                <w:rFonts w:ascii="Verdana" w:hAnsi="Verdana"/>
+                <w:b w:val="0"/>
                 <w:sz w:val="16"/>
               </w:rPr>
-              <w:t>Note</w:t>
+              <w:t>ПРИМЕЧАНИЕ</w:t>
             </w:r>
           </w:p>
         </w:tc>
@@ -4018,7 +4068,7 @@
             <w:r/>
             <w:r>
               <w:rPr>
-                <w:rFonts w:ascii="Arial" w:hAnsi="Arial"/>
+                <w:rFonts w:ascii="Verdana" w:hAnsi="Verdana"/>
                 <w:b w:val="0"/>
                 <w:sz w:val="16"/>
               </w:rPr>
@@ -4034,7 +4084,7 @@
             <w:r/>
             <w:r>
               <w:rPr>
-                <w:rFonts w:ascii="Arial" w:hAnsi="Arial"/>
+                <w:rFonts w:ascii="Verdana" w:hAnsi="Verdana"/>
                 <w:b w:val="0"/>
                 <w:sz w:val="16"/>
               </w:rPr>
@@ -4050,7 +4100,7 @@
             <w:r/>
             <w:r>
               <w:rPr>
-                <w:rFonts w:ascii="Arial" w:hAnsi="Arial"/>
+                <w:rFonts w:ascii="Verdana" w:hAnsi="Verdana"/>
                 <w:b w:val="0"/>
                 <w:sz w:val="16"/>
               </w:rPr>
@@ -4067,7 +4117,7 @@
             <w:r/>
             <w:r>
               <w:rPr>
-                <w:rFonts w:ascii="Arial" w:hAnsi="Arial"/>
+                <w:rFonts w:ascii="Verdana" w:hAnsi="Verdana"/>
                 <w:b w:val="0"/>
                 <w:sz w:val="16"/>
               </w:rPr>
@@ -4083,7 +4133,7 @@
             <w:r/>
             <w:r>
               <w:rPr>
-                <w:rFonts w:ascii="Arial" w:hAnsi="Arial"/>
+                <w:rFonts w:ascii="Verdana" w:hAnsi="Verdana"/>
                 <w:b w:val="0"/>
                 <w:sz w:val="16"/>
               </w:rPr>
@@ -4099,7 +4149,7 @@
             <w:r/>
             <w:r>
               <w:rPr>
-                <w:rFonts w:ascii="Arial" w:hAnsi="Arial"/>
+                <w:rFonts w:ascii="Verdana" w:hAnsi="Verdana"/>
                 <w:b w:val="0"/>
                 <w:sz w:val="16"/>
               </w:rPr>
@@ -4116,7 +4166,7 @@
             <w:r/>
             <w:r>
               <w:rPr>
-                <w:rFonts w:ascii="Arial" w:hAnsi="Arial"/>
+                <w:rFonts w:ascii="Verdana" w:hAnsi="Verdana"/>
                 <w:b w:val="0"/>
                 <w:sz w:val="16"/>
               </w:rPr>
@@ -4132,7 +4182,7 @@
             <w:r/>
             <w:r>
               <w:rPr>
-                <w:rFonts w:ascii="Arial" w:hAnsi="Arial"/>
+                <w:rFonts w:ascii="Verdana" w:hAnsi="Verdana"/>
                 <w:b w:val="0"/>
                 <w:sz w:val="16"/>
               </w:rPr>
@@ -4148,7 +4198,7 @@
             <w:r/>
             <w:r>
               <w:rPr>
-                <w:rFonts w:ascii="Arial" w:hAnsi="Arial"/>
+                <w:rFonts w:ascii="Verdana" w:hAnsi="Verdana"/>
                 <w:b w:val="0"/>
                 <w:sz w:val="16"/>
               </w:rPr>
@@ -4165,7 +4215,7 @@
             <w:r/>
             <w:r>
               <w:rPr>
-                <w:rFonts w:ascii="Arial" w:hAnsi="Arial"/>
+                <w:rFonts w:ascii="Verdana" w:hAnsi="Verdana"/>
                 <w:b w:val="0"/>
                 <w:sz w:val="16"/>
               </w:rPr>
@@ -4181,7 +4231,7 @@
             <w:r/>
             <w:r>
               <w:rPr>
-                <w:rFonts w:ascii="Arial" w:hAnsi="Arial"/>
+                <w:rFonts w:ascii="Verdana" w:hAnsi="Verdana"/>
                 <w:b w:val="0"/>
                 <w:sz w:val="16"/>
               </w:rPr>
@@ -4197,7 +4247,7 @@
             <w:r/>
             <w:r>
               <w:rPr>
-                <w:rFonts w:ascii="Arial" w:hAnsi="Arial"/>
+                <w:rFonts w:ascii="Verdana" w:hAnsi="Verdana"/>
                 <w:b w:val="0"/>
                 <w:sz w:val="16"/>
               </w:rPr>
@@ -4210,7 +4260,7 @@
     <w:p>
       <w:r>
         <w:rPr>
-          <w:rFonts w:ascii="Arial" w:hAnsi="Arial"/>
+          <w:rFonts w:ascii="Verdana" w:hAnsi="Verdana"/>
           <w:b/>
           <w:sz w:val="18"/>
         </w:rPr>
@@ -4223,6 +4273,20 @@
         <w:tblW w:type="auto" w:w="0"/>
         <w:jc w:val="center"/>
         <w:tblLook w:firstColumn="1" w:firstRow="1" w:lastColumn="0" w:lastRow="0" w:noHBand="0" w:noVBand="1" w:val="04A0"/>
+        <w:tblBorders>
+          <w:top w:val="single" w:sz="4" w:space="0" w:color="595959"/>
+          <w:left w:val="single" w:sz="4" w:space="0" w:color="595959"/>
+          <w:bottom w:val="single" w:sz="4" w:space="0" w:color="595959"/>
+          <w:right w:val="single" w:sz="4" w:space="0" w:color="595959"/>
+          <w:insideH w:val="single" w:sz="4" w:space="0" w:color="595959"/>
+          <w:insideV w:val="single" w:sz="4" w:space="0" w:color="595959"/>
+        </w:tblBorders>
+        <w:tblCellMar>
+          <w:top w:w="85" w:type="dxa"/>
+          <w:left w:w="85" w:type="dxa"/>
+          <w:bottom w:w="85" w:type="dxa"/>
+          <w:right w:w="85" w:type="dxa"/>
+        </w:tblCellMar>
       </w:tblPr>
       <w:tblGrid>
         <w:gridCol w:w="5046"/>
@@ -4232,61 +4296,52 @@
       <w:tr>
         <w:tc>
           <w:tcPr>
-            <w:tcW w:type="dxa" w:w="5046"/>
-            <w:shd w:val="clear" w:color="auto" w:fill="D9E2F3"/>
+            <w:tcW w:type="dxa" w:w="1134"/>
+            <w:shd w:val="clear" w:color="auto" w:fill="D9D9D9"/>
           </w:tcPr>
           <w:p>
-            <w:pPr>
-              <w:jc w:val="center"/>
-            </w:pPr>
             <w:r/>
             <w:r>
               <w:rPr>
-                <w:rFonts w:ascii="Arial" w:hAnsi="Arial"/>
-                <w:b/>
+                <w:rFonts w:ascii="Verdana" w:hAnsi="Verdana"/>
+                <w:b w:val="0"/>
                 <w:sz w:val="16"/>
               </w:rPr>
-              <w:t>Code Figure</w:t>
+              <w:t>КОДОВАЯ ЦИФРА</w:t>
             </w:r>
           </w:p>
         </w:tc>
         <w:tc>
           <w:tcPr>
             <w:tcW w:type="dxa" w:w="5046"/>
-            <w:shd w:val="clear" w:color="auto" w:fill="D9E2F3"/>
+            <w:shd w:val="clear" w:color="auto" w:fill="D9D9D9"/>
           </w:tcPr>
           <w:p>
-            <w:pPr>
-              <w:jc w:val="center"/>
-            </w:pPr>
             <w:r/>
             <w:r>
               <w:rPr>
-                <w:rFonts w:ascii="Arial" w:hAnsi="Arial"/>
-                <w:b/>
+                <w:rFonts w:ascii="Verdana" w:hAnsi="Verdana"/>
+                <w:b w:val="0"/>
                 <w:sz w:val="16"/>
               </w:rPr>
-              <w:t>Entry Name</w:t>
+              <w:t>ЗНАЧЕНИЕ</w:t>
             </w:r>
           </w:p>
         </w:tc>
         <w:tc>
           <w:tcPr>
             <w:tcW w:type="dxa" w:w="5046"/>
-            <w:shd w:val="clear" w:color="auto" w:fill="D9E2F3"/>
+            <w:shd w:val="clear" w:color="auto" w:fill="D9D9D9"/>
           </w:tcPr>
           <w:p>
-            <w:pPr>
-              <w:jc w:val="center"/>
-            </w:pPr>
             <w:r/>
             <w:r>
               <w:rPr>
-                <w:rFonts w:ascii="Arial" w:hAnsi="Arial"/>
-                <w:b/>
+                <w:rFonts w:ascii="Verdana" w:hAnsi="Verdana"/>
+                <w:b w:val="0"/>
                 <w:sz w:val="16"/>
               </w:rPr>
-              <w:t>Note</w:t>
+              <w:t>ПРИМЕЧАНИЕ</w:t>
             </w:r>
           </w:p>
         </w:tc>
@@ -4300,7 +4355,7 @@
             <w:r/>
             <w:r>
               <w:rPr>
-                <w:rFonts w:ascii="Arial" w:hAnsi="Arial"/>
+                <w:rFonts w:ascii="Verdana" w:hAnsi="Verdana"/>
                 <w:b w:val="0"/>
                 <w:sz w:val="16"/>
               </w:rPr>
@@ -4316,7 +4371,7 @@
             <w:r/>
             <w:r>
               <w:rPr>
-                <w:rFonts w:ascii="Arial" w:hAnsi="Arial"/>
+                <w:rFonts w:ascii="Verdana" w:hAnsi="Verdana"/>
                 <w:b w:val="0"/>
                 <w:sz w:val="16"/>
               </w:rPr>
@@ -4332,7 +4387,7 @@
             <w:r/>
             <w:r>
               <w:rPr>
-                <w:rFonts w:ascii="Arial" w:hAnsi="Arial"/>
+                <w:rFonts w:ascii="Verdana" w:hAnsi="Verdana"/>
                 <w:b w:val="0"/>
                 <w:sz w:val="16"/>
               </w:rPr>
@@ -4349,7 +4404,7 @@
             <w:r/>
             <w:r>
               <w:rPr>
-                <w:rFonts w:ascii="Arial" w:hAnsi="Arial"/>
+                <w:rFonts w:ascii="Verdana" w:hAnsi="Verdana"/>
                 <w:b w:val="0"/>
                 <w:sz w:val="16"/>
               </w:rPr>
@@ -4365,7 +4420,7 @@
             <w:r/>
             <w:r>
               <w:rPr>
-                <w:rFonts w:ascii="Arial" w:hAnsi="Arial"/>
+                <w:rFonts w:ascii="Verdana" w:hAnsi="Verdana"/>
                 <w:b w:val="0"/>
                 <w:sz w:val="16"/>
               </w:rPr>
@@ -4381,7 +4436,7 @@
             <w:r/>
             <w:r>
               <w:rPr>
-                <w:rFonts w:ascii="Arial" w:hAnsi="Arial"/>
+                <w:rFonts w:ascii="Verdana" w:hAnsi="Verdana"/>
                 <w:b w:val="0"/>
                 <w:sz w:val="16"/>
               </w:rPr>
@@ -4398,7 +4453,7 @@
             <w:r/>
             <w:r>
               <w:rPr>
-                <w:rFonts w:ascii="Arial" w:hAnsi="Arial"/>
+                <w:rFonts w:ascii="Verdana" w:hAnsi="Verdana"/>
                 <w:b w:val="0"/>
                 <w:sz w:val="16"/>
               </w:rPr>
@@ -4414,7 +4469,7 @@
             <w:r/>
             <w:r>
               <w:rPr>
-                <w:rFonts w:ascii="Arial" w:hAnsi="Arial"/>
+                <w:rFonts w:ascii="Verdana" w:hAnsi="Verdana"/>
                 <w:b w:val="0"/>
                 <w:sz w:val="16"/>
               </w:rPr>
@@ -4430,7 +4485,7 @@
             <w:r/>
             <w:r>
               <w:rPr>
-                <w:rFonts w:ascii="Arial" w:hAnsi="Arial"/>
+                <w:rFonts w:ascii="Verdana" w:hAnsi="Verdana"/>
                 <w:b w:val="0"/>
                 <w:sz w:val="16"/>
               </w:rPr>
@@ -4447,7 +4502,7 @@
             <w:r/>
             <w:r>
               <w:rPr>
-                <w:rFonts w:ascii="Arial" w:hAnsi="Arial"/>
+                <w:rFonts w:ascii="Verdana" w:hAnsi="Verdana"/>
                 <w:b w:val="0"/>
                 <w:sz w:val="16"/>
               </w:rPr>
@@ -4463,7 +4518,7 @@
             <w:r/>
             <w:r>
               <w:rPr>
-                <w:rFonts w:ascii="Arial" w:hAnsi="Arial"/>
+                <w:rFonts w:ascii="Verdana" w:hAnsi="Verdana"/>
                 <w:b w:val="0"/>
                 <w:sz w:val="16"/>
               </w:rPr>
@@ -4479,7 +4534,7 @@
             <w:r/>
             <w:r>
               <w:rPr>
-                <w:rFonts w:ascii="Arial" w:hAnsi="Arial"/>
+                <w:rFonts w:ascii="Verdana" w:hAnsi="Verdana"/>
                 <w:b w:val="0"/>
                 <w:sz w:val="16"/>
               </w:rPr>
@@ -4496,7 +4551,7 @@
             <w:r/>
             <w:r>
               <w:rPr>
-                <w:rFonts w:ascii="Arial" w:hAnsi="Arial"/>
+                <w:rFonts w:ascii="Verdana" w:hAnsi="Verdana"/>
                 <w:b w:val="0"/>
                 <w:sz w:val="16"/>
               </w:rPr>
@@ -4512,7 +4567,7 @@
             <w:r/>
             <w:r>
               <w:rPr>
-                <w:rFonts w:ascii="Arial" w:hAnsi="Arial"/>
+                <w:rFonts w:ascii="Verdana" w:hAnsi="Verdana"/>
                 <w:b w:val="0"/>
                 <w:sz w:val="16"/>
               </w:rPr>
@@ -4528,7 +4583,7 @@
             <w:r/>
             <w:r>
               <w:rPr>
-                <w:rFonts w:ascii="Arial" w:hAnsi="Arial"/>
+                <w:rFonts w:ascii="Verdana" w:hAnsi="Verdana"/>
                 <w:b w:val="0"/>
                 <w:sz w:val="16"/>
               </w:rPr>
@@ -4545,7 +4600,7 @@
             <w:r/>
             <w:r>
               <w:rPr>
-                <w:rFonts w:ascii="Arial" w:hAnsi="Arial"/>
+                <w:rFonts w:ascii="Verdana" w:hAnsi="Verdana"/>
                 <w:b w:val="0"/>
                 <w:sz w:val="16"/>
               </w:rPr>
@@ -4561,7 +4616,7 @@
             <w:r/>
             <w:r>
               <w:rPr>
-                <w:rFonts w:ascii="Arial" w:hAnsi="Arial"/>
+                <w:rFonts w:ascii="Verdana" w:hAnsi="Verdana"/>
                 <w:b w:val="0"/>
                 <w:sz w:val="16"/>
               </w:rPr>
@@ -4577,7 +4632,7 @@
             <w:r/>
             <w:r>
               <w:rPr>
-                <w:rFonts w:ascii="Arial" w:hAnsi="Arial"/>
+                <w:rFonts w:ascii="Verdana" w:hAnsi="Verdana"/>
                 <w:b w:val="0"/>
                 <w:sz w:val="16"/>
               </w:rPr>
@@ -4594,7 +4649,7 @@
             <w:r/>
             <w:r>
               <w:rPr>
-                <w:rFonts w:ascii="Arial" w:hAnsi="Arial"/>
+                <w:rFonts w:ascii="Verdana" w:hAnsi="Verdana"/>
                 <w:b w:val="0"/>
                 <w:sz w:val="16"/>
               </w:rPr>
@@ -4610,7 +4665,7 @@
             <w:r/>
             <w:r>
               <w:rPr>
-                <w:rFonts w:ascii="Arial" w:hAnsi="Arial"/>
+                <w:rFonts w:ascii="Verdana" w:hAnsi="Verdana"/>
                 <w:b w:val="0"/>
                 <w:sz w:val="16"/>
               </w:rPr>
@@ -4626,7 +4681,7 @@
             <w:r/>
             <w:r>
               <w:rPr>
-                <w:rFonts w:ascii="Arial" w:hAnsi="Arial"/>
+                <w:rFonts w:ascii="Verdana" w:hAnsi="Verdana"/>
                 <w:b w:val="0"/>
                 <w:sz w:val="16"/>
               </w:rPr>
@@ -4639,7 +4694,7 @@
     <w:p>
       <w:r>
         <w:rPr>
-          <w:rFonts w:ascii="Arial" w:hAnsi="Arial"/>
+          <w:rFonts w:ascii="Verdana" w:hAnsi="Verdana"/>
           <w:b/>
           <w:sz w:val="18"/>
         </w:rPr>
@@ -4652,6 +4707,20 @@
         <w:tblW w:type="auto" w:w="0"/>
         <w:jc w:val="center"/>
         <w:tblLook w:firstColumn="1" w:firstRow="1" w:lastColumn="0" w:lastRow="0" w:noHBand="0" w:noVBand="1" w:val="04A0"/>
+        <w:tblBorders>
+          <w:top w:val="single" w:sz="4" w:space="0" w:color="595959"/>
+          <w:left w:val="single" w:sz="4" w:space="0" w:color="595959"/>
+          <w:bottom w:val="single" w:sz="4" w:space="0" w:color="595959"/>
+          <w:right w:val="single" w:sz="4" w:space="0" w:color="595959"/>
+          <w:insideH w:val="single" w:sz="4" w:space="0" w:color="595959"/>
+          <w:insideV w:val="single" w:sz="4" w:space="0" w:color="595959"/>
+        </w:tblBorders>
+        <w:tblCellMar>
+          <w:top w:w="85" w:type="dxa"/>
+          <w:left w:w="85" w:type="dxa"/>
+          <w:bottom w:w="85" w:type="dxa"/>
+          <w:right w:w="85" w:type="dxa"/>
+        </w:tblCellMar>
       </w:tblPr>
       <w:tblGrid>
         <w:gridCol w:w="5046"/>
@@ -4661,61 +4730,52 @@
       <w:tr>
         <w:tc>
           <w:tcPr>
-            <w:tcW w:type="dxa" w:w="5046"/>
-            <w:shd w:val="clear" w:color="auto" w:fill="D9E2F3"/>
+            <w:tcW w:type="dxa" w:w="1134"/>
+            <w:shd w:val="clear" w:color="auto" w:fill="D9D9D9"/>
           </w:tcPr>
           <w:p>
-            <w:pPr>
-              <w:jc w:val="center"/>
-            </w:pPr>
             <w:r/>
             <w:r>
               <w:rPr>
-                <w:rFonts w:ascii="Arial" w:hAnsi="Arial"/>
-                <w:b/>
+                <w:rFonts w:ascii="Verdana" w:hAnsi="Verdana"/>
+                <w:b w:val="0"/>
                 <w:sz w:val="16"/>
               </w:rPr>
-              <w:t>Code Figure</w:t>
+              <w:t>КОДОВАЯ ЦИФРА</w:t>
             </w:r>
           </w:p>
         </w:tc>
         <w:tc>
           <w:tcPr>
             <w:tcW w:type="dxa" w:w="5046"/>
-            <w:shd w:val="clear" w:color="auto" w:fill="D9E2F3"/>
+            <w:shd w:val="clear" w:color="auto" w:fill="D9D9D9"/>
           </w:tcPr>
           <w:p>
-            <w:pPr>
-              <w:jc w:val="center"/>
-            </w:pPr>
             <w:r/>
             <w:r>
               <w:rPr>
-                <w:rFonts w:ascii="Arial" w:hAnsi="Arial"/>
-                <w:b/>
+                <w:rFonts w:ascii="Verdana" w:hAnsi="Verdana"/>
+                <w:b w:val="0"/>
                 <w:sz w:val="16"/>
               </w:rPr>
-              <w:t>Entry Name</w:t>
+              <w:t>ЗНАЧЕНИЕ</w:t>
             </w:r>
           </w:p>
         </w:tc>
         <w:tc>
           <w:tcPr>
             <w:tcW w:type="dxa" w:w="5046"/>
-            <w:shd w:val="clear" w:color="auto" w:fill="D9E2F3"/>
+            <w:shd w:val="clear" w:color="auto" w:fill="D9D9D9"/>
           </w:tcPr>
           <w:p>
-            <w:pPr>
-              <w:jc w:val="center"/>
-            </w:pPr>
             <w:r/>
             <w:r>
               <w:rPr>
-                <w:rFonts w:ascii="Arial" w:hAnsi="Arial"/>
-                <w:b/>
+                <w:rFonts w:ascii="Verdana" w:hAnsi="Verdana"/>
+                <w:b w:val="0"/>
                 <w:sz w:val="16"/>
               </w:rPr>
-              <w:t>Note</w:t>
+              <w:t>ПРИМЕЧАНИЕ</w:t>
             </w:r>
           </w:p>
         </w:tc>
@@ -4729,7 +4789,7 @@
             <w:r/>
             <w:r>
               <w:rPr>
-                <w:rFonts w:ascii="Arial" w:hAnsi="Arial"/>
+                <w:rFonts w:ascii="Verdana" w:hAnsi="Verdana"/>
                 <w:b w:val="0"/>
                 <w:sz w:val="16"/>
               </w:rPr>
@@ -4745,7 +4805,7 @@
             <w:r/>
             <w:r>
               <w:rPr>
-                <w:rFonts w:ascii="Arial" w:hAnsi="Arial"/>
+                <w:rFonts w:ascii="Verdana" w:hAnsi="Verdana"/>
                 <w:b w:val="0"/>
                 <w:sz w:val="16"/>
               </w:rPr>
@@ -4761,7 +4821,7 @@
             <w:r/>
             <w:r>
               <w:rPr>
-                <w:rFonts w:ascii="Arial" w:hAnsi="Arial"/>
+                <w:rFonts w:ascii="Verdana" w:hAnsi="Verdana"/>
                 <w:b w:val="0"/>
                 <w:sz w:val="16"/>
               </w:rPr>
@@ -4778,7 +4838,7 @@
             <w:r/>
             <w:r>
               <w:rPr>
-                <w:rFonts w:ascii="Arial" w:hAnsi="Arial"/>
+                <w:rFonts w:ascii="Verdana" w:hAnsi="Verdana"/>
                 <w:b w:val="0"/>
                 <w:sz w:val="16"/>
               </w:rPr>
@@ -4794,7 +4854,7 @@
             <w:r/>
             <w:r>
               <w:rPr>
-                <w:rFonts w:ascii="Arial" w:hAnsi="Arial"/>
+                <w:rFonts w:ascii="Verdana" w:hAnsi="Verdana"/>
                 <w:b w:val="0"/>
                 <w:sz w:val="16"/>
               </w:rPr>
@@ -4810,7 +4870,7 @@
             <w:r/>
             <w:r>
               <w:rPr>
-                <w:rFonts w:ascii="Arial" w:hAnsi="Arial"/>
+                <w:rFonts w:ascii="Verdana" w:hAnsi="Verdana"/>
                 <w:b w:val="0"/>
                 <w:sz w:val="16"/>
               </w:rPr>
@@ -4827,7 +4887,7 @@
             <w:r/>
             <w:r>
               <w:rPr>
-                <w:rFonts w:ascii="Arial" w:hAnsi="Arial"/>
+                <w:rFonts w:ascii="Verdana" w:hAnsi="Verdana"/>
                 <w:b w:val="0"/>
                 <w:sz w:val="16"/>
               </w:rPr>
@@ -4843,7 +4903,7 @@
             <w:r/>
             <w:r>
               <w:rPr>
-                <w:rFonts w:ascii="Arial" w:hAnsi="Arial"/>
+                <w:rFonts w:ascii="Verdana" w:hAnsi="Verdana"/>
                 <w:b w:val="0"/>
                 <w:sz w:val="16"/>
               </w:rPr>
@@ -4859,7 +4919,7 @@
             <w:r/>
             <w:r>
               <w:rPr>
-                <w:rFonts w:ascii="Arial" w:hAnsi="Arial"/>
+                <w:rFonts w:ascii="Verdana" w:hAnsi="Verdana"/>
                 <w:b w:val="0"/>
                 <w:sz w:val="16"/>
               </w:rPr>
@@ -4876,7 +4936,7 @@
             <w:r/>
             <w:r>
               <w:rPr>
-                <w:rFonts w:ascii="Arial" w:hAnsi="Arial"/>
+                <w:rFonts w:ascii="Verdana" w:hAnsi="Verdana"/>
                 <w:b w:val="0"/>
                 <w:sz w:val="16"/>
               </w:rPr>
@@ -4892,7 +4952,7 @@
             <w:r/>
             <w:r>
               <w:rPr>
-                <w:rFonts w:ascii="Arial" w:hAnsi="Arial"/>
+                <w:rFonts w:ascii="Verdana" w:hAnsi="Verdana"/>
                 <w:b w:val="0"/>
                 <w:sz w:val="16"/>
               </w:rPr>
@@ -4908,7 +4968,7 @@
             <w:r/>
             <w:r>
               <w:rPr>
-                <w:rFonts w:ascii="Arial" w:hAnsi="Arial"/>
+                <w:rFonts w:ascii="Verdana" w:hAnsi="Verdana"/>
                 <w:b w:val="0"/>
                 <w:sz w:val="16"/>
               </w:rPr>
@@ -4921,7 +4981,7 @@
     <w:p>
       <w:r>
         <w:rPr>
-          <w:rFonts w:ascii="Arial" w:hAnsi="Arial"/>
+          <w:rFonts w:ascii="Verdana" w:hAnsi="Verdana"/>
           <w:b/>
           <w:sz w:val="18"/>
         </w:rPr>
@@ -4934,6 +4994,20 @@
         <w:tblW w:type="auto" w:w="0"/>
         <w:jc w:val="center"/>
         <w:tblLook w:firstColumn="1" w:firstRow="1" w:lastColumn="0" w:lastRow="0" w:noHBand="0" w:noVBand="1" w:val="04A0"/>
+        <w:tblBorders>
+          <w:top w:val="single" w:sz="4" w:space="0" w:color="595959"/>
+          <w:left w:val="single" w:sz="4" w:space="0" w:color="595959"/>
+          <w:bottom w:val="single" w:sz="4" w:space="0" w:color="595959"/>
+          <w:right w:val="single" w:sz="4" w:space="0" w:color="595959"/>
+          <w:insideH w:val="single" w:sz="4" w:space="0" w:color="595959"/>
+          <w:insideV w:val="single" w:sz="4" w:space="0" w:color="595959"/>
+        </w:tblBorders>
+        <w:tblCellMar>
+          <w:top w:w="85" w:type="dxa"/>
+          <w:left w:w="85" w:type="dxa"/>
+          <w:bottom w:w="85" w:type="dxa"/>
+          <w:right w:w="85" w:type="dxa"/>
+        </w:tblCellMar>
       </w:tblPr>
       <w:tblGrid>
         <w:gridCol w:w="5046"/>
@@ -4943,61 +5017,52 @@
       <w:tr>
         <w:tc>
           <w:tcPr>
-            <w:tcW w:type="dxa" w:w="5046"/>
-            <w:shd w:val="clear" w:color="auto" w:fill="D9E2F3"/>
+            <w:tcW w:type="dxa" w:w="1134"/>
+            <w:shd w:val="clear" w:color="auto" w:fill="D9D9D9"/>
           </w:tcPr>
           <w:p>
-            <w:pPr>
-              <w:jc w:val="center"/>
-            </w:pPr>
             <w:r/>
             <w:r>
               <w:rPr>
-                <w:rFonts w:ascii="Arial" w:hAnsi="Arial"/>
-                <w:b/>
+                <w:rFonts w:ascii="Verdana" w:hAnsi="Verdana"/>
+                <w:b w:val="0"/>
                 <w:sz w:val="16"/>
               </w:rPr>
-              <w:t>Code Figure</w:t>
+              <w:t>КОДОВАЯ ЦИФРА</w:t>
             </w:r>
           </w:p>
         </w:tc>
         <w:tc>
           <w:tcPr>
             <w:tcW w:type="dxa" w:w="5046"/>
-            <w:shd w:val="clear" w:color="auto" w:fill="D9E2F3"/>
+            <w:shd w:val="clear" w:color="auto" w:fill="D9D9D9"/>
           </w:tcPr>
           <w:p>
-            <w:pPr>
-              <w:jc w:val="center"/>
-            </w:pPr>
             <w:r/>
             <w:r>
               <w:rPr>
-                <w:rFonts w:ascii="Arial" w:hAnsi="Arial"/>
-                <w:b/>
+                <w:rFonts w:ascii="Verdana" w:hAnsi="Verdana"/>
+                <w:b w:val="0"/>
                 <w:sz w:val="16"/>
               </w:rPr>
-              <w:t>Entry Name</w:t>
+              <w:t>ЗНАЧЕНИЕ</w:t>
             </w:r>
           </w:p>
         </w:tc>
         <w:tc>
           <w:tcPr>
             <w:tcW w:type="dxa" w:w="5046"/>
-            <w:shd w:val="clear" w:color="auto" w:fill="D9E2F3"/>
+            <w:shd w:val="clear" w:color="auto" w:fill="D9D9D9"/>
           </w:tcPr>
           <w:p>
-            <w:pPr>
-              <w:jc w:val="center"/>
-            </w:pPr>
             <w:r/>
             <w:r>
               <w:rPr>
-                <w:rFonts w:ascii="Arial" w:hAnsi="Arial"/>
-                <w:b/>
+                <w:rFonts w:ascii="Verdana" w:hAnsi="Verdana"/>
+                <w:b w:val="0"/>
                 <w:sz w:val="16"/>
               </w:rPr>
-              <w:t>Note</w:t>
+              <w:t>ПРИМЕЧАНИЕ</w:t>
             </w:r>
           </w:p>
         </w:tc>
@@ -5011,7 +5076,7 @@
             <w:r/>
             <w:r>
               <w:rPr>
-                <w:rFonts w:ascii="Arial" w:hAnsi="Arial"/>
+                <w:rFonts w:ascii="Verdana" w:hAnsi="Verdana"/>
                 <w:b w:val="0"/>
                 <w:sz w:val="16"/>
               </w:rPr>
@@ -5027,7 +5092,7 @@
             <w:r/>
             <w:r>
               <w:rPr>
-                <w:rFonts w:ascii="Arial" w:hAnsi="Arial"/>
+                <w:rFonts w:ascii="Verdana" w:hAnsi="Verdana"/>
                 <w:b w:val="0"/>
                 <w:sz w:val="16"/>
               </w:rPr>
@@ -5043,7 +5108,7 @@
             <w:r/>
             <w:r>
               <w:rPr>
-                <w:rFonts w:ascii="Arial" w:hAnsi="Arial"/>
+                <w:rFonts w:ascii="Verdana" w:hAnsi="Verdana"/>
                 <w:b w:val="0"/>
                 <w:sz w:val="16"/>
               </w:rPr>
@@ -5060,7 +5125,7 @@
             <w:r/>
             <w:r>
               <w:rPr>
-                <w:rFonts w:ascii="Arial" w:hAnsi="Arial"/>
+                <w:rFonts w:ascii="Verdana" w:hAnsi="Verdana"/>
                 <w:b w:val="0"/>
                 <w:sz w:val="16"/>
               </w:rPr>
@@ -5076,7 +5141,7 @@
             <w:r/>
             <w:r>
               <w:rPr>
-                <w:rFonts w:ascii="Arial" w:hAnsi="Arial"/>
+                <w:rFonts w:ascii="Verdana" w:hAnsi="Verdana"/>
                 <w:b w:val="0"/>
                 <w:sz w:val="16"/>
               </w:rPr>
@@ -5092,7 +5157,7 @@
             <w:r/>
             <w:r>
               <w:rPr>
-                <w:rFonts w:ascii="Arial" w:hAnsi="Arial"/>
+                <w:rFonts w:ascii="Verdana" w:hAnsi="Verdana"/>
                 <w:b w:val="0"/>
                 <w:sz w:val="16"/>
               </w:rPr>
@@ -5109,7 +5174,7 @@
             <w:r/>
             <w:r>
               <w:rPr>
-                <w:rFonts w:ascii="Arial" w:hAnsi="Arial"/>
+                <w:rFonts w:ascii="Verdana" w:hAnsi="Verdana"/>
                 <w:b w:val="0"/>
                 <w:sz w:val="16"/>
               </w:rPr>
@@ -5125,7 +5190,7 @@
             <w:r/>
             <w:r>
               <w:rPr>
-                <w:rFonts w:ascii="Arial" w:hAnsi="Arial"/>
+                <w:rFonts w:ascii="Verdana" w:hAnsi="Verdana"/>
                 <w:b w:val="0"/>
                 <w:sz w:val="16"/>
               </w:rPr>
@@ -5141,7 +5206,7 @@
             <w:r/>
             <w:r>
               <w:rPr>
-                <w:rFonts w:ascii="Arial" w:hAnsi="Arial"/>
+                <w:rFonts w:ascii="Verdana" w:hAnsi="Verdana"/>
                 <w:b w:val="0"/>
                 <w:sz w:val="16"/>
               </w:rPr>
@@ -5158,7 +5223,7 @@
             <w:r/>
             <w:r>
               <w:rPr>
-                <w:rFonts w:ascii="Arial" w:hAnsi="Arial"/>
+                <w:rFonts w:ascii="Verdana" w:hAnsi="Verdana"/>
                 <w:b w:val="0"/>
                 <w:sz w:val="16"/>
               </w:rPr>
@@ -5174,7 +5239,7 @@
             <w:r/>
             <w:r>
               <w:rPr>
-                <w:rFonts w:ascii="Arial" w:hAnsi="Arial"/>
+                <w:rFonts w:ascii="Verdana" w:hAnsi="Verdana"/>
                 <w:b w:val="0"/>
                 <w:sz w:val="16"/>
               </w:rPr>
@@ -5190,7 +5255,7 @@
             <w:r/>
             <w:r>
               <w:rPr>
-                <w:rFonts w:ascii="Arial" w:hAnsi="Arial"/>
+                <w:rFonts w:ascii="Verdana" w:hAnsi="Verdana"/>
                 <w:b w:val="0"/>
                 <w:sz w:val="16"/>
               </w:rPr>

--- a/docx/ru/BUFRCREX_CodeFlag_ru_23.docx
+++ b/docx/ru/BUFRCREX_CodeFlag_ru_23.docx
@@ -22,7 +22,7 @@
           <w:b/>
           <w:sz w:val="18"/>
         </w:rPr>
-        <w:t>023001  Оперативное оповещение об аварии — применимая статья Конвенции</w:t>
+        <w:t>0 23 001  Оперативное оповещение об аварии — применимая статья Конвенции</w:t>
       </w:r>
     </w:p>
     <w:tbl>
@@ -407,7 +407,7 @@
           <w:b/>
           <w:sz w:val="18"/>
         </w:rPr>
-        <w:t>023002  Деятельность или установка, связанные с происшествием</w:t>
+        <w:t>0 23 002  Деятельность или установка, связанные с происшествием</w:t>
       </w:r>
     </w:p>
     <w:tbl>
@@ -1331,7 +1331,7 @@
           <w:b/>
           <w:sz w:val="18"/>
         </w:rPr>
-        <w:t>023003  Тип выброса</w:t>
+        <w:t>0 23 003  Тип выброса</w:t>
       </w:r>
     </w:p>
     <w:tbl>
@@ -1814,7 +1814,7 @@
           <w:b/>
           <w:sz w:val="18"/>
         </w:rPr>
-        <w:t>023004  Контрмеры, принятые близ границы</w:t>
+        <w:t>0 23 004  Контрмеры, принятые близ границы</w:t>
       </w:r>
     </w:p>
     <w:tbl>
@@ -2248,7 +2248,7 @@
           <w:b/>
           <w:sz w:val="18"/>
         </w:rPr>
-        <w:t>023005  Причина происшествия</w:t>
+        <w:t>0 23 005  Причина происшествия</w:t>
       </w:r>
     </w:p>
     <w:tbl>
@@ -2535,7 +2535,7 @@
           <w:b/>
           <w:sz w:val="18"/>
         </w:rPr>
-        <w:t>023006  Ситуация, связанная с происшествием</w:t>
+        <w:t>0 23 006  Ситуация, связанная с происшествием</w:t>
       </w:r>
     </w:p>
     <w:tbl>
@@ -3018,7 +3018,7 @@
           <w:b/>
           <w:sz w:val="18"/>
         </w:rPr>
-        <w:t>023007  Характеристика выброса</w:t>
+        <w:t>0 23 007  Характеристика выброса</w:t>
       </w:r>
     </w:p>
     <w:tbl>
@@ -3403,7 +3403,7 @@
           <w:b/>
           <w:sz w:val="18"/>
         </w:rPr>
-        <w:t>023008  Состояние текущего или ожидаемого выброса</w:t>
+        <w:t>0 23 008  Состояние текущего или ожидаемого выброса</w:t>
       </w:r>
     </w:p>
     <w:tbl>
@@ -3690,7 +3690,7 @@
           <w:b/>
           <w:sz w:val="18"/>
         </w:rPr>
-        <w:t>023009  Состояние текущего или ожидаемого выброса</w:t>
+        <w:t>0 23 009  Состояние текущего или ожидаемого выброса</w:t>
       </w:r>
     </w:p>
     <w:tbl>
@@ -3977,7 +3977,7 @@
           <w:b/>
           <w:sz w:val="18"/>
         </w:rPr>
-        <w:t>023016  Возможность значительного химико-токсического воздействия на здоровье</w:t>
+        <w:t>0 23 016  Возможность значительного химико-токсического воздействия на здоровье</w:t>
       </w:r>
     </w:p>
     <w:tbl>
@@ -4264,7 +4264,7 @@
           <w:b/>
           <w:sz w:val="18"/>
         </w:rPr>
-        <w:t>023018  Поведение выброса во времени</w:t>
+        <w:t>0 23 018  Поведение выброса во времени</w:t>
       </w:r>
     </w:p>
     <w:tbl>
@@ -4698,7 +4698,7 @@
           <w:b/>
           <w:sz w:val="18"/>
         </w:rPr>
-        <w:t>023031  Возможность взаимодействия шлейфа с осадками, выпавшими в стране происхождения аварии</w:t>
+        <w:t>0 23 031  Возможность взаимодействия шлейфа с осадками, выпавшими в стране происхождения аварии</w:t>
       </w:r>
     </w:p>
     <w:tbl>
@@ -4985,7 +4985,7 @@
           <w:b/>
           <w:sz w:val="18"/>
         </w:rPr>
-        <w:t>023032  Воздействие на шлейф изменения в направлении и/или флаге скорости ветра</w:t>
+        <w:t>0 23 032  Воздействие на шлейф изменения в направлении и/или флаге скорости ветра</w:t>
       </w:r>
     </w:p>
     <w:tbl>

--- a/docx/ru/BUFRCREX_CodeFlag_ru_23.docx
+++ b/docx/ru/BUFRCREX_CodeFlag_ru_23.docx
@@ -13,6 +13,516 @@
           <w:sz w:val="22"/>
         </w:rPr>
         <w:t>Класс 23</w:t>
+      </w:r>
+    </w:p>
+    <w:p>
+      <w:r>
+        <w:rPr>
+          <w:rFonts w:ascii="Verdana" w:hAnsi="Verdana"/>
+          <w:i/>
+          <w:sz w:val="14"/>
+        </w:rPr>
+        <w:t>Note 2: «Ясно» или «сплошная облачность» кодируются соответственно цифрами 0 и 8.</w:t>
+      </w:r>
+    </w:p>
+    <w:p>
+      <w:r>
+        <w:rPr>
+          <w:rFonts w:ascii="Verdana" w:hAnsi="Verdana"/>
+          <w:i/>
+          <w:sz w:val="14"/>
+        </w:rPr>
+        <w:t>Note 5: (0 = хорошее; 1 = плохое)</w:t>
+      </w:r>
+    </w:p>
+    <w:p>
+      <w:r>
+        <w:rPr>
+          <w:rFonts w:ascii="Verdana" w:hAnsi="Verdana"/>
+          <w:i/>
+          <w:sz w:val="14"/>
+        </w:rPr>
+        <w:t>Note 6: (См. общую кодовую таблицу С-1 в части С/с.)</w:t>
+      </w:r>
+    </w:p>
+    <w:p>
+      <w:r>
+        <w:rPr>
+          <w:rFonts w:ascii="Verdana" w:hAnsi="Verdana"/>
+          <w:i/>
+          <w:sz w:val="14"/>
+        </w:rPr>
+        <w:t>Note 7: (См. общую кодовую таблицу С-2 в части С/с.)</w:t>
+      </w:r>
+    </w:p>
+    <w:p>
+      <w:r>
+        <w:rPr>
+          <w:rFonts w:ascii="Verdana" w:hAnsi="Verdana"/>
+          <w:i/>
+          <w:sz w:val="14"/>
+        </w:rPr>
+        <w:t>Note 8: (См. общую кодовую таблицу С-3)</w:t>
+      </w:r>
+    </w:p>
+    <w:p>
+      <w:r>
+        <w:rPr>
+          <w:rFonts w:ascii="Verdana" w:hAnsi="Verdana"/>
+          <w:i/>
+          <w:sz w:val="14"/>
+        </w:rPr>
+        <w:t>Note 9: (См. общую кодовую таблицу С-4)</w:t>
+      </w:r>
+    </w:p>
+    <w:p>
+      <w:r>
+        <w:rPr>
+          <w:rFonts w:ascii="Verdana" w:hAnsi="Verdana"/>
+          <w:i/>
+          <w:sz w:val="14"/>
+        </w:rPr>
+        <w:t>Note 10: (См. общую кодовую таблицу С-5 в части С/с.)</w:t>
+      </w:r>
+    </w:p>
+    <w:p>
+      <w:r>
+        <w:rPr>
+          <w:rFonts w:ascii="Verdana" w:hAnsi="Verdana"/>
+          <w:i/>
+          <w:sz w:val="14"/>
+        </w:rPr>
+        <w:t>Note 11: (См. общую кодовую таблицу С-7 в части С/с.)</w:t>
+      </w:r>
+    </w:p>
+    <w:p>
+      <w:r>
+        <w:rPr>
+          <w:rFonts w:ascii="Verdana" w:hAnsi="Verdana"/>
+          <w:i/>
+          <w:sz w:val="14"/>
+        </w:rPr>
+        <w:t>Note 12: (См. общую кодовую таблицу С-8 в части С/с.)</w:t>
+      </w:r>
+    </w:p>
+    <w:p>
+      <w:r>
+        <w:rPr>
+          <w:rFonts w:ascii="Verdana" w:hAnsi="Verdana"/>
+          <w:i/>
+          <w:sz w:val="14"/>
+        </w:rPr>
+        <w:t>Note 14: (Будет определено самими центрами — см. общую кодовую таблицу С-12 в части С/с.)</w:t>
+      </w:r>
+    </w:p>
+    <w:p>
+      <w:r>
+        <w:rPr>
+          <w:rFonts w:ascii="Verdana" w:hAnsi="Verdana"/>
+          <w:i/>
+          <w:sz w:val="14"/>
+        </w:rPr>
+        <w:t>Note 15: (Будут разработаны)</w:t>
+      </w:r>
+    </w:p>
+    <w:p>
+      <w:r>
+        <w:rPr>
+          <w:rFonts w:ascii="Verdana" w:hAnsi="Verdana"/>
+          <w:i/>
+          <w:sz w:val="14"/>
+        </w:rPr>
+        <w:t>Note 16: Последовательность двух или более пар координат местоположения, таких как широта и долгота, определяет линию или многоугольник. Точки следует соединять в соответствии с порядком, данным в сообщении. Любая описываемая зона будет расположена слева от проведенной границы в направлении, установленном порядком, данным в сообщении. Это определение применяется к простым непересекающимся многоугольникам, без пробелов.</w:t>
+      </w:r>
+    </w:p>
+    <w:p>
+      <w:r>
+        <w:rPr>
+          <w:rFonts w:ascii="Verdana" w:hAnsi="Verdana"/>
+          <w:i/>
+          <w:sz w:val="14"/>
+        </w:rPr>
+        <w:t>Note 17: Если все биты установлены на 0, это означает, что калибровка правильная.</w:t>
+      </w:r>
+    </w:p>
+    <w:p>
+      <w:r>
+        <w:rPr>
+          <w:rFonts w:ascii="Verdana" w:hAnsi="Verdana"/>
+          <w:i/>
+          <w:sz w:val="14"/>
+        </w:rPr>
+        <w:t>Note 18: Все статистические данные первого порядка выражены в единицах измерения, определенных первоначальными дескрипторами данных.</w:t>
+      </w:r>
+    </w:p>
+    <w:p>
+      <w:r>
+        <w:rPr>
+          <w:rFonts w:ascii="Verdana" w:hAnsi="Verdana"/>
+          <w:i/>
+          <w:sz w:val="14"/>
+        </w:rPr>
+        <w:t>Note 19: Значимость ассоциированного поля должна использоваться на первоначальном этапе совместно с качеством данных наблюдений.</w:t>
+      </w:r>
+    </w:p>
+    <w:p>
+      <w:r>
+        <w:rPr>
+          <w:rFonts w:ascii="Verdana" w:hAnsi="Verdana"/>
+          <w:i/>
+          <w:sz w:val="14"/>
+        </w:rPr>
+        <w:t>Note 21: Начиная с позиции первого бита (бит старшего разряда), при приведении бита к цифре 1 канал используется. Если бит приводится к нулю, канал не используется.</w:t>
+      </w:r>
+    </w:p>
+    <w:p>
+      <w:r>
+        <w:rPr>
+          <w:rFonts w:ascii="Verdana" w:hAnsi="Verdana"/>
+          <w:i/>
+          <w:sz w:val="14"/>
+        </w:rPr>
+        <w:t>Note 23: Битовые флаги показывают прибор и/или каналы, используемые при получении различных физических параметров. Если в какой-либо группе параметров все биты = 0, то для этого параметра или группы параметров не производилась обработка.</w:t>
+      </w:r>
+    </w:p>
+    <w:p>
+      <w:r>
+        <w:rPr>
+          <w:rFonts w:ascii="Verdana" w:hAnsi="Verdana"/>
+          <w:i/>
+          <w:sz w:val="14"/>
+        </w:rPr>
+        <w:t>Note 24: Биты 1-4 представляют код погрешности времени. В том случае, когда все биты установлены на 0, это означает, что время сканирования соответствует предсказанному времени.</w:t>
+      </w:r>
+    </w:p>
+    <w:p>
+      <w:r>
+        <w:rPr>
+          <w:rFonts w:ascii="Verdana" w:hAnsi="Verdana"/>
+          <w:i/>
+          <w:sz w:val="14"/>
+        </w:rPr>
+        <w:t>Note 25: Биты 11-17 представляют код погрешности географического местоположения. В том случае, когда все биты установлены на 0, это означает, что географическое местоположение является нормальным.</w:t>
+      </w:r>
+    </w:p>
+    <w:p>
+      <w:r>
+        <w:rPr>
+          <w:rFonts w:ascii="Verdana" w:hAnsi="Verdana"/>
+          <w:i/>
+          <w:sz w:val="14"/>
+        </w:rPr>
+        <w:t>Note 27: Биты 5-10 представляют код погрешности калибровки. В том случае, когда все биты установлены на 0, это означает, что калибровка нормальная. В том случае, когда тот или иной из битов 5, 7 и 10 установлен на 1, это означает, что были использованы вторичные коэффициенты калибровки.</w:t>
+      </w:r>
+    </w:p>
+    <w:p>
+      <w:r>
+        <w:rPr>
+          <w:rFonts w:ascii="Verdana" w:hAnsi="Verdana"/>
+          <w:i/>
+          <w:sz w:val="14"/>
+        </w:rPr>
+        <w:t>Note 32: Кодовые цифры 1-9: Продолжительность и время измерения течения (векторный или доплеровский метод получения профиля течения).</w:t>
+      </w:r>
+    </w:p>
+    <w:p>
+      <w:r>
+        <w:rPr>
+          <w:rFonts w:ascii="Verdana" w:hAnsi="Verdana"/>
+          <w:i/>
+          <w:sz w:val="14"/>
+        </w:rPr>
+        <w:t>Note 33: Кодовые цифры 11-19: Период измерения течения (дрейфовый метод).</w:t>
+      </w:r>
+    </w:p>
+    <w:p>
+      <w:r>
+        <w:rPr>
+          <w:rFonts w:ascii="Verdana" w:hAnsi="Verdana"/>
+          <w:i/>
+          <w:sz w:val="14"/>
+        </w:rPr>
+        <w:t>Note 34: Средняя часть данной кодовой таблицы (кодовые цифры 100-199) включает термины на нескольких уровнях, которые могут быть использованы для простых и более сложных автоматических станций.</w:t>
+      </w:r>
+    </w:p>
+    <w:p>
+      <w:r>
+        <w:rPr>
+          <w:rFonts w:ascii="Verdana" w:hAnsi="Verdana"/>
+          <w:i/>
+          <w:sz w:val="14"/>
+        </w:rPr>
+        <w:t>Note 35: Дескриптор 0 25 009 исключен. Вместо него следует использовать дескриптор 0 25 029.</w:t>
+      </w:r>
+    </w:p>
+    <w:p>
+      <w:r>
+        <w:rPr>
+          <w:rFonts w:ascii="Verdana" w:hAnsi="Verdana"/>
+          <w:i/>
+          <w:sz w:val="14"/>
+        </w:rPr>
+        <w:t>Note 36: Данные о разностях — это значения разности, размеры которых аналогичны размерам соответствующих сообщаемых значений в отношении единиц измерения, но пределы которых установлены на нуль (например: разность между сообщенными и анализированными значениями, разность между сообщенными и прогнозированными значениями и т. д.).</w:t>
+      </w:r>
+    </w:p>
+    <w:p>
+      <w:r>
+        <w:rPr>
+          <w:rFonts w:ascii="Verdana" w:hAnsi="Verdana"/>
+          <w:i/>
+          <w:sz w:val="14"/>
+        </w:rPr>
+        <w:t>Note 39: EPSG представляет собой набор данных по системам координат и ее преобразованиям, который изначально был создан и поддерживался Европейской группой нефтепоисковых исследований. В настоящее время он поддерживается подкомитетом по геодезии Комитета по геоматике Международной ассоциации производителей нефти и газа.</w:t>
+      </w:r>
+    </w:p>
+    <w:p>
+      <w:r>
+        <w:rPr>
+          <w:rFonts w:ascii="Verdana" w:hAnsi="Verdana"/>
+          <w:i/>
+          <w:sz w:val="14"/>
+        </w:rPr>
+        <w:t>Note 42: Могут быть разработаны дополнительные применения.</w:t>
+      </w:r>
+    </w:p>
+    <w:p>
+      <w:r>
+        <w:rPr>
+          <w:rFonts w:ascii="Verdana" w:hAnsi="Verdana"/>
+          <w:i/>
+          <w:sz w:val="14"/>
+        </w:rPr>
+        <w:t>Note 43: Общие термины обозначения погоды (например: туман, морось) предназначены для использования на автоматических станциях, которые могут определить тип погоды, но не дают никакой другой информации. Общие термины обозначаются в кодовой таблице большими буквами.</w:t>
+      </w:r>
+    </w:p>
+    <w:p>
+      <w:r>
+        <w:rPr>
+          <w:rFonts w:ascii="Verdana" w:hAnsi="Verdana"/>
+          <w:i/>
+          <w:sz w:val="14"/>
+        </w:rPr>
+        <w:t>Note 45: H = Время наблюдения.</w:t>
+      </w:r>
+    </w:p>
+    <w:p>
+      <w:r>
+        <w:rPr>
+          <w:rFonts w:ascii="Verdana" w:hAnsi="Verdana"/>
+          <w:i/>
+          <w:sz w:val="14"/>
+        </w:rPr>
+        <w:t>Note 49: Если бит установлен на 1, указание действительно.</w:t>
+      </w:r>
+    </w:p>
+    <w:p>
+      <w:r>
+        <w:rPr>
+          <w:rFonts w:ascii="Verdana" w:hAnsi="Verdana"/>
+          <w:i/>
+          <w:sz w:val="14"/>
+        </w:rPr>
+        <w:t>Note 50: Определения в кодовых цифрах 0-2 и 4 применяются для обнаженной репрезентативной поверхности почвы, а цифры 3, 5-9 и 10-19 — к открытому репрезентативному району.</w:t>
+      </w:r>
+    </w:p>
+    <w:p>
+      <w:r>
+        <w:rPr>
+          <w:rFonts w:ascii="Verdana" w:hAnsi="Verdana"/>
+          <w:i/>
+          <w:sz w:val="14"/>
+        </w:rPr>
+        <w:t>Note 52: В сводках с автоматических станций следует использовать кодовую цифру 2, когда тенденция является положительной; 7 — отрицательной и 4, когда давление является таким же, как и 3 часа назад.</w:t>
+      </w:r>
+    </w:p>
+    <w:p>
+      <w:r>
+        <w:rPr>
+          <w:rFonts w:ascii="Verdana" w:hAnsi="Verdana"/>
+          <w:i/>
+          <w:sz w:val="14"/>
+        </w:rPr>
+        <w:t>Note 53: В сводках от тропических станций, сообщающих суточные изменения, следует использовать кодовую цифру 2 при положительной тенденции; 7 — при отрицательной тенденции и 4 — в случае, если давление остается таким же, как и за предшествующие 24 часа.</w:t>
+      </w:r>
+    </w:p>
+    <w:p>
+      <w:r>
+        <w:rPr>
+          <w:rFonts w:ascii="Verdana" w:hAnsi="Verdana"/>
+          <w:i/>
+          <w:sz w:val="14"/>
+        </w:rPr>
+        <w:t>Note 54: В данной кодовой таблице всякий раз, когда упоминается лед, это также включает в себя другие твердые осадки, отличные от снега.</w:t>
+      </w:r>
+    </w:p>
+    <w:p>
+      <w:r>
+        <w:rPr>
+          <w:rFonts w:ascii="Verdana" w:hAnsi="Verdana"/>
+          <w:i/>
+          <w:sz w:val="14"/>
+        </w:rPr>
+        <w:t>Note 57: Смешанные осадки обозначаются путем установки на единицу битов всех наблюдаемых самостоятельных типов осадков.</w:t>
+      </w:r>
+    </w:p>
+    <w:p>
+      <w:r>
+        <w:rPr>
+          <w:rFonts w:ascii="Verdana" w:hAnsi="Verdana"/>
+          <w:i/>
+          <w:sz w:val="14"/>
+        </w:rPr>
+        <w:t>Note 59: Новые локальные названия шторма различной интенсивности следует добавлять в соответствии с необходимостью.</w:t>
+      </w:r>
+    </w:p>
+    <w:p>
+      <w:r>
+        <w:rPr>
+          <w:rFonts w:ascii="Verdana" w:hAnsi="Verdana"/>
+          <w:i/>
+          <w:sz w:val="14"/>
+        </w:rPr>
+        <w:t>Note 60: Ни одна из кодовых цифр не исключает добавления интерполированных уровней по усмотрению центра-поставщика</w:t>
+      </w:r>
+    </w:p>
+    <w:p>
+      <w:r>
+        <w:rPr>
+          <w:rFonts w:ascii="Verdana" w:hAnsi="Verdana"/>
+          <w:i/>
+          <w:sz w:val="14"/>
+        </w:rPr>
+        <w:t>Note 63: Явление, указанное в данной таблице флагов, означает любое явление, включая осадки и явления, ухудшающие видимость.</w:t>
+      </w:r>
+    </w:p>
+    <w:p>
+      <w:r>
+        <w:rPr>
+          <w:rFonts w:ascii="Verdana" w:hAnsi="Verdana"/>
+          <w:i/>
+          <w:sz w:val="14"/>
+        </w:rPr>
+        <w:t>Note 75: Определения в кодовых цифрах 0-2 и 4 применяются для обнаженной репрезентативной поверхности почвы, а цифры 3, 5-9 и 10-19 — к открытому репрезентативному району.</w:t>
+      </w:r>
+    </w:p>
+    <w:p>
+      <w:r>
+        <w:rPr>
+          <w:rFonts w:ascii="Verdana" w:hAnsi="Verdana"/>
+          <w:i/>
+          <w:sz w:val="14"/>
+        </w:rPr>
+        <w:t>Note 76: Эти величины относятся к хорошо сформированному ветровому волнению в открытом море. В то время как предпочтение следует отдавать описательным терминам, значения этих высот могут использоваться наблюдателем как руководство при передаче состояния поверхности моря, которое возникает в результате различных факторов, таких, как ветер, зыбь, течения, угол между направлением ветра и зыби и т. д.</w:t>
+      </w:r>
+    </w:p>
+    <w:p>
+      <w:r>
+        <w:rPr>
+          <w:rFonts w:ascii="Verdana" w:hAnsi="Verdana"/>
+          <w:i/>
+          <w:sz w:val="14"/>
+        </w:rPr>
+        <w:t>Note 78: Первые три цифры представляют собой код страны ИСО.</w:t>
+      </w:r>
+    </w:p>
+    <w:p>
+      <w:r>
+        <w:rPr>
+          <w:rFonts w:ascii="Verdana" w:hAnsi="Verdana"/>
+          <w:i/>
+          <w:sz w:val="14"/>
+        </w:rPr>
+        <w:t>Note 79: Последняя колонка в таблице содержит соответствующий номер регистрации Химической реферативной службы (CAS) Американского химического общества.</w:t>
+      </w:r>
+    </w:p>
+    <w:p>
+      <w:r>
+        <w:rPr>
+          <w:rFonts w:ascii="Verdana" w:hAnsi="Verdana"/>
+          <w:i/>
+          <w:sz w:val="14"/>
+        </w:rPr>
+        <w:t>Note 80: Средняя часть данной кодовой таблицы (кодовые цифры 100-199) включает термины на нескольких уровнях, которые могут быть использованы для простых и более сложных автоматических станций.</w:t>
+      </w:r>
+    </w:p>
+    <w:p>
+      <w:r>
+        <w:rPr>
+          <w:rFonts w:ascii="Verdana" w:hAnsi="Verdana"/>
+          <w:i/>
+          <w:sz w:val="14"/>
+        </w:rPr>
+        <w:t>Note 81: Номинальный диапазон влажности поверхности почвы — от 0 % до 100 %. В крайних случаях экстраполированное обратное рассеяние при угле наклона в 40 градусов может превышать исходный показатель для влажного обратного рассеяния. В этих случаях значение, полученное в результате процесса измерения влажности поверхности почвы, будет менее 0 % или более 100 %, соответственно.</w:t>
+      </w:r>
+    </w:p>
+    <w:p>
+      <w:r>
+        <w:rPr>
+          <w:rFonts w:ascii="Verdana" w:hAnsi="Verdana"/>
+          <w:i/>
+          <w:sz w:val="14"/>
+        </w:rPr>
+        <w:t>Note 84: Эти величины относятся к хорошо сформированному ветровому волнению в открытом море. В то время как предпочтение следует отдавать описательным терминам, значения этих высот могут использоваться наблюдателем как руководство при передаче состояния поверхности моря, которое возникает в результате различных факторов, таких, как ветер, зыбь, течения, угол между направлением ветра и зыби и т. д.</w:t>
+      </w:r>
+    </w:p>
+    <w:p>
+      <w:r>
+        <w:rPr>
+          <w:rFonts w:ascii="Verdana" w:hAnsi="Verdana"/>
+          <w:i/>
+          <w:sz w:val="14"/>
+        </w:rPr>
+        <w:t>Note 85: Данный дескриптор будет связан с данными по видимости или высоте облаков для указания того, что значение является граничным. Если передаваемое значение является истинным, то кодовая цифра равна нулю. Однако измерение может попасть в предел измерительной способности прибора. Если передаваемое значение больше, чем истинное значение, то кодовая цифра будет равна 1, если передаваемое значение меньше истинного значения, то кодовая цифра будет равна 2.</w:t>
+      </w:r>
+    </w:p>
+    <w:p>
+      <w:r>
+        <w:rPr>
+          <w:rFonts w:ascii="Verdana" w:hAnsi="Verdana"/>
+          <w:i/>
+          <w:sz w:val="14"/>
+        </w:rPr>
+        <w:t>Note 88: Значимость времени должна быть квалифицирована соответствующими периодами времени, которые следует указывать.</w:t>
+      </w:r>
+    </w:p>
+    <w:p>
+      <w:r>
+        <w:rPr>
+          <w:rFonts w:ascii="Verdana" w:hAnsi="Verdana"/>
+          <w:i/>
+          <w:sz w:val="14"/>
+        </w:rPr>
+        <w:t>Note 90: Тип прибора и единицы начальных измерений для измерения ветра (в м с-1 за исключением отдельных указаний).</w:t>
+      </w:r>
+    </w:p>
+    <w:p>
+      <w:r>
+        <w:rPr>
+          <w:rFonts w:ascii="Verdana" w:hAnsi="Verdana"/>
+          <w:i/>
+          <w:sz w:val="14"/>
+        </w:rPr>
+        <w:t>Note 94: Там, где первоначальный метод передачи указывается кодовой цифрой 1, в целях получения достоверных значений данных, соответствующих дескриптору 0 01 012, рекомендуется следующее преобразование: Передаваемое значение Значение данных 0 0 1 45 2 90 3 135 4 180 5 225 6 270 7 315 8 360 9 511</w:t>
+      </w:r>
+    </w:p>
+    <w:p>
+      <w:r>
+        <w:rPr>
+          <w:rFonts w:ascii="Verdana" w:hAnsi="Verdana"/>
+          <w:i/>
+          <w:sz w:val="14"/>
+        </w:rPr>
+        <w:t>Note 95: Там, где первоначальный метод передачи указывается кодовой цифрой 1, в целях получения точных значений данных, соответствующих дескриптору 0 01 013, рекомендуется следующее преобразование: Передаваемое значение Значение данных 0 0 1 1 2 4 3 7 4 9 5 12 6 14 7 17 8 19 9 21 / 1023</w:t>
+      </w:r>
+    </w:p>
+    <w:p>
+      <w:r>
+        <w:rPr>
+          <w:rFonts w:ascii="Verdana" w:hAnsi="Verdana"/>
+          <w:i/>
+          <w:sz w:val="14"/>
+        </w:rPr>
+        <w:t>Note 22: Битовые флаги показывают элементы, включенные при обработке данных зондирования.</w:t>
       </w:r>
     </w:p>
     <w:p>
@@ -58,6 +568,9 @@
             <w:shd w:val="clear" w:color="auto" w:fill="D9D9D9"/>
           </w:tcPr>
           <w:p>
+            <w:pPr>
+              <w:spacing w:before="20" w:after="20"/>
+            </w:pPr>
             <w:r/>
             <w:r>
               <w:rPr>
@@ -75,6 +588,9 @@
             <w:shd w:val="clear" w:color="auto" w:fill="D9D9D9"/>
           </w:tcPr>
           <w:p>
+            <w:pPr>
+              <w:spacing w:before="20" w:after="20"/>
+            </w:pPr>
             <w:r/>
             <w:r>
               <w:rPr>
@@ -92,6 +608,9 @@
             <w:shd w:val="clear" w:color="auto" w:fill="D9D9D9"/>
           </w:tcPr>
           <w:p>
+            <w:pPr>
+              <w:spacing w:before="20" w:after="20"/>
+            </w:pPr>
             <w:r/>
             <w:r>
               <w:rPr>
@@ -105,11 +624,17 @@
         </w:tc>
       </w:tr>
       <w:tr>
+        <w:trPr>
+          <w:cantSplit/>
+        </w:trPr>
         <w:tc>
           <w:tcPr>
             <w:tcW w:type="dxa" w:w="5046"/>
           </w:tcPr>
           <w:p>
+            <w:pPr>
+              <w:spacing w:before="20" w:after="20"/>
+            </w:pPr>
             <w:r/>
             <w:r>
               <w:rPr>
@@ -126,6 +651,9 @@
             <w:tcW w:type="dxa" w:w="5046"/>
           </w:tcPr>
           <w:p>
+            <w:pPr>
+              <w:spacing w:before="20" w:after="20"/>
+            </w:pPr>
             <w:r/>
             <w:r>
               <w:rPr>
@@ -142,6 +670,9 @@
             <w:tcW w:type="dxa" w:w="5046"/>
           </w:tcPr>
           <w:p>
+            <w:pPr>
+              <w:spacing w:before="20" w:after="20"/>
+            </w:pPr>
             <w:r/>
             <w:r>
               <w:rPr>
@@ -154,11 +685,17 @@
         </w:tc>
       </w:tr>
       <w:tr>
+        <w:trPr>
+          <w:cantSplit/>
+        </w:trPr>
         <w:tc>
           <w:tcPr>
             <w:tcW w:type="dxa" w:w="5046"/>
           </w:tcPr>
           <w:p>
+            <w:pPr>
+              <w:spacing w:before="20" w:after="20"/>
+            </w:pPr>
             <w:r/>
             <w:r>
               <w:rPr>
@@ -175,6 +712,9 @@
             <w:tcW w:type="dxa" w:w="5046"/>
           </w:tcPr>
           <w:p>
+            <w:pPr>
+              <w:spacing w:before="20" w:after="20"/>
+            </w:pPr>
             <w:r/>
             <w:r>
               <w:rPr>
@@ -191,6 +731,9 @@
             <w:tcW w:type="dxa" w:w="5046"/>
           </w:tcPr>
           <w:p>
+            <w:pPr>
+              <w:spacing w:before="20" w:after="20"/>
+            </w:pPr>
             <w:r/>
             <w:r>
               <w:rPr>
@@ -203,11 +746,17 @@
         </w:tc>
       </w:tr>
       <w:tr>
+        <w:trPr>
+          <w:cantSplit/>
+        </w:trPr>
         <w:tc>
           <w:tcPr>
             <w:tcW w:type="dxa" w:w="5046"/>
           </w:tcPr>
           <w:p>
+            <w:pPr>
+              <w:spacing w:before="20" w:after="20"/>
+            </w:pPr>
             <w:r/>
             <w:r>
               <w:rPr>
@@ -224,6 +773,9 @@
             <w:tcW w:type="dxa" w:w="5046"/>
           </w:tcPr>
           <w:p>
+            <w:pPr>
+              <w:spacing w:before="20" w:after="20"/>
+            </w:pPr>
             <w:r/>
             <w:r>
               <w:rPr>
@@ -240,6 +792,9 @@
             <w:tcW w:type="dxa" w:w="5046"/>
           </w:tcPr>
           <w:p>
+            <w:pPr>
+              <w:spacing w:before="20" w:after="20"/>
+            </w:pPr>
             <w:r/>
             <w:r>
               <w:rPr>
@@ -252,11 +807,17 @@
         </w:tc>
       </w:tr>
       <w:tr>
+        <w:trPr>
+          <w:cantSplit/>
+        </w:trPr>
         <w:tc>
           <w:tcPr>
             <w:tcW w:type="dxa" w:w="5046"/>
           </w:tcPr>
           <w:p>
+            <w:pPr>
+              <w:spacing w:before="20" w:after="20"/>
+            </w:pPr>
             <w:r/>
             <w:r>
               <w:rPr>
@@ -273,6 +834,9 @@
             <w:tcW w:type="dxa" w:w="5046"/>
           </w:tcPr>
           <w:p>
+            <w:pPr>
+              <w:spacing w:before="20" w:after="20"/>
+            </w:pPr>
             <w:r/>
             <w:r>
               <w:rPr>
@@ -289,6 +853,9 @@
             <w:tcW w:type="dxa" w:w="5046"/>
           </w:tcPr>
           <w:p>
+            <w:pPr>
+              <w:spacing w:before="20" w:after="20"/>
+            </w:pPr>
             <w:r/>
             <w:r>
               <w:rPr>
@@ -301,11 +868,17 @@
         </w:tc>
       </w:tr>
       <w:tr>
+        <w:trPr>
+          <w:cantSplit/>
+        </w:trPr>
         <w:tc>
           <w:tcPr>
             <w:tcW w:type="dxa" w:w="5046"/>
           </w:tcPr>
           <w:p>
+            <w:pPr>
+              <w:spacing w:before="20" w:after="20"/>
+            </w:pPr>
             <w:r/>
             <w:r>
               <w:rPr>
@@ -322,6 +895,9 @@
             <w:tcW w:type="dxa" w:w="5046"/>
           </w:tcPr>
           <w:p>
+            <w:pPr>
+              <w:spacing w:before="20" w:after="20"/>
+            </w:pPr>
             <w:r/>
             <w:r>
               <w:rPr>
@@ -338,6 +914,9 @@
             <w:tcW w:type="dxa" w:w="5046"/>
           </w:tcPr>
           <w:p>
+            <w:pPr>
+              <w:spacing w:before="20" w:after="20"/>
+            </w:pPr>
             <w:r/>
             <w:r>
               <w:rPr>
@@ -350,11 +929,17 @@
         </w:tc>
       </w:tr>
       <w:tr>
+        <w:trPr>
+          <w:cantSplit/>
+        </w:trPr>
         <w:tc>
           <w:tcPr>
             <w:tcW w:type="dxa" w:w="5046"/>
           </w:tcPr>
           <w:p>
+            <w:pPr>
+              <w:spacing w:before="20" w:after="20"/>
+            </w:pPr>
             <w:r/>
             <w:r>
               <w:rPr>
@@ -371,6 +956,9 @@
             <w:tcW w:type="dxa" w:w="5046"/>
           </w:tcPr>
           <w:p>
+            <w:pPr>
+              <w:spacing w:before="20" w:after="20"/>
+            </w:pPr>
             <w:r/>
             <w:r>
               <w:rPr>
@@ -387,6 +975,9 @@
             <w:tcW w:type="dxa" w:w="5046"/>
           </w:tcPr>
           <w:p>
+            <w:pPr>
+              <w:spacing w:before="20" w:after="20"/>
+            </w:pPr>
             <w:r/>
             <w:r>
               <w:rPr>
@@ -443,6 +1034,9 @@
             <w:shd w:val="clear" w:color="auto" w:fill="D9D9D9"/>
           </w:tcPr>
           <w:p>
+            <w:pPr>
+              <w:spacing w:before="20" w:after="20"/>
+            </w:pPr>
             <w:r/>
             <w:r>
               <w:rPr>
@@ -460,6 +1054,9 @@
             <w:shd w:val="clear" w:color="auto" w:fill="D9D9D9"/>
           </w:tcPr>
           <w:p>
+            <w:pPr>
+              <w:spacing w:before="20" w:after="20"/>
+            </w:pPr>
             <w:r/>
             <w:r>
               <w:rPr>
@@ -477,6 +1074,9 @@
             <w:shd w:val="clear" w:color="auto" w:fill="D9D9D9"/>
           </w:tcPr>
           <w:p>
+            <w:pPr>
+              <w:spacing w:before="20" w:after="20"/>
+            </w:pPr>
             <w:r/>
             <w:r>
               <w:rPr>
@@ -490,11 +1090,17 @@
         </w:tc>
       </w:tr>
       <w:tr>
+        <w:trPr>
+          <w:cantSplit/>
+        </w:trPr>
         <w:tc>
           <w:tcPr>
             <w:tcW w:type="dxa" w:w="5046"/>
           </w:tcPr>
           <w:p>
+            <w:pPr>
+              <w:spacing w:before="20" w:after="20"/>
+            </w:pPr>
             <w:r/>
             <w:r>
               <w:rPr>
@@ -511,6 +1117,9 @@
             <w:tcW w:type="dxa" w:w="5046"/>
           </w:tcPr>
           <w:p>
+            <w:pPr>
+              <w:spacing w:before="20" w:after="20"/>
+            </w:pPr>
             <w:r/>
             <w:r>
               <w:rPr>
@@ -527,6 +1136,9 @@
             <w:tcW w:type="dxa" w:w="5046"/>
           </w:tcPr>
           <w:p>
+            <w:pPr>
+              <w:spacing w:before="20" w:after="20"/>
+            </w:pPr>
             <w:r/>
             <w:r>
               <w:rPr>
@@ -539,11 +1151,17 @@
         </w:tc>
       </w:tr>
       <w:tr>
+        <w:trPr>
+          <w:cantSplit/>
+        </w:trPr>
         <w:tc>
           <w:tcPr>
             <w:tcW w:type="dxa" w:w="5046"/>
           </w:tcPr>
           <w:p>
+            <w:pPr>
+              <w:spacing w:before="20" w:after="20"/>
+            </w:pPr>
             <w:r/>
             <w:r>
               <w:rPr>
@@ -560,6 +1178,9 @@
             <w:tcW w:type="dxa" w:w="5046"/>
           </w:tcPr>
           <w:p>
+            <w:pPr>
+              <w:spacing w:before="20" w:after="20"/>
+            </w:pPr>
             <w:r/>
             <w:r>
               <w:rPr>
@@ -576,6 +1197,9 @@
             <w:tcW w:type="dxa" w:w="5046"/>
           </w:tcPr>
           <w:p>
+            <w:pPr>
+              <w:spacing w:before="20" w:after="20"/>
+            </w:pPr>
             <w:r/>
             <w:r>
               <w:rPr>
@@ -588,11 +1212,17 @@
         </w:tc>
       </w:tr>
       <w:tr>
+        <w:trPr>
+          <w:cantSplit/>
+        </w:trPr>
         <w:tc>
           <w:tcPr>
             <w:tcW w:type="dxa" w:w="5046"/>
           </w:tcPr>
           <w:p>
+            <w:pPr>
+              <w:spacing w:before="20" w:after="20"/>
+            </w:pPr>
             <w:r/>
             <w:r>
               <w:rPr>
@@ -609,6 +1239,9 @@
             <w:tcW w:type="dxa" w:w="5046"/>
           </w:tcPr>
           <w:p>
+            <w:pPr>
+              <w:spacing w:before="20" w:after="20"/>
+            </w:pPr>
             <w:r/>
             <w:r>
               <w:rPr>
@@ -625,6 +1258,9 @@
             <w:tcW w:type="dxa" w:w="5046"/>
           </w:tcPr>
           <w:p>
+            <w:pPr>
+              <w:spacing w:before="20" w:after="20"/>
+            </w:pPr>
             <w:r/>
             <w:r>
               <w:rPr>
@@ -637,11 +1273,17 @@
         </w:tc>
       </w:tr>
       <w:tr>
+        <w:trPr>
+          <w:cantSplit/>
+        </w:trPr>
         <w:tc>
           <w:tcPr>
             <w:tcW w:type="dxa" w:w="5046"/>
           </w:tcPr>
           <w:p>
+            <w:pPr>
+              <w:spacing w:before="20" w:after="20"/>
+            </w:pPr>
             <w:r/>
             <w:r>
               <w:rPr>
@@ -658,6 +1300,9 @@
             <w:tcW w:type="dxa" w:w="5046"/>
           </w:tcPr>
           <w:p>
+            <w:pPr>
+              <w:spacing w:before="20" w:after="20"/>
+            </w:pPr>
             <w:r/>
             <w:r>
               <w:rPr>
@@ -674,6 +1319,9 @@
             <w:tcW w:type="dxa" w:w="5046"/>
           </w:tcPr>
           <w:p>
+            <w:pPr>
+              <w:spacing w:before="20" w:after="20"/>
+            </w:pPr>
             <w:r/>
             <w:r>
               <w:rPr>
@@ -686,11 +1334,17 @@
         </w:tc>
       </w:tr>
       <w:tr>
+        <w:trPr>
+          <w:cantSplit/>
+        </w:trPr>
         <w:tc>
           <w:tcPr>
             <w:tcW w:type="dxa" w:w="5046"/>
           </w:tcPr>
           <w:p>
+            <w:pPr>
+              <w:spacing w:before="20" w:after="20"/>
+            </w:pPr>
             <w:r/>
             <w:r>
               <w:rPr>
@@ -707,6 +1361,9 @@
             <w:tcW w:type="dxa" w:w="5046"/>
           </w:tcPr>
           <w:p>
+            <w:pPr>
+              <w:spacing w:before="20" w:after="20"/>
+            </w:pPr>
             <w:r/>
             <w:r>
               <w:rPr>
@@ -723,6 +1380,9 @@
             <w:tcW w:type="dxa" w:w="5046"/>
           </w:tcPr>
           <w:p>
+            <w:pPr>
+              <w:spacing w:before="20" w:after="20"/>
+            </w:pPr>
             <w:r/>
             <w:r>
               <w:rPr>
@@ -735,11 +1395,17 @@
         </w:tc>
       </w:tr>
       <w:tr>
+        <w:trPr>
+          <w:cantSplit/>
+        </w:trPr>
         <w:tc>
           <w:tcPr>
             <w:tcW w:type="dxa" w:w="5046"/>
           </w:tcPr>
           <w:p>
+            <w:pPr>
+              <w:spacing w:before="20" w:after="20"/>
+            </w:pPr>
             <w:r/>
             <w:r>
               <w:rPr>
@@ -756,6 +1422,9 @@
             <w:tcW w:type="dxa" w:w="5046"/>
           </w:tcPr>
           <w:p>
+            <w:pPr>
+              <w:spacing w:before="20" w:after="20"/>
+            </w:pPr>
             <w:r/>
             <w:r>
               <w:rPr>
@@ -772,6 +1441,9 @@
             <w:tcW w:type="dxa" w:w="5046"/>
           </w:tcPr>
           <w:p>
+            <w:pPr>
+              <w:spacing w:before="20" w:after="20"/>
+            </w:pPr>
             <w:r/>
             <w:r>
               <w:rPr>
@@ -784,11 +1456,17 @@
         </w:tc>
       </w:tr>
       <w:tr>
+        <w:trPr>
+          <w:cantSplit/>
+        </w:trPr>
         <w:tc>
           <w:tcPr>
             <w:tcW w:type="dxa" w:w="5046"/>
           </w:tcPr>
           <w:p>
+            <w:pPr>
+              <w:spacing w:before="20" w:after="20"/>
+            </w:pPr>
             <w:r/>
             <w:r>
               <w:rPr>
@@ -805,6 +1483,9 @@
             <w:tcW w:type="dxa" w:w="5046"/>
           </w:tcPr>
           <w:p>
+            <w:pPr>
+              <w:spacing w:before="20" w:after="20"/>
+            </w:pPr>
             <w:r/>
             <w:r>
               <w:rPr>
@@ -821,6 +1502,9 @@
             <w:tcW w:type="dxa" w:w="5046"/>
           </w:tcPr>
           <w:p>
+            <w:pPr>
+              <w:spacing w:before="20" w:after="20"/>
+            </w:pPr>
             <w:r/>
             <w:r>
               <w:rPr>
@@ -833,11 +1517,17 @@
         </w:tc>
       </w:tr>
       <w:tr>
+        <w:trPr>
+          <w:cantSplit/>
+        </w:trPr>
         <w:tc>
           <w:tcPr>
             <w:tcW w:type="dxa" w:w="5046"/>
           </w:tcPr>
           <w:p>
+            <w:pPr>
+              <w:spacing w:before="20" w:after="20"/>
+            </w:pPr>
             <w:r/>
             <w:r>
               <w:rPr>
@@ -854,6 +1544,9 @@
             <w:tcW w:type="dxa" w:w="5046"/>
           </w:tcPr>
           <w:p>
+            <w:pPr>
+              <w:spacing w:before="20" w:after="20"/>
+            </w:pPr>
             <w:r/>
             <w:r>
               <w:rPr>
@@ -870,6 +1563,9 @@
             <w:tcW w:type="dxa" w:w="5046"/>
           </w:tcPr>
           <w:p>
+            <w:pPr>
+              <w:spacing w:before="20" w:after="20"/>
+            </w:pPr>
             <w:r/>
             <w:r>
               <w:rPr>
@@ -882,11 +1578,17 @@
         </w:tc>
       </w:tr>
       <w:tr>
+        <w:trPr>
+          <w:cantSplit/>
+        </w:trPr>
         <w:tc>
           <w:tcPr>
             <w:tcW w:type="dxa" w:w="5046"/>
           </w:tcPr>
           <w:p>
+            <w:pPr>
+              <w:spacing w:before="20" w:after="20"/>
+            </w:pPr>
             <w:r/>
             <w:r>
               <w:rPr>
@@ -903,6 +1605,9 @@
             <w:tcW w:type="dxa" w:w="5046"/>
           </w:tcPr>
           <w:p>
+            <w:pPr>
+              <w:spacing w:before="20" w:after="20"/>
+            </w:pPr>
             <w:r/>
             <w:r>
               <w:rPr>
@@ -919,6 +1624,9 @@
             <w:tcW w:type="dxa" w:w="5046"/>
           </w:tcPr>
           <w:p>
+            <w:pPr>
+              <w:spacing w:before="20" w:after="20"/>
+            </w:pPr>
             <w:r/>
             <w:r>
               <w:rPr>
@@ -931,11 +1639,17 @@
         </w:tc>
       </w:tr>
       <w:tr>
+        <w:trPr>
+          <w:cantSplit/>
+        </w:trPr>
         <w:tc>
           <w:tcPr>
             <w:tcW w:type="dxa" w:w="5046"/>
           </w:tcPr>
           <w:p>
+            <w:pPr>
+              <w:spacing w:before="20" w:after="20"/>
+            </w:pPr>
             <w:r/>
             <w:r>
               <w:rPr>
@@ -952,6 +1666,9 @@
             <w:tcW w:type="dxa" w:w="5046"/>
           </w:tcPr>
           <w:p>
+            <w:pPr>
+              <w:spacing w:before="20" w:after="20"/>
+            </w:pPr>
             <w:r/>
             <w:r>
               <w:rPr>
@@ -968,6 +1685,9 @@
             <w:tcW w:type="dxa" w:w="5046"/>
           </w:tcPr>
           <w:p>
+            <w:pPr>
+              <w:spacing w:before="20" w:after="20"/>
+            </w:pPr>
             <w:r/>
             <w:r>
               <w:rPr>
@@ -980,11 +1700,17 @@
         </w:tc>
       </w:tr>
       <w:tr>
+        <w:trPr>
+          <w:cantSplit/>
+        </w:trPr>
         <w:tc>
           <w:tcPr>
             <w:tcW w:type="dxa" w:w="5046"/>
           </w:tcPr>
           <w:p>
+            <w:pPr>
+              <w:spacing w:before="20" w:after="20"/>
+            </w:pPr>
             <w:r/>
             <w:r>
               <w:rPr>
@@ -1001,6 +1727,9 @@
             <w:tcW w:type="dxa" w:w="5046"/>
           </w:tcPr>
           <w:p>
+            <w:pPr>
+              <w:spacing w:before="20" w:after="20"/>
+            </w:pPr>
             <w:r/>
             <w:r>
               <w:rPr>
@@ -1017,6 +1746,9 @@
             <w:tcW w:type="dxa" w:w="5046"/>
           </w:tcPr>
           <w:p>
+            <w:pPr>
+              <w:spacing w:before="20" w:after="20"/>
+            </w:pPr>
             <w:r/>
             <w:r>
               <w:rPr>
@@ -1029,11 +1761,17 @@
         </w:tc>
       </w:tr>
       <w:tr>
+        <w:trPr>
+          <w:cantSplit/>
+        </w:trPr>
         <w:tc>
           <w:tcPr>
             <w:tcW w:type="dxa" w:w="5046"/>
           </w:tcPr>
           <w:p>
+            <w:pPr>
+              <w:spacing w:before="20" w:after="20"/>
+            </w:pPr>
             <w:r/>
             <w:r>
               <w:rPr>
@@ -1050,6 +1788,9 @@
             <w:tcW w:type="dxa" w:w="5046"/>
           </w:tcPr>
           <w:p>
+            <w:pPr>
+              <w:spacing w:before="20" w:after="20"/>
+            </w:pPr>
             <w:r/>
             <w:r>
               <w:rPr>
@@ -1066,6 +1807,9 @@
             <w:tcW w:type="dxa" w:w="5046"/>
           </w:tcPr>
           <w:p>
+            <w:pPr>
+              <w:spacing w:before="20" w:after="20"/>
+            </w:pPr>
             <w:r/>
             <w:r>
               <w:rPr>
@@ -1078,11 +1822,17 @@
         </w:tc>
       </w:tr>
       <w:tr>
+        <w:trPr>
+          <w:cantSplit/>
+        </w:trPr>
         <w:tc>
           <w:tcPr>
             <w:tcW w:type="dxa" w:w="5046"/>
           </w:tcPr>
           <w:p>
+            <w:pPr>
+              <w:spacing w:before="20" w:after="20"/>
+            </w:pPr>
             <w:r/>
             <w:r>
               <w:rPr>
@@ -1099,6 +1849,9 @@
             <w:tcW w:type="dxa" w:w="5046"/>
           </w:tcPr>
           <w:p>
+            <w:pPr>
+              <w:spacing w:before="20" w:after="20"/>
+            </w:pPr>
             <w:r/>
             <w:r>
               <w:rPr>
@@ -1115,6 +1868,9 @@
             <w:tcW w:type="dxa" w:w="5046"/>
           </w:tcPr>
           <w:p>
+            <w:pPr>
+              <w:spacing w:before="20" w:after="20"/>
+            </w:pPr>
             <w:r/>
             <w:r>
               <w:rPr>
@@ -1127,11 +1883,17 @@
         </w:tc>
       </w:tr>
       <w:tr>
+        <w:trPr>
+          <w:cantSplit/>
+        </w:trPr>
         <w:tc>
           <w:tcPr>
             <w:tcW w:type="dxa" w:w="5046"/>
           </w:tcPr>
           <w:p>
+            <w:pPr>
+              <w:spacing w:before="20" w:after="20"/>
+            </w:pPr>
             <w:r/>
             <w:r>
               <w:rPr>
@@ -1148,6 +1910,9 @@
             <w:tcW w:type="dxa" w:w="5046"/>
           </w:tcPr>
           <w:p>
+            <w:pPr>
+              <w:spacing w:before="20" w:after="20"/>
+            </w:pPr>
             <w:r/>
             <w:r>
               <w:rPr>
@@ -1164,6 +1929,9 @@
             <w:tcW w:type="dxa" w:w="5046"/>
           </w:tcPr>
           <w:p>
+            <w:pPr>
+              <w:spacing w:before="20" w:after="20"/>
+            </w:pPr>
             <w:r/>
             <w:r>
               <w:rPr>
@@ -1176,11 +1944,17 @@
         </w:tc>
       </w:tr>
       <w:tr>
+        <w:trPr>
+          <w:cantSplit/>
+        </w:trPr>
         <w:tc>
           <w:tcPr>
             <w:tcW w:type="dxa" w:w="5046"/>
           </w:tcPr>
           <w:p>
+            <w:pPr>
+              <w:spacing w:before="20" w:after="20"/>
+            </w:pPr>
             <w:r/>
             <w:r>
               <w:rPr>
@@ -1197,6 +1971,9 @@
             <w:tcW w:type="dxa" w:w="5046"/>
           </w:tcPr>
           <w:p>
+            <w:pPr>
+              <w:spacing w:before="20" w:after="20"/>
+            </w:pPr>
             <w:r/>
             <w:r>
               <w:rPr>
@@ -1213,6 +1990,9 @@
             <w:tcW w:type="dxa" w:w="5046"/>
           </w:tcPr>
           <w:p>
+            <w:pPr>
+              <w:spacing w:before="20" w:after="20"/>
+            </w:pPr>
             <w:r/>
             <w:r>
               <w:rPr>
@@ -1225,11 +2005,17 @@
         </w:tc>
       </w:tr>
       <w:tr>
+        <w:trPr>
+          <w:cantSplit/>
+        </w:trPr>
         <w:tc>
           <w:tcPr>
             <w:tcW w:type="dxa" w:w="5046"/>
           </w:tcPr>
           <w:p>
+            <w:pPr>
+              <w:spacing w:before="20" w:after="20"/>
+            </w:pPr>
             <w:r/>
             <w:r>
               <w:rPr>
@@ -1246,6 +2032,9 @@
             <w:tcW w:type="dxa" w:w="5046"/>
           </w:tcPr>
           <w:p>
+            <w:pPr>
+              <w:spacing w:before="20" w:after="20"/>
+            </w:pPr>
             <w:r/>
             <w:r>
               <w:rPr>
@@ -1262,6 +2051,9 @@
             <w:tcW w:type="dxa" w:w="5046"/>
           </w:tcPr>
           <w:p>
+            <w:pPr>
+              <w:spacing w:before="20" w:after="20"/>
+            </w:pPr>
             <w:r/>
             <w:r>
               <w:rPr>
@@ -1274,11 +2066,17 @@
         </w:tc>
       </w:tr>
       <w:tr>
+        <w:trPr>
+          <w:cantSplit/>
+        </w:trPr>
         <w:tc>
           <w:tcPr>
             <w:tcW w:type="dxa" w:w="5046"/>
           </w:tcPr>
           <w:p>
+            <w:pPr>
+              <w:spacing w:before="20" w:after="20"/>
+            </w:pPr>
             <w:r/>
             <w:r>
               <w:rPr>
@@ -1295,6 +2093,9 @@
             <w:tcW w:type="dxa" w:w="5046"/>
           </w:tcPr>
           <w:p>
+            <w:pPr>
+              <w:spacing w:before="20" w:after="20"/>
+            </w:pPr>
             <w:r/>
             <w:r>
               <w:rPr>
@@ -1311,6 +2112,9 @@
             <w:tcW w:type="dxa" w:w="5046"/>
           </w:tcPr>
           <w:p>
+            <w:pPr>
+              <w:spacing w:before="20" w:after="20"/>
+            </w:pPr>
             <w:r/>
             <w:r>
               <w:rPr>
@@ -1367,6 +2171,9 @@
             <w:shd w:val="clear" w:color="auto" w:fill="D9D9D9"/>
           </w:tcPr>
           <w:p>
+            <w:pPr>
+              <w:spacing w:before="20" w:after="20"/>
+            </w:pPr>
             <w:r/>
             <w:r>
               <w:rPr>
@@ -1384,6 +2191,9 @@
             <w:shd w:val="clear" w:color="auto" w:fill="D9D9D9"/>
           </w:tcPr>
           <w:p>
+            <w:pPr>
+              <w:spacing w:before="20" w:after="20"/>
+            </w:pPr>
             <w:r/>
             <w:r>
               <w:rPr>
@@ -1401,6 +2211,9 @@
             <w:shd w:val="clear" w:color="auto" w:fill="D9D9D9"/>
           </w:tcPr>
           <w:p>
+            <w:pPr>
+              <w:spacing w:before="20" w:after="20"/>
+            </w:pPr>
             <w:r/>
             <w:r>
               <w:rPr>
@@ -1414,11 +2227,17 @@
         </w:tc>
       </w:tr>
       <w:tr>
+        <w:trPr>
+          <w:cantSplit/>
+        </w:trPr>
         <w:tc>
           <w:tcPr>
             <w:tcW w:type="dxa" w:w="5046"/>
           </w:tcPr>
           <w:p>
+            <w:pPr>
+              <w:spacing w:before="20" w:after="20"/>
+            </w:pPr>
             <w:r/>
             <w:r>
               <w:rPr>
@@ -1435,6 +2254,9 @@
             <w:tcW w:type="dxa" w:w="5046"/>
           </w:tcPr>
           <w:p>
+            <w:pPr>
+              <w:spacing w:before="20" w:after="20"/>
+            </w:pPr>
             <w:r/>
             <w:r>
               <w:rPr>
@@ -1451,6 +2273,9 @@
             <w:tcW w:type="dxa" w:w="5046"/>
           </w:tcPr>
           <w:p>
+            <w:pPr>
+              <w:spacing w:before="20" w:after="20"/>
+            </w:pPr>
             <w:r/>
             <w:r>
               <w:rPr>
@@ -1463,11 +2288,17 @@
         </w:tc>
       </w:tr>
       <w:tr>
+        <w:trPr>
+          <w:cantSplit/>
+        </w:trPr>
         <w:tc>
           <w:tcPr>
             <w:tcW w:type="dxa" w:w="5046"/>
           </w:tcPr>
           <w:p>
+            <w:pPr>
+              <w:spacing w:before="20" w:after="20"/>
+            </w:pPr>
             <w:r/>
             <w:r>
               <w:rPr>
@@ -1484,6 +2315,9 @@
             <w:tcW w:type="dxa" w:w="5046"/>
           </w:tcPr>
           <w:p>
+            <w:pPr>
+              <w:spacing w:before="20" w:after="20"/>
+            </w:pPr>
             <w:r/>
             <w:r>
               <w:rPr>
@@ -1500,6 +2334,9 @@
             <w:tcW w:type="dxa" w:w="5046"/>
           </w:tcPr>
           <w:p>
+            <w:pPr>
+              <w:spacing w:before="20" w:after="20"/>
+            </w:pPr>
             <w:r/>
             <w:r>
               <w:rPr>
@@ -1512,11 +2349,17 @@
         </w:tc>
       </w:tr>
       <w:tr>
+        <w:trPr>
+          <w:cantSplit/>
+        </w:trPr>
         <w:tc>
           <w:tcPr>
             <w:tcW w:type="dxa" w:w="5046"/>
           </w:tcPr>
           <w:p>
+            <w:pPr>
+              <w:spacing w:before="20" w:after="20"/>
+            </w:pPr>
             <w:r/>
             <w:r>
               <w:rPr>
@@ -1533,6 +2376,9 @@
             <w:tcW w:type="dxa" w:w="5046"/>
           </w:tcPr>
           <w:p>
+            <w:pPr>
+              <w:spacing w:before="20" w:after="20"/>
+            </w:pPr>
             <w:r/>
             <w:r>
               <w:rPr>
@@ -1549,6 +2395,9 @@
             <w:tcW w:type="dxa" w:w="5046"/>
           </w:tcPr>
           <w:p>
+            <w:pPr>
+              <w:spacing w:before="20" w:after="20"/>
+            </w:pPr>
             <w:r/>
             <w:r>
               <w:rPr>
@@ -1561,11 +2410,17 @@
         </w:tc>
       </w:tr>
       <w:tr>
+        <w:trPr>
+          <w:cantSplit/>
+        </w:trPr>
         <w:tc>
           <w:tcPr>
             <w:tcW w:type="dxa" w:w="5046"/>
           </w:tcPr>
           <w:p>
+            <w:pPr>
+              <w:spacing w:before="20" w:after="20"/>
+            </w:pPr>
             <w:r/>
             <w:r>
               <w:rPr>
@@ -1582,6 +2437,9 @@
             <w:tcW w:type="dxa" w:w="5046"/>
           </w:tcPr>
           <w:p>
+            <w:pPr>
+              <w:spacing w:before="20" w:after="20"/>
+            </w:pPr>
             <w:r/>
             <w:r>
               <w:rPr>
@@ -1598,6 +2456,9 @@
             <w:tcW w:type="dxa" w:w="5046"/>
           </w:tcPr>
           <w:p>
+            <w:pPr>
+              <w:spacing w:before="20" w:after="20"/>
+            </w:pPr>
             <w:r/>
             <w:r>
               <w:rPr>
@@ -1610,11 +2471,17 @@
         </w:tc>
       </w:tr>
       <w:tr>
+        <w:trPr>
+          <w:cantSplit/>
+        </w:trPr>
         <w:tc>
           <w:tcPr>
             <w:tcW w:type="dxa" w:w="5046"/>
           </w:tcPr>
           <w:p>
+            <w:pPr>
+              <w:spacing w:before="20" w:after="20"/>
+            </w:pPr>
             <w:r/>
             <w:r>
               <w:rPr>
@@ -1631,6 +2498,9 @@
             <w:tcW w:type="dxa" w:w="5046"/>
           </w:tcPr>
           <w:p>
+            <w:pPr>
+              <w:spacing w:before="20" w:after="20"/>
+            </w:pPr>
             <w:r/>
             <w:r>
               <w:rPr>
@@ -1647,6 +2517,9 @@
             <w:tcW w:type="dxa" w:w="5046"/>
           </w:tcPr>
           <w:p>
+            <w:pPr>
+              <w:spacing w:before="20" w:after="20"/>
+            </w:pPr>
             <w:r/>
             <w:r>
               <w:rPr>
@@ -1659,11 +2532,17 @@
         </w:tc>
       </w:tr>
       <w:tr>
+        <w:trPr>
+          <w:cantSplit/>
+        </w:trPr>
         <w:tc>
           <w:tcPr>
             <w:tcW w:type="dxa" w:w="5046"/>
           </w:tcPr>
           <w:p>
+            <w:pPr>
+              <w:spacing w:before="20" w:after="20"/>
+            </w:pPr>
             <w:r/>
             <w:r>
               <w:rPr>
@@ -1680,6 +2559,9 @@
             <w:tcW w:type="dxa" w:w="5046"/>
           </w:tcPr>
           <w:p>
+            <w:pPr>
+              <w:spacing w:before="20" w:after="20"/>
+            </w:pPr>
             <w:r/>
             <w:r>
               <w:rPr>
@@ -1696,6 +2578,9 @@
             <w:tcW w:type="dxa" w:w="5046"/>
           </w:tcPr>
           <w:p>
+            <w:pPr>
+              <w:spacing w:before="20" w:after="20"/>
+            </w:pPr>
             <w:r/>
             <w:r>
               <w:rPr>
@@ -1708,11 +2593,17 @@
         </w:tc>
       </w:tr>
       <w:tr>
+        <w:trPr>
+          <w:cantSplit/>
+        </w:trPr>
         <w:tc>
           <w:tcPr>
             <w:tcW w:type="dxa" w:w="5046"/>
           </w:tcPr>
           <w:p>
+            <w:pPr>
+              <w:spacing w:before="20" w:after="20"/>
+            </w:pPr>
             <w:r/>
             <w:r>
               <w:rPr>
@@ -1729,6 +2620,9 @@
             <w:tcW w:type="dxa" w:w="5046"/>
           </w:tcPr>
           <w:p>
+            <w:pPr>
+              <w:spacing w:before="20" w:after="20"/>
+            </w:pPr>
             <w:r/>
             <w:r>
               <w:rPr>
@@ -1745,6 +2639,9 @@
             <w:tcW w:type="dxa" w:w="5046"/>
           </w:tcPr>
           <w:p>
+            <w:pPr>
+              <w:spacing w:before="20" w:after="20"/>
+            </w:pPr>
             <w:r/>
             <w:r>
               <w:rPr>
@@ -1757,11 +2654,17 @@
         </w:tc>
       </w:tr>
       <w:tr>
+        <w:trPr>
+          <w:cantSplit/>
+        </w:trPr>
         <w:tc>
           <w:tcPr>
             <w:tcW w:type="dxa" w:w="5046"/>
           </w:tcPr>
           <w:p>
+            <w:pPr>
+              <w:spacing w:before="20" w:after="20"/>
+            </w:pPr>
             <w:r/>
             <w:r>
               <w:rPr>
@@ -1778,6 +2681,9 @@
             <w:tcW w:type="dxa" w:w="5046"/>
           </w:tcPr>
           <w:p>
+            <w:pPr>
+              <w:spacing w:before="20" w:after="20"/>
+            </w:pPr>
             <w:r/>
             <w:r>
               <w:rPr>
@@ -1794,6 +2700,9 @@
             <w:tcW w:type="dxa" w:w="5046"/>
           </w:tcPr>
           <w:p>
+            <w:pPr>
+              <w:spacing w:before="20" w:after="20"/>
+            </w:pPr>
             <w:r/>
             <w:r>
               <w:rPr>
@@ -1850,6 +2759,9 @@
             <w:shd w:val="clear" w:color="auto" w:fill="D9D9D9"/>
           </w:tcPr>
           <w:p>
+            <w:pPr>
+              <w:spacing w:before="20" w:after="20"/>
+            </w:pPr>
             <w:r/>
             <w:r>
               <w:rPr>
@@ -1867,6 +2779,9 @@
             <w:shd w:val="clear" w:color="auto" w:fill="D9D9D9"/>
           </w:tcPr>
           <w:p>
+            <w:pPr>
+              <w:spacing w:before="20" w:after="20"/>
+            </w:pPr>
             <w:r/>
             <w:r>
               <w:rPr>
@@ -1884,6 +2799,9 @@
             <w:shd w:val="clear" w:color="auto" w:fill="D9D9D9"/>
           </w:tcPr>
           <w:p>
+            <w:pPr>
+              <w:spacing w:before="20" w:after="20"/>
+            </w:pPr>
             <w:r/>
             <w:r>
               <w:rPr>
@@ -1897,11 +2815,17 @@
         </w:tc>
       </w:tr>
       <w:tr>
+        <w:trPr>
+          <w:cantSplit/>
+        </w:trPr>
         <w:tc>
           <w:tcPr>
             <w:tcW w:type="dxa" w:w="5046"/>
           </w:tcPr>
           <w:p>
+            <w:pPr>
+              <w:spacing w:before="20" w:after="20"/>
+            </w:pPr>
             <w:r/>
             <w:r>
               <w:rPr>
@@ -1918,6 +2842,9 @@
             <w:tcW w:type="dxa" w:w="5046"/>
           </w:tcPr>
           <w:p>
+            <w:pPr>
+              <w:spacing w:before="20" w:after="20"/>
+            </w:pPr>
             <w:r/>
             <w:r>
               <w:rPr>
@@ -1934,6 +2861,9 @@
             <w:tcW w:type="dxa" w:w="5046"/>
           </w:tcPr>
           <w:p>
+            <w:pPr>
+              <w:spacing w:before="20" w:after="20"/>
+            </w:pPr>
             <w:r/>
             <w:r>
               <w:rPr>
@@ -1946,11 +2876,17 @@
         </w:tc>
       </w:tr>
       <w:tr>
+        <w:trPr>
+          <w:cantSplit/>
+        </w:trPr>
         <w:tc>
           <w:tcPr>
             <w:tcW w:type="dxa" w:w="5046"/>
           </w:tcPr>
           <w:p>
+            <w:pPr>
+              <w:spacing w:before="20" w:after="20"/>
+            </w:pPr>
             <w:r/>
             <w:r>
               <w:rPr>
@@ -1967,6 +2903,9 @@
             <w:tcW w:type="dxa" w:w="5046"/>
           </w:tcPr>
           <w:p>
+            <w:pPr>
+              <w:spacing w:before="20" w:after="20"/>
+            </w:pPr>
             <w:r/>
             <w:r>
               <w:rPr>
@@ -1983,6 +2922,9 @@
             <w:tcW w:type="dxa" w:w="5046"/>
           </w:tcPr>
           <w:p>
+            <w:pPr>
+              <w:spacing w:before="20" w:after="20"/>
+            </w:pPr>
             <w:r/>
             <w:r>
               <w:rPr>
@@ -1995,11 +2937,17 @@
         </w:tc>
       </w:tr>
       <w:tr>
+        <w:trPr>
+          <w:cantSplit/>
+        </w:trPr>
         <w:tc>
           <w:tcPr>
             <w:tcW w:type="dxa" w:w="5046"/>
           </w:tcPr>
           <w:p>
+            <w:pPr>
+              <w:spacing w:before="20" w:after="20"/>
+            </w:pPr>
             <w:r/>
             <w:r>
               <w:rPr>
@@ -2016,6 +2964,9 @@
             <w:tcW w:type="dxa" w:w="5046"/>
           </w:tcPr>
           <w:p>
+            <w:pPr>
+              <w:spacing w:before="20" w:after="20"/>
+            </w:pPr>
             <w:r/>
             <w:r>
               <w:rPr>
@@ -2032,6 +2983,9 @@
             <w:tcW w:type="dxa" w:w="5046"/>
           </w:tcPr>
           <w:p>
+            <w:pPr>
+              <w:spacing w:before="20" w:after="20"/>
+            </w:pPr>
             <w:r/>
             <w:r>
               <w:rPr>
@@ -2044,11 +2998,17 @@
         </w:tc>
       </w:tr>
       <w:tr>
+        <w:trPr>
+          <w:cantSplit/>
+        </w:trPr>
         <w:tc>
           <w:tcPr>
             <w:tcW w:type="dxa" w:w="5046"/>
           </w:tcPr>
           <w:p>
+            <w:pPr>
+              <w:spacing w:before="20" w:after="20"/>
+            </w:pPr>
             <w:r/>
             <w:r>
               <w:rPr>
@@ -2065,6 +3025,9 @@
             <w:tcW w:type="dxa" w:w="5046"/>
           </w:tcPr>
           <w:p>
+            <w:pPr>
+              <w:spacing w:before="20" w:after="20"/>
+            </w:pPr>
             <w:r/>
             <w:r>
               <w:rPr>
@@ -2081,6 +3044,9 @@
             <w:tcW w:type="dxa" w:w="5046"/>
           </w:tcPr>
           <w:p>
+            <w:pPr>
+              <w:spacing w:before="20" w:after="20"/>
+            </w:pPr>
             <w:r/>
             <w:r>
               <w:rPr>
@@ -2093,11 +3059,17 @@
         </w:tc>
       </w:tr>
       <w:tr>
+        <w:trPr>
+          <w:cantSplit/>
+        </w:trPr>
         <w:tc>
           <w:tcPr>
             <w:tcW w:type="dxa" w:w="5046"/>
           </w:tcPr>
           <w:p>
+            <w:pPr>
+              <w:spacing w:before="20" w:after="20"/>
+            </w:pPr>
             <w:r/>
             <w:r>
               <w:rPr>
@@ -2114,6 +3086,9 @@
             <w:tcW w:type="dxa" w:w="5046"/>
           </w:tcPr>
           <w:p>
+            <w:pPr>
+              <w:spacing w:before="20" w:after="20"/>
+            </w:pPr>
             <w:r/>
             <w:r>
               <w:rPr>
@@ -2130,6 +3105,9 @@
             <w:tcW w:type="dxa" w:w="5046"/>
           </w:tcPr>
           <w:p>
+            <w:pPr>
+              <w:spacing w:before="20" w:after="20"/>
+            </w:pPr>
             <w:r/>
             <w:r>
               <w:rPr>
@@ -2142,11 +3120,17 @@
         </w:tc>
       </w:tr>
       <w:tr>
+        <w:trPr>
+          <w:cantSplit/>
+        </w:trPr>
         <w:tc>
           <w:tcPr>
             <w:tcW w:type="dxa" w:w="5046"/>
           </w:tcPr>
           <w:p>
+            <w:pPr>
+              <w:spacing w:before="20" w:after="20"/>
+            </w:pPr>
             <w:r/>
             <w:r>
               <w:rPr>
@@ -2163,6 +3147,9 @@
             <w:tcW w:type="dxa" w:w="5046"/>
           </w:tcPr>
           <w:p>
+            <w:pPr>
+              <w:spacing w:before="20" w:after="20"/>
+            </w:pPr>
             <w:r/>
             <w:r>
               <w:rPr>
@@ -2179,6 +3166,9 @@
             <w:tcW w:type="dxa" w:w="5046"/>
           </w:tcPr>
           <w:p>
+            <w:pPr>
+              <w:spacing w:before="20" w:after="20"/>
+            </w:pPr>
             <w:r/>
             <w:r>
               <w:rPr>
@@ -2191,11 +3181,17 @@
         </w:tc>
       </w:tr>
       <w:tr>
+        <w:trPr>
+          <w:cantSplit/>
+        </w:trPr>
         <w:tc>
           <w:tcPr>
             <w:tcW w:type="dxa" w:w="5046"/>
           </w:tcPr>
           <w:p>
+            <w:pPr>
+              <w:spacing w:before="20" w:after="20"/>
+            </w:pPr>
             <w:r/>
             <w:r>
               <w:rPr>
@@ -2212,6 +3208,9 @@
             <w:tcW w:type="dxa" w:w="5046"/>
           </w:tcPr>
           <w:p>
+            <w:pPr>
+              <w:spacing w:before="20" w:after="20"/>
+            </w:pPr>
             <w:r/>
             <w:r>
               <w:rPr>
@@ -2228,6 +3227,9 @@
             <w:tcW w:type="dxa" w:w="5046"/>
           </w:tcPr>
           <w:p>
+            <w:pPr>
+              <w:spacing w:before="20" w:after="20"/>
+            </w:pPr>
             <w:r/>
             <w:r>
               <w:rPr>
@@ -2284,6 +3286,9 @@
             <w:shd w:val="clear" w:color="auto" w:fill="D9D9D9"/>
           </w:tcPr>
           <w:p>
+            <w:pPr>
+              <w:spacing w:before="20" w:after="20"/>
+            </w:pPr>
             <w:r/>
             <w:r>
               <w:rPr>
@@ -2301,6 +3306,9 @@
             <w:shd w:val="clear" w:color="auto" w:fill="D9D9D9"/>
           </w:tcPr>
           <w:p>
+            <w:pPr>
+              <w:spacing w:before="20" w:after="20"/>
+            </w:pPr>
             <w:r/>
             <w:r>
               <w:rPr>
@@ -2318,6 +3326,9 @@
             <w:shd w:val="clear" w:color="auto" w:fill="D9D9D9"/>
           </w:tcPr>
           <w:p>
+            <w:pPr>
+              <w:spacing w:before="20" w:after="20"/>
+            </w:pPr>
             <w:r/>
             <w:r>
               <w:rPr>
@@ -2331,11 +3342,17 @@
         </w:tc>
       </w:tr>
       <w:tr>
+        <w:trPr>
+          <w:cantSplit/>
+        </w:trPr>
         <w:tc>
           <w:tcPr>
             <w:tcW w:type="dxa" w:w="5046"/>
           </w:tcPr>
           <w:p>
+            <w:pPr>
+              <w:spacing w:before="20" w:after="20"/>
+            </w:pPr>
             <w:r/>
             <w:r>
               <w:rPr>
@@ -2352,6 +3369,9 @@
             <w:tcW w:type="dxa" w:w="5046"/>
           </w:tcPr>
           <w:p>
+            <w:pPr>
+              <w:spacing w:before="20" w:after="20"/>
+            </w:pPr>
             <w:r/>
             <w:r>
               <w:rPr>
@@ -2368,6 +3388,9 @@
             <w:tcW w:type="dxa" w:w="5046"/>
           </w:tcPr>
           <w:p>
+            <w:pPr>
+              <w:spacing w:before="20" w:after="20"/>
+            </w:pPr>
             <w:r/>
             <w:r>
               <w:rPr>
@@ -2380,11 +3403,17 @@
         </w:tc>
       </w:tr>
       <w:tr>
+        <w:trPr>
+          <w:cantSplit/>
+        </w:trPr>
         <w:tc>
           <w:tcPr>
             <w:tcW w:type="dxa" w:w="5046"/>
           </w:tcPr>
           <w:p>
+            <w:pPr>
+              <w:spacing w:before="20" w:after="20"/>
+            </w:pPr>
             <w:r/>
             <w:r>
               <w:rPr>
@@ -2401,6 +3430,9 @@
             <w:tcW w:type="dxa" w:w="5046"/>
           </w:tcPr>
           <w:p>
+            <w:pPr>
+              <w:spacing w:before="20" w:after="20"/>
+            </w:pPr>
             <w:r/>
             <w:r>
               <w:rPr>
@@ -2417,6 +3449,9 @@
             <w:tcW w:type="dxa" w:w="5046"/>
           </w:tcPr>
           <w:p>
+            <w:pPr>
+              <w:spacing w:before="20" w:after="20"/>
+            </w:pPr>
             <w:r/>
             <w:r>
               <w:rPr>
@@ -2429,11 +3464,17 @@
         </w:tc>
       </w:tr>
       <w:tr>
+        <w:trPr>
+          <w:cantSplit/>
+        </w:trPr>
         <w:tc>
           <w:tcPr>
             <w:tcW w:type="dxa" w:w="5046"/>
           </w:tcPr>
           <w:p>
+            <w:pPr>
+              <w:spacing w:before="20" w:after="20"/>
+            </w:pPr>
             <w:r/>
             <w:r>
               <w:rPr>
@@ -2450,6 +3491,9 @@
             <w:tcW w:type="dxa" w:w="5046"/>
           </w:tcPr>
           <w:p>
+            <w:pPr>
+              <w:spacing w:before="20" w:after="20"/>
+            </w:pPr>
             <w:r/>
             <w:r>
               <w:rPr>
@@ -2466,6 +3510,9 @@
             <w:tcW w:type="dxa" w:w="5046"/>
           </w:tcPr>
           <w:p>
+            <w:pPr>
+              <w:spacing w:before="20" w:after="20"/>
+            </w:pPr>
             <w:r/>
             <w:r>
               <w:rPr>
@@ -2478,11 +3525,17 @@
         </w:tc>
       </w:tr>
       <w:tr>
+        <w:trPr>
+          <w:cantSplit/>
+        </w:trPr>
         <w:tc>
           <w:tcPr>
             <w:tcW w:type="dxa" w:w="5046"/>
           </w:tcPr>
           <w:p>
+            <w:pPr>
+              <w:spacing w:before="20" w:after="20"/>
+            </w:pPr>
             <w:r/>
             <w:r>
               <w:rPr>
@@ -2499,6 +3552,9 @@
             <w:tcW w:type="dxa" w:w="5046"/>
           </w:tcPr>
           <w:p>
+            <w:pPr>
+              <w:spacing w:before="20" w:after="20"/>
+            </w:pPr>
             <w:r/>
             <w:r>
               <w:rPr>
@@ -2515,6 +3571,9 @@
             <w:tcW w:type="dxa" w:w="5046"/>
           </w:tcPr>
           <w:p>
+            <w:pPr>
+              <w:spacing w:before="20" w:after="20"/>
+            </w:pPr>
             <w:r/>
             <w:r>
               <w:rPr>
@@ -2571,6 +3630,9 @@
             <w:shd w:val="clear" w:color="auto" w:fill="D9D9D9"/>
           </w:tcPr>
           <w:p>
+            <w:pPr>
+              <w:spacing w:before="20" w:after="20"/>
+            </w:pPr>
             <w:r/>
             <w:r>
               <w:rPr>
@@ -2588,6 +3650,9 @@
             <w:shd w:val="clear" w:color="auto" w:fill="D9D9D9"/>
           </w:tcPr>
           <w:p>
+            <w:pPr>
+              <w:spacing w:before="20" w:after="20"/>
+            </w:pPr>
             <w:r/>
             <w:r>
               <w:rPr>
@@ -2605,6 +3670,9 @@
             <w:shd w:val="clear" w:color="auto" w:fill="D9D9D9"/>
           </w:tcPr>
           <w:p>
+            <w:pPr>
+              <w:spacing w:before="20" w:after="20"/>
+            </w:pPr>
             <w:r/>
             <w:r>
               <w:rPr>
@@ -2618,11 +3686,17 @@
         </w:tc>
       </w:tr>
       <w:tr>
+        <w:trPr>
+          <w:cantSplit/>
+        </w:trPr>
         <w:tc>
           <w:tcPr>
             <w:tcW w:type="dxa" w:w="5046"/>
           </w:tcPr>
           <w:p>
+            <w:pPr>
+              <w:spacing w:before="20" w:after="20"/>
+            </w:pPr>
             <w:r/>
             <w:r>
               <w:rPr>
@@ -2639,6 +3713,9 @@
             <w:tcW w:type="dxa" w:w="5046"/>
           </w:tcPr>
           <w:p>
+            <w:pPr>
+              <w:spacing w:before="20" w:after="20"/>
+            </w:pPr>
             <w:r/>
             <w:r>
               <w:rPr>
@@ -2655,6 +3732,9 @@
             <w:tcW w:type="dxa" w:w="5046"/>
           </w:tcPr>
           <w:p>
+            <w:pPr>
+              <w:spacing w:before="20" w:after="20"/>
+            </w:pPr>
             <w:r/>
             <w:r>
               <w:rPr>
@@ -2667,11 +3747,17 @@
         </w:tc>
       </w:tr>
       <w:tr>
+        <w:trPr>
+          <w:cantSplit/>
+        </w:trPr>
         <w:tc>
           <w:tcPr>
             <w:tcW w:type="dxa" w:w="5046"/>
           </w:tcPr>
           <w:p>
+            <w:pPr>
+              <w:spacing w:before="20" w:after="20"/>
+            </w:pPr>
             <w:r/>
             <w:r>
               <w:rPr>
@@ -2688,6 +3774,9 @@
             <w:tcW w:type="dxa" w:w="5046"/>
           </w:tcPr>
           <w:p>
+            <w:pPr>
+              <w:spacing w:before="20" w:after="20"/>
+            </w:pPr>
             <w:r/>
             <w:r>
               <w:rPr>
@@ -2704,6 +3793,9 @@
             <w:tcW w:type="dxa" w:w="5046"/>
           </w:tcPr>
           <w:p>
+            <w:pPr>
+              <w:spacing w:before="20" w:after="20"/>
+            </w:pPr>
             <w:r/>
             <w:r>
               <w:rPr>
@@ -2716,11 +3808,17 @@
         </w:tc>
       </w:tr>
       <w:tr>
+        <w:trPr>
+          <w:cantSplit/>
+        </w:trPr>
         <w:tc>
           <w:tcPr>
             <w:tcW w:type="dxa" w:w="5046"/>
           </w:tcPr>
           <w:p>
+            <w:pPr>
+              <w:spacing w:before="20" w:after="20"/>
+            </w:pPr>
             <w:r/>
             <w:r>
               <w:rPr>
@@ -2737,6 +3835,9 @@
             <w:tcW w:type="dxa" w:w="5046"/>
           </w:tcPr>
           <w:p>
+            <w:pPr>
+              <w:spacing w:before="20" w:after="20"/>
+            </w:pPr>
             <w:r/>
             <w:r>
               <w:rPr>
@@ -2753,6 +3854,9 @@
             <w:tcW w:type="dxa" w:w="5046"/>
           </w:tcPr>
           <w:p>
+            <w:pPr>
+              <w:spacing w:before="20" w:after="20"/>
+            </w:pPr>
             <w:r/>
             <w:r>
               <w:rPr>
@@ -2765,11 +3869,17 @@
         </w:tc>
       </w:tr>
       <w:tr>
+        <w:trPr>
+          <w:cantSplit/>
+        </w:trPr>
         <w:tc>
           <w:tcPr>
             <w:tcW w:type="dxa" w:w="5046"/>
           </w:tcPr>
           <w:p>
+            <w:pPr>
+              <w:spacing w:before="20" w:after="20"/>
+            </w:pPr>
             <w:r/>
             <w:r>
               <w:rPr>
@@ -2786,6 +3896,9 @@
             <w:tcW w:type="dxa" w:w="5046"/>
           </w:tcPr>
           <w:p>
+            <w:pPr>
+              <w:spacing w:before="20" w:after="20"/>
+            </w:pPr>
             <w:r/>
             <w:r>
               <w:rPr>
@@ -2802,6 +3915,9 @@
             <w:tcW w:type="dxa" w:w="5046"/>
           </w:tcPr>
           <w:p>
+            <w:pPr>
+              <w:spacing w:before="20" w:after="20"/>
+            </w:pPr>
             <w:r/>
             <w:r>
               <w:rPr>
@@ -2814,11 +3930,17 @@
         </w:tc>
       </w:tr>
       <w:tr>
+        <w:trPr>
+          <w:cantSplit/>
+        </w:trPr>
         <w:tc>
           <w:tcPr>
             <w:tcW w:type="dxa" w:w="5046"/>
           </w:tcPr>
           <w:p>
+            <w:pPr>
+              <w:spacing w:before="20" w:after="20"/>
+            </w:pPr>
             <w:r/>
             <w:r>
               <w:rPr>
@@ -2835,6 +3957,9 @@
             <w:tcW w:type="dxa" w:w="5046"/>
           </w:tcPr>
           <w:p>
+            <w:pPr>
+              <w:spacing w:before="20" w:after="20"/>
+            </w:pPr>
             <w:r/>
             <w:r>
               <w:rPr>
@@ -2851,6 +3976,9 @@
             <w:tcW w:type="dxa" w:w="5046"/>
           </w:tcPr>
           <w:p>
+            <w:pPr>
+              <w:spacing w:before="20" w:after="20"/>
+            </w:pPr>
             <w:r/>
             <w:r>
               <w:rPr>
@@ -2863,11 +3991,17 @@
         </w:tc>
       </w:tr>
       <w:tr>
+        <w:trPr>
+          <w:cantSplit/>
+        </w:trPr>
         <w:tc>
           <w:tcPr>
             <w:tcW w:type="dxa" w:w="5046"/>
           </w:tcPr>
           <w:p>
+            <w:pPr>
+              <w:spacing w:before="20" w:after="20"/>
+            </w:pPr>
             <w:r/>
             <w:r>
               <w:rPr>
@@ -2884,6 +4018,9 @@
             <w:tcW w:type="dxa" w:w="5046"/>
           </w:tcPr>
           <w:p>
+            <w:pPr>
+              <w:spacing w:before="20" w:after="20"/>
+            </w:pPr>
             <w:r/>
             <w:r>
               <w:rPr>
@@ -2900,6 +4037,9 @@
             <w:tcW w:type="dxa" w:w="5046"/>
           </w:tcPr>
           <w:p>
+            <w:pPr>
+              <w:spacing w:before="20" w:after="20"/>
+            </w:pPr>
             <w:r/>
             <w:r>
               <w:rPr>
@@ -2912,11 +4052,17 @@
         </w:tc>
       </w:tr>
       <w:tr>
+        <w:trPr>
+          <w:cantSplit/>
+        </w:trPr>
         <w:tc>
           <w:tcPr>
             <w:tcW w:type="dxa" w:w="5046"/>
           </w:tcPr>
           <w:p>
+            <w:pPr>
+              <w:spacing w:before="20" w:after="20"/>
+            </w:pPr>
             <w:r/>
             <w:r>
               <w:rPr>
@@ -2933,6 +4079,9 @@
             <w:tcW w:type="dxa" w:w="5046"/>
           </w:tcPr>
           <w:p>
+            <w:pPr>
+              <w:spacing w:before="20" w:after="20"/>
+            </w:pPr>
             <w:r/>
             <w:r>
               <w:rPr>
@@ -2949,6 +4098,9 @@
             <w:tcW w:type="dxa" w:w="5046"/>
           </w:tcPr>
           <w:p>
+            <w:pPr>
+              <w:spacing w:before="20" w:after="20"/>
+            </w:pPr>
             <w:r/>
             <w:r>
               <w:rPr>
@@ -2961,11 +4113,17 @@
         </w:tc>
       </w:tr>
       <w:tr>
+        <w:trPr>
+          <w:cantSplit/>
+        </w:trPr>
         <w:tc>
           <w:tcPr>
             <w:tcW w:type="dxa" w:w="5046"/>
           </w:tcPr>
           <w:p>
+            <w:pPr>
+              <w:spacing w:before="20" w:after="20"/>
+            </w:pPr>
             <w:r/>
             <w:r>
               <w:rPr>
@@ -2982,6 +4140,9 @@
             <w:tcW w:type="dxa" w:w="5046"/>
           </w:tcPr>
           <w:p>
+            <w:pPr>
+              <w:spacing w:before="20" w:after="20"/>
+            </w:pPr>
             <w:r/>
             <w:r>
               <w:rPr>
@@ -2998,6 +4159,9 @@
             <w:tcW w:type="dxa" w:w="5046"/>
           </w:tcPr>
           <w:p>
+            <w:pPr>
+              <w:spacing w:before="20" w:after="20"/>
+            </w:pPr>
             <w:r/>
             <w:r>
               <w:rPr>
@@ -3054,6 +4218,9 @@
             <w:shd w:val="clear" w:color="auto" w:fill="D9D9D9"/>
           </w:tcPr>
           <w:p>
+            <w:pPr>
+              <w:spacing w:before="20" w:after="20"/>
+            </w:pPr>
             <w:r/>
             <w:r>
               <w:rPr>
@@ -3071,6 +4238,9 @@
             <w:shd w:val="clear" w:color="auto" w:fill="D9D9D9"/>
           </w:tcPr>
           <w:p>
+            <w:pPr>
+              <w:spacing w:before="20" w:after="20"/>
+            </w:pPr>
             <w:r/>
             <w:r>
               <w:rPr>
@@ -3088,6 +4258,9 @@
             <w:shd w:val="clear" w:color="auto" w:fill="D9D9D9"/>
           </w:tcPr>
           <w:p>
+            <w:pPr>
+              <w:spacing w:before="20" w:after="20"/>
+            </w:pPr>
             <w:r/>
             <w:r>
               <w:rPr>
@@ -3101,11 +4274,17 @@
         </w:tc>
       </w:tr>
       <w:tr>
+        <w:trPr>
+          <w:cantSplit/>
+        </w:trPr>
         <w:tc>
           <w:tcPr>
             <w:tcW w:type="dxa" w:w="5046"/>
           </w:tcPr>
           <w:p>
+            <w:pPr>
+              <w:spacing w:before="20" w:after="20"/>
+            </w:pPr>
             <w:r/>
             <w:r>
               <w:rPr>
@@ -3122,6 +4301,9 @@
             <w:tcW w:type="dxa" w:w="5046"/>
           </w:tcPr>
           <w:p>
+            <w:pPr>
+              <w:spacing w:before="20" w:after="20"/>
+            </w:pPr>
             <w:r/>
             <w:r>
               <w:rPr>
@@ -3138,6 +4320,9 @@
             <w:tcW w:type="dxa" w:w="5046"/>
           </w:tcPr>
           <w:p>
+            <w:pPr>
+              <w:spacing w:before="20" w:after="20"/>
+            </w:pPr>
             <w:r/>
             <w:r>
               <w:rPr>
@@ -3150,11 +4335,17 @@
         </w:tc>
       </w:tr>
       <w:tr>
+        <w:trPr>
+          <w:cantSplit/>
+        </w:trPr>
         <w:tc>
           <w:tcPr>
             <w:tcW w:type="dxa" w:w="5046"/>
           </w:tcPr>
           <w:p>
+            <w:pPr>
+              <w:spacing w:before="20" w:after="20"/>
+            </w:pPr>
             <w:r/>
             <w:r>
               <w:rPr>
@@ -3171,6 +4362,9 @@
             <w:tcW w:type="dxa" w:w="5046"/>
           </w:tcPr>
           <w:p>
+            <w:pPr>
+              <w:spacing w:before="20" w:after="20"/>
+            </w:pPr>
             <w:r/>
             <w:r>
               <w:rPr>
@@ -3187,6 +4381,9 @@
             <w:tcW w:type="dxa" w:w="5046"/>
           </w:tcPr>
           <w:p>
+            <w:pPr>
+              <w:spacing w:before="20" w:after="20"/>
+            </w:pPr>
             <w:r/>
             <w:r>
               <w:rPr>
@@ -3199,11 +4396,17 @@
         </w:tc>
       </w:tr>
       <w:tr>
+        <w:trPr>
+          <w:cantSplit/>
+        </w:trPr>
         <w:tc>
           <w:tcPr>
             <w:tcW w:type="dxa" w:w="5046"/>
           </w:tcPr>
           <w:p>
+            <w:pPr>
+              <w:spacing w:before="20" w:after="20"/>
+            </w:pPr>
             <w:r/>
             <w:r>
               <w:rPr>
@@ -3220,6 +4423,9 @@
             <w:tcW w:type="dxa" w:w="5046"/>
           </w:tcPr>
           <w:p>
+            <w:pPr>
+              <w:spacing w:before="20" w:after="20"/>
+            </w:pPr>
             <w:r/>
             <w:r>
               <w:rPr>
@@ -3236,6 +4442,9 @@
             <w:tcW w:type="dxa" w:w="5046"/>
           </w:tcPr>
           <w:p>
+            <w:pPr>
+              <w:spacing w:before="20" w:after="20"/>
+            </w:pPr>
             <w:r/>
             <w:r>
               <w:rPr>
@@ -3248,11 +4457,17 @@
         </w:tc>
       </w:tr>
       <w:tr>
+        <w:trPr>
+          <w:cantSplit/>
+        </w:trPr>
         <w:tc>
           <w:tcPr>
             <w:tcW w:type="dxa" w:w="5046"/>
           </w:tcPr>
           <w:p>
+            <w:pPr>
+              <w:spacing w:before="20" w:after="20"/>
+            </w:pPr>
             <w:r/>
             <w:r>
               <w:rPr>
@@ -3269,6 +4484,9 @@
             <w:tcW w:type="dxa" w:w="5046"/>
           </w:tcPr>
           <w:p>
+            <w:pPr>
+              <w:spacing w:before="20" w:after="20"/>
+            </w:pPr>
             <w:r/>
             <w:r>
               <w:rPr>
@@ -3285,6 +4503,9 @@
             <w:tcW w:type="dxa" w:w="5046"/>
           </w:tcPr>
           <w:p>
+            <w:pPr>
+              <w:spacing w:before="20" w:after="20"/>
+            </w:pPr>
             <w:r/>
             <w:r>
               <w:rPr>
@@ -3297,11 +4518,17 @@
         </w:tc>
       </w:tr>
       <w:tr>
+        <w:trPr>
+          <w:cantSplit/>
+        </w:trPr>
         <w:tc>
           <w:tcPr>
             <w:tcW w:type="dxa" w:w="5046"/>
           </w:tcPr>
           <w:p>
+            <w:pPr>
+              <w:spacing w:before="20" w:after="20"/>
+            </w:pPr>
             <w:r/>
             <w:r>
               <w:rPr>
@@ -3318,6 +4545,9 @@
             <w:tcW w:type="dxa" w:w="5046"/>
           </w:tcPr>
           <w:p>
+            <w:pPr>
+              <w:spacing w:before="20" w:after="20"/>
+            </w:pPr>
             <w:r/>
             <w:r>
               <w:rPr>
@@ -3334,6 +4564,9 @@
             <w:tcW w:type="dxa" w:w="5046"/>
           </w:tcPr>
           <w:p>
+            <w:pPr>
+              <w:spacing w:before="20" w:after="20"/>
+            </w:pPr>
             <w:r/>
             <w:r>
               <w:rPr>
@@ -3346,11 +4579,17 @@
         </w:tc>
       </w:tr>
       <w:tr>
+        <w:trPr>
+          <w:cantSplit/>
+        </w:trPr>
         <w:tc>
           <w:tcPr>
             <w:tcW w:type="dxa" w:w="5046"/>
           </w:tcPr>
           <w:p>
+            <w:pPr>
+              <w:spacing w:before="20" w:after="20"/>
+            </w:pPr>
             <w:r/>
             <w:r>
               <w:rPr>
@@ -3367,6 +4606,9 @@
             <w:tcW w:type="dxa" w:w="5046"/>
           </w:tcPr>
           <w:p>
+            <w:pPr>
+              <w:spacing w:before="20" w:after="20"/>
+            </w:pPr>
             <w:r/>
             <w:r>
               <w:rPr>
@@ -3383,6 +4625,9 @@
             <w:tcW w:type="dxa" w:w="5046"/>
           </w:tcPr>
           <w:p>
+            <w:pPr>
+              <w:spacing w:before="20" w:after="20"/>
+            </w:pPr>
             <w:r/>
             <w:r>
               <w:rPr>
@@ -3439,6 +4684,9 @@
             <w:shd w:val="clear" w:color="auto" w:fill="D9D9D9"/>
           </w:tcPr>
           <w:p>
+            <w:pPr>
+              <w:spacing w:before="20" w:after="20"/>
+            </w:pPr>
             <w:r/>
             <w:r>
               <w:rPr>
@@ -3456,6 +4704,9 @@
             <w:shd w:val="clear" w:color="auto" w:fill="D9D9D9"/>
           </w:tcPr>
           <w:p>
+            <w:pPr>
+              <w:spacing w:before="20" w:after="20"/>
+            </w:pPr>
             <w:r/>
             <w:r>
               <w:rPr>
@@ -3473,6 +4724,9 @@
             <w:shd w:val="clear" w:color="auto" w:fill="D9D9D9"/>
           </w:tcPr>
           <w:p>
+            <w:pPr>
+              <w:spacing w:before="20" w:after="20"/>
+            </w:pPr>
             <w:r/>
             <w:r>
               <w:rPr>
@@ -3486,11 +4740,17 @@
         </w:tc>
       </w:tr>
       <w:tr>
+        <w:trPr>
+          <w:cantSplit/>
+        </w:trPr>
         <w:tc>
           <w:tcPr>
             <w:tcW w:type="dxa" w:w="5046"/>
           </w:tcPr>
           <w:p>
+            <w:pPr>
+              <w:spacing w:before="20" w:after="20"/>
+            </w:pPr>
             <w:r/>
             <w:r>
               <w:rPr>
@@ -3507,6 +4767,9 @@
             <w:tcW w:type="dxa" w:w="5046"/>
           </w:tcPr>
           <w:p>
+            <w:pPr>
+              <w:spacing w:before="20" w:after="20"/>
+            </w:pPr>
             <w:r/>
             <w:r>
               <w:rPr>
@@ -3523,6 +4786,9 @@
             <w:tcW w:type="dxa" w:w="5046"/>
           </w:tcPr>
           <w:p>
+            <w:pPr>
+              <w:spacing w:before="20" w:after="20"/>
+            </w:pPr>
             <w:r/>
             <w:r>
               <w:rPr>
@@ -3535,11 +4801,17 @@
         </w:tc>
       </w:tr>
       <w:tr>
+        <w:trPr>
+          <w:cantSplit/>
+        </w:trPr>
         <w:tc>
           <w:tcPr>
             <w:tcW w:type="dxa" w:w="5046"/>
           </w:tcPr>
           <w:p>
+            <w:pPr>
+              <w:spacing w:before="20" w:after="20"/>
+            </w:pPr>
             <w:r/>
             <w:r>
               <w:rPr>
@@ -3556,6 +4828,9 @@
             <w:tcW w:type="dxa" w:w="5046"/>
           </w:tcPr>
           <w:p>
+            <w:pPr>
+              <w:spacing w:before="20" w:after="20"/>
+            </w:pPr>
             <w:r/>
             <w:r>
               <w:rPr>
@@ -3572,6 +4847,9 @@
             <w:tcW w:type="dxa" w:w="5046"/>
           </w:tcPr>
           <w:p>
+            <w:pPr>
+              <w:spacing w:before="20" w:after="20"/>
+            </w:pPr>
             <w:r/>
             <w:r>
               <w:rPr>
@@ -3584,11 +4862,17 @@
         </w:tc>
       </w:tr>
       <w:tr>
+        <w:trPr>
+          <w:cantSplit/>
+        </w:trPr>
         <w:tc>
           <w:tcPr>
             <w:tcW w:type="dxa" w:w="5046"/>
           </w:tcPr>
           <w:p>
+            <w:pPr>
+              <w:spacing w:before="20" w:after="20"/>
+            </w:pPr>
             <w:r/>
             <w:r>
               <w:rPr>
@@ -3605,6 +4889,9 @@
             <w:tcW w:type="dxa" w:w="5046"/>
           </w:tcPr>
           <w:p>
+            <w:pPr>
+              <w:spacing w:before="20" w:after="20"/>
+            </w:pPr>
             <w:r/>
             <w:r>
               <w:rPr>
@@ -3621,6 +4908,9 @@
             <w:tcW w:type="dxa" w:w="5046"/>
           </w:tcPr>
           <w:p>
+            <w:pPr>
+              <w:spacing w:before="20" w:after="20"/>
+            </w:pPr>
             <w:r/>
             <w:r>
               <w:rPr>
@@ -3633,11 +4923,17 @@
         </w:tc>
       </w:tr>
       <w:tr>
+        <w:trPr>
+          <w:cantSplit/>
+        </w:trPr>
         <w:tc>
           <w:tcPr>
             <w:tcW w:type="dxa" w:w="5046"/>
           </w:tcPr>
           <w:p>
+            <w:pPr>
+              <w:spacing w:before="20" w:after="20"/>
+            </w:pPr>
             <w:r/>
             <w:r>
               <w:rPr>
@@ -3654,6 +4950,9 @@
             <w:tcW w:type="dxa" w:w="5046"/>
           </w:tcPr>
           <w:p>
+            <w:pPr>
+              <w:spacing w:before="20" w:after="20"/>
+            </w:pPr>
             <w:r/>
             <w:r>
               <w:rPr>
@@ -3670,6 +4969,9 @@
             <w:tcW w:type="dxa" w:w="5046"/>
           </w:tcPr>
           <w:p>
+            <w:pPr>
+              <w:spacing w:before="20" w:after="20"/>
+            </w:pPr>
             <w:r/>
             <w:r>
               <w:rPr>
@@ -3726,6 +5028,9 @@
             <w:shd w:val="clear" w:color="auto" w:fill="D9D9D9"/>
           </w:tcPr>
           <w:p>
+            <w:pPr>
+              <w:spacing w:before="20" w:after="20"/>
+            </w:pPr>
             <w:r/>
             <w:r>
               <w:rPr>
@@ -3743,6 +5048,9 @@
             <w:shd w:val="clear" w:color="auto" w:fill="D9D9D9"/>
           </w:tcPr>
           <w:p>
+            <w:pPr>
+              <w:spacing w:before="20" w:after="20"/>
+            </w:pPr>
             <w:r/>
             <w:r>
               <w:rPr>
@@ -3760,6 +5068,9 @@
             <w:shd w:val="clear" w:color="auto" w:fill="D9D9D9"/>
           </w:tcPr>
           <w:p>
+            <w:pPr>
+              <w:spacing w:before="20" w:after="20"/>
+            </w:pPr>
             <w:r/>
             <w:r>
               <w:rPr>
@@ -3773,11 +5084,17 @@
         </w:tc>
       </w:tr>
       <w:tr>
+        <w:trPr>
+          <w:cantSplit/>
+        </w:trPr>
         <w:tc>
           <w:tcPr>
             <w:tcW w:type="dxa" w:w="5046"/>
           </w:tcPr>
           <w:p>
+            <w:pPr>
+              <w:spacing w:before="20" w:after="20"/>
+            </w:pPr>
             <w:r/>
             <w:r>
               <w:rPr>
@@ -3794,6 +5111,9 @@
             <w:tcW w:type="dxa" w:w="5046"/>
           </w:tcPr>
           <w:p>
+            <w:pPr>
+              <w:spacing w:before="20" w:after="20"/>
+            </w:pPr>
             <w:r/>
             <w:r>
               <w:rPr>
@@ -3810,6 +5130,9 @@
             <w:tcW w:type="dxa" w:w="5046"/>
           </w:tcPr>
           <w:p>
+            <w:pPr>
+              <w:spacing w:before="20" w:after="20"/>
+            </w:pPr>
             <w:r/>
             <w:r>
               <w:rPr>
@@ -3822,11 +5145,17 @@
         </w:tc>
       </w:tr>
       <w:tr>
+        <w:trPr>
+          <w:cantSplit/>
+        </w:trPr>
         <w:tc>
           <w:tcPr>
             <w:tcW w:type="dxa" w:w="5046"/>
           </w:tcPr>
           <w:p>
+            <w:pPr>
+              <w:spacing w:before="20" w:after="20"/>
+            </w:pPr>
             <w:r/>
             <w:r>
               <w:rPr>
@@ -3843,6 +5172,9 @@
             <w:tcW w:type="dxa" w:w="5046"/>
           </w:tcPr>
           <w:p>
+            <w:pPr>
+              <w:spacing w:before="20" w:after="20"/>
+            </w:pPr>
             <w:r/>
             <w:r>
               <w:rPr>
@@ -3859,6 +5191,9 @@
             <w:tcW w:type="dxa" w:w="5046"/>
           </w:tcPr>
           <w:p>
+            <w:pPr>
+              <w:spacing w:before="20" w:after="20"/>
+            </w:pPr>
             <w:r/>
             <w:r>
               <w:rPr>
@@ -3871,11 +5206,17 @@
         </w:tc>
       </w:tr>
       <w:tr>
+        <w:trPr>
+          <w:cantSplit/>
+        </w:trPr>
         <w:tc>
           <w:tcPr>
             <w:tcW w:type="dxa" w:w="5046"/>
           </w:tcPr>
           <w:p>
+            <w:pPr>
+              <w:spacing w:before="20" w:after="20"/>
+            </w:pPr>
             <w:r/>
             <w:r>
               <w:rPr>
@@ -3892,6 +5233,9 @@
             <w:tcW w:type="dxa" w:w="5046"/>
           </w:tcPr>
           <w:p>
+            <w:pPr>
+              <w:spacing w:before="20" w:after="20"/>
+            </w:pPr>
             <w:r/>
             <w:r>
               <w:rPr>
@@ -3908,6 +5252,9 @@
             <w:tcW w:type="dxa" w:w="5046"/>
           </w:tcPr>
           <w:p>
+            <w:pPr>
+              <w:spacing w:before="20" w:after="20"/>
+            </w:pPr>
             <w:r/>
             <w:r>
               <w:rPr>
@@ -3920,11 +5267,17 @@
         </w:tc>
       </w:tr>
       <w:tr>
+        <w:trPr>
+          <w:cantSplit/>
+        </w:trPr>
         <w:tc>
           <w:tcPr>
             <w:tcW w:type="dxa" w:w="5046"/>
           </w:tcPr>
           <w:p>
+            <w:pPr>
+              <w:spacing w:before="20" w:after="20"/>
+            </w:pPr>
             <w:r/>
             <w:r>
               <w:rPr>
@@ -3941,6 +5294,9 @@
             <w:tcW w:type="dxa" w:w="5046"/>
           </w:tcPr>
           <w:p>
+            <w:pPr>
+              <w:spacing w:before="20" w:after="20"/>
+            </w:pPr>
             <w:r/>
             <w:r>
               <w:rPr>
@@ -3957,6 +5313,9 @@
             <w:tcW w:type="dxa" w:w="5046"/>
           </w:tcPr>
           <w:p>
+            <w:pPr>
+              <w:spacing w:before="20" w:after="20"/>
+            </w:pPr>
             <w:r/>
             <w:r>
               <w:rPr>
@@ -4013,6 +5372,9 @@
             <w:shd w:val="clear" w:color="auto" w:fill="D9D9D9"/>
           </w:tcPr>
           <w:p>
+            <w:pPr>
+              <w:spacing w:before="20" w:after="20"/>
+            </w:pPr>
             <w:r/>
             <w:r>
               <w:rPr>
@@ -4030,6 +5392,9 @@
             <w:shd w:val="clear" w:color="auto" w:fill="D9D9D9"/>
           </w:tcPr>
           <w:p>
+            <w:pPr>
+              <w:spacing w:before="20" w:after="20"/>
+            </w:pPr>
             <w:r/>
             <w:r>
               <w:rPr>
@@ -4047,6 +5412,9 @@
             <w:shd w:val="clear" w:color="auto" w:fill="D9D9D9"/>
           </w:tcPr>
           <w:p>
+            <w:pPr>
+              <w:spacing w:before="20" w:after="20"/>
+            </w:pPr>
             <w:r/>
             <w:r>
               <w:rPr>
@@ -4060,11 +5428,17 @@
         </w:tc>
       </w:tr>
       <w:tr>
+        <w:trPr>
+          <w:cantSplit/>
+        </w:trPr>
         <w:tc>
           <w:tcPr>
             <w:tcW w:type="dxa" w:w="5046"/>
           </w:tcPr>
           <w:p>
+            <w:pPr>
+              <w:spacing w:before="20" w:after="20"/>
+            </w:pPr>
             <w:r/>
             <w:r>
               <w:rPr>
@@ -4081,6 +5455,9 @@
             <w:tcW w:type="dxa" w:w="5046"/>
           </w:tcPr>
           <w:p>
+            <w:pPr>
+              <w:spacing w:before="20" w:after="20"/>
+            </w:pPr>
             <w:r/>
             <w:r>
               <w:rPr>
@@ -4097,6 +5474,9 @@
             <w:tcW w:type="dxa" w:w="5046"/>
           </w:tcPr>
           <w:p>
+            <w:pPr>
+              <w:spacing w:before="20" w:after="20"/>
+            </w:pPr>
             <w:r/>
             <w:r>
               <w:rPr>
@@ -4109,11 +5489,17 @@
         </w:tc>
       </w:tr>
       <w:tr>
+        <w:trPr>
+          <w:cantSplit/>
+        </w:trPr>
         <w:tc>
           <w:tcPr>
             <w:tcW w:type="dxa" w:w="5046"/>
           </w:tcPr>
           <w:p>
+            <w:pPr>
+              <w:spacing w:before="20" w:after="20"/>
+            </w:pPr>
             <w:r/>
             <w:r>
               <w:rPr>
@@ -4130,6 +5516,9 @@
             <w:tcW w:type="dxa" w:w="5046"/>
           </w:tcPr>
           <w:p>
+            <w:pPr>
+              <w:spacing w:before="20" w:after="20"/>
+            </w:pPr>
             <w:r/>
             <w:r>
               <w:rPr>
@@ -4146,6 +5535,9 @@
             <w:tcW w:type="dxa" w:w="5046"/>
           </w:tcPr>
           <w:p>
+            <w:pPr>
+              <w:spacing w:before="20" w:after="20"/>
+            </w:pPr>
             <w:r/>
             <w:r>
               <w:rPr>
@@ -4158,11 +5550,17 @@
         </w:tc>
       </w:tr>
       <w:tr>
+        <w:trPr>
+          <w:cantSplit/>
+        </w:trPr>
         <w:tc>
           <w:tcPr>
             <w:tcW w:type="dxa" w:w="5046"/>
           </w:tcPr>
           <w:p>
+            <w:pPr>
+              <w:spacing w:before="20" w:after="20"/>
+            </w:pPr>
             <w:r/>
             <w:r>
               <w:rPr>
@@ -4179,6 +5577,9 @@
             <w:tcW w:type="dxa" w:w="5046"/>
           </w:tcPr>
           <w:p>
+            <w:pPr>
+              <w:spacing w:before="20" w:after="20"/>
+            </w:pPr>
             <w:r/>
             <w:r>
               <w:rPr>
@@ -4195,6 +5596,9 @@
             <w:tcW w:type="dxa" w:w="5046"/>
           </w:tcPr>
           <w:p>
+            <w:pPr>
+              <w:spacing w:before="20" w:after="20"/>
+            </w:pPr>
             <w:r/>
             <w:r>
               <w:rPr>
@@ -4207,11 +5611,17 @@
         </w:tc>
       </w:tr>
       <w:tr>
+        <w:trPr>
+          <w:cantSplit/>
+        </w:trPr>
         <w:tc>
           <w:tcPr>
             <w:tcW w:type="dxa" w:w="5046"/>
           </w:tcPr>
           <w:p>
+            <w:pPr>
+              <w:spacing w:before="20" w:after="20"/>
+            </w:pPr>
             <w:r/>
             <w:r>
               <w:rPr>
@@ -4228,6 +5638,9 @@
             <w:tcW w:type="dxa" w:w="5046"/>
           </w:tcPr>
           <w:p>
+            <w:pPr>
+              <w:spacing w:before="20" w:after="20"/>
+            </w:pPr>
             <w:r/>
             <w:r>
               <w:rPr>
@@ -4244,6 +5657,9 @@
             <w:tcW w:type="dxa" w:w="5046"/>
           </w:tcPr>
           <w:p>
+            <w:pPr>
+              <w:spacing w:before="20" w:after="20"/>
+            </w:pPr>
             <w:r/>
             <w:r>
               <w:rPr>
@@ -4300,6 +5716,9 @@
             <w:shd w:val="clear" w:color="auto" w:fill="D9D9D9"/>
           </w:tcPr>
           <w:p>
+            <w:pPr>
+              <w:spacing w:before="20" w:after="20"/>
+            </w:pPr>
             <w:r/>
             <w:r>
               <w:rPr>
@@ -4317,6 +5736,9 @@
             <w:shd w:val="clear" w:color="auto" w:fill="D9D9D9"/>
           </w:tcPr>
           <w:p>
+            <w:pPr>
+              <w:spacing w:before="20" w:after="20"/>
+            </w:pPr>
             <w:r/>
             <w:r>
               <w:rPr>
@@ -4334,6 +5756,9 @@
             <w:shd w:val="clear" w:color="auto" w:fill="D9D9D9"/>
           </w:tcPr>
           <w:p>
+            <w:pPr>
+              <w:spacing w:before="20" w:after="20"/>
+            </w:pPr>
             <w:r/>
             <w:r>
               <w:rPr>
@@ -4347,11 +5772,17 @@
         </w:tc>
       </w:tr>
       <w:tr>
+        <w:trPr>
+          <w:cantSplit/>
+        </w:trPr>
         <w:tc>
           <w:tcPr>
             <w:tcW w:type="dxa" w:w="5046"/>
           </w:tcPr>
           <w:p>
+            <w:pPr>
+              <w:spacing w:before="20" w:after="20"/>
+            </w:pPr>
             <w:r/>
             <w:r>
               <w:rPr>
@@ -4368,6 +5799,9 @@
             <w:tcW w:type="dxa" w:w="5046"/>
           </w:tcPr>
           <w:p>
+            <w:pPr>
+              <w:spacing w:before="20" w:after="20"/>
+            </w:pPr>
             <w:r/>
             <w:r>
               <w:rPr>
@@ -4384,6 +5818,9 @@
             <w:tcW w:type="dxa" w:w="5046"/>
           </w:tcPr>
           <w:p>
+            <w:pPr>
+              <w:spacing w:before="20" w:after="20"/>
+            </w:pPr>
             <w:r/>
             <w:r>
               <w:rPr>
@@ -4396,11 +5833,17 @@
         </w:tc>
       </w:tr>
       <w:tr>
+        <w:trPr>
+          <w:cantSplit/>
+        </w:trPr>
         <w:tc>
           <w:tcPr>
             <w:tcW w:type="dxa" w:w="5046"/>
           </w:tcPr>
           <w:p>
+            <w:pPr>
+              <w:spacing w:before="20" w:after="20"/>
+            </w:pPr>
             <w:r/>
             <w:r>
               <w:rPr>
@@ -4417,6 +5860,9 @@
             <w:tcW w:type="dxa" w:w="5046"/>
           </w:tcPr>
           <w:p>
+            <w:pPr>
+              <w:spacing w:before="20" w:after="20"/>
+            </w:pPr>
             <w:r/>
             <w:r>
               <w:rPr>
@@ -4433,6 +5879,9 @@
             <w:tcW w:type="dxa" w:w="5046"/>
           </w:tcPr>
           <w:p>
+            <w:pPr>
+              <w:spacing w:before="20" w:after="20"/>
+            </w:pPr>
             <w:r/>
             <w:r>
               <w:rPr>
@@ -4445,11 +5894,17 @@
         </w:tc>
       </w:tr>
       <w:tr>
+        <w:trPr>
+          <w:cantSplit/>
+        </w:trPr>
         <w:tc>
           <w:tcPr>
             <w:tcW w:type="dxa" w:w="5046"/>
           </w:tcPr>
           <w:p>
+            <w:pPr>
+              <w:spacing w:before="20" w:after="20"/>
+            </w:pPr>
             <w:r/>
             <w:r>
               <w:rPr>
@@ -4466,6 +5921,9 @@
             <w:tcW w:type="dxa" w:w="5046"/>
           </w:tcPr>
           <w:p>
+            <w:pPr>
+              <w:spacing w:before="20" w:after="20"/>
+            </w:pPr>
             <w:r/>
             <w:r>
               <w:rPr>
@@ -4482,6 +5940,9 @@
             <w:tcW w:type="dxa" w:w="5046"/>
           </w:tcPr>
           <w:p>
+            <w:pPr>
+              <w:spacing w:before="20" w:after="20"/>
+            </w:pPr>
             <w:r/>
             <w:r>
               <w:rPr>
@@ -4494,11 +5955,17 @@
         </w:tc>
       </w:tr>
       <w:tr>
+        <w:trPr>
+          <w:cantSplit/>
+        </w:trPr>
         <w:tc>
           <w:tcPr>
             <w:tcW w:type="dxa" w:w="5046"/>
           </w:tcPr>
           <w:p>
+            <w:pPr>
+              <w:spacing w:before="20" w:after="20"/>
+            </w:pPr>
             <w:r/>
             <w:r>
               <w:rPr>
@@ -4515,6 +5982,9 @@
             <w:tcW w:type="dxa" w:w="5046"/>
           </w:tcPr>
           <w:p>
+            <w:pPr>
+              <w:spacing w:before="20" w:after="20"/>
+            </w:pPr>
             <w:r/>
             <w:r>
               <w:rPr>
@@ -4531,6 +6001,9 @@
             <w:tcW w:type="dxa" w:w="5046"/>
           </w:tcPr>
           <w:p>
+            <w:pPr>
+              <w:spacing w:before="20" w:after="20"/>
+            </w:pPr>
             <w:r/>
             <w:r>
               <w:rPr>
@@ -4543,11 +6016,17 @@
         </w:tc>
       </w:tr>
       <w:tr>
+        <w:trPr>
+          <w:cantSplit/>
+        </w:trPr>
         <w:tc>
           <w:tcPr>
             <w:tcW w:type="dxa" w:w="5046"/>
           </w:tcPr>
           <w:p>
+            <w:pPr>
+              <w:spacing w:before="20" w:after="20"/>
+            </w:pPr>
             <w:r/>
             <w:r>
               <w:rPr>
@@ -4564,6 +6043,9 @@
             <w:tcW w:type="dxa" w:w="5046"/>
           </w:tcPr>
           <w:p>
+            <w:pPr>
+              <w:spacing w:before="20" w:after="20"/>
+            </w:pPr>
             <w:r/>
             <w:r>
               <w:rPr>
@@ -4580,6 +6062,9 @@
             <w:tcW w:type="dxa" w:w="5046"/>
           </w:tcPr>
           <w:p>
+            <w:pPr>
+              <w:spacing w:before="20" w:after="20"/>
+            </w:pPr>
             <w:r/>
             <w:r>
               <w:rPr>
@@ -4592,11 +6077,17 @@
         </w:tc>
       </w:tr>
       <w:tr>
+        <w:trPr>
+          <w:cantSplit/>
+        </w:trPr>
         <w:tc>
           <w:tcPr>
             <w:tcW w:type="dxa" w:w="5046"/>
           </w:tcPr>
           <w:p>
+            <w:pPr>
+              <w:spacing w:before="20" w:after="20"/>
+            </w:pPr>
             <w:r/>
             <w:r>
               <w:rPr>
@@ -4613,6 +6104,9 @@
             <w:tcW w:type="dxa" w:w="5046"/>
           </w:tcPr>
           <w:p>
+            <w:pPr>
+              <w:spacing w:before="20" w:after="20"/>
+            </w:pPr>
             <w:r/>
             <w:r>
               <w:rPr>
@@ -4629,6 +6123,9 @@
             <w:tcW w:type="dxa" w:w="5046"/>
           </w:tcPr>
           <w:p>
+            <w:pPr>
+              <w:spacing w:before="20" w:after="20"/>
+            </w:pPr>
             <w:r/>
             <w:r>
               <w:rPr>
@@ -4641,11 +6138,17 @@
         </w:tc>
       </w:tr>
       <w:tr>
+        <w:trPr>
+          <w:cantSplit/>
+        </w:trPr>
         <w:tc>
           <w:tcPr>
             <w:tcW w:type="dxa" w:w="5046"/>
           </w:tcPr>
           <w:p>
+            <w:pPr>
+              <w:spacing w:before="20" w:after="20"/>
+            </w:pPr>
             <w:r/>
             <w:r>
               <w:rPr>
@@ -4662,6 +6165,9 @@
             <w:tcW w:type="dxa" w:w="5046"/>
           </w:tcPr>
           <w:p>
+            <w:pPr>
+              <w:spacing w:before="20" w:after="20"/>
+            </w:pPr>
             <w:r/>
             <w:r>
               <w:rPr>
@@ -4678,6 +6184,9 @@
             <w:tcW w:type="dxa" w:w="5046"/>
           </w:tcPr>
           <w:p>
+            <w:pPr>
+              <w:spacing w:before="20" w:after="20"/>
+            </w:pPr>
             <w:r/>
             <w:r>
               <w:rPr>
@@ -4734,6 +6243,9 @@
             <w:shd w:val="clear" w:color="auto" w:fill="D9D9D9"/>
           </w:tcPr>
           <w:p>
+            <w:pPr>
+              <w:spacing w:before="20" w:after="20"/>
+            </w:pPr>
             <w:r/>
             <w:r>
               <w:rPr>
@@ -4751,6 +6263,9 @@
             <w:shd w:val="clear" w:color="auto" w:fill="D9D9D9"/>
           </w:tcPr>
           <w:p>
+            <w:pPr>
+              <w:spacing w:before="20" w:after="20"/>
+            </w:pPr>
             <w:r/>
             <w:r>
               <w:rPr>
@@ -4768,6 +6283,9 @@
             <w:shd w:val="clear" w:color="auto" w:fill="D9D9D9"/>
           </w:tcPr>
           <w:p>
+            <w:pPr>
+              <w:spacing w:before="20" w:after="20"/>
+            </w:pPr>
             <w:r/>
             <w:r>
               <w:rPr>
@@ -4781,11 +6299,17 @@
         </w:tc>
       </w:tr>
       <w:tr>
+        <w:trPr>
+          <w:cantSplit/>
+        </w:trPr>
         <w:tc>
           <w:tcPr>
             <w:tcW w:type="dxa" w:w="5046"/>
           </w:tcPr>
           <w:p>
+            <w:pPr>
+              <w:spacing w:before="20" w:after="20"/>
+            </w:pPr>
             <w:r/>
             <w:r>
               <w:rPr>
@@ -4802,6 +6326,9 @@
             <w:tcW w:type="dxa" w:w="5046"/>
           </w:tcPr>
           <w:p>
+            <w:pPr>
+              <w:spacing w:before="20" w:after="20"/>
+            </w:pPr>
             <w:r/>
             <w:r>
               <w:rPr>
@@ -4818,6 +6345,9 @@
             <w:tcW w:type="dxa" w:w="5046"/>
           </w:tcPr>
           <w:p>
+            <w:pPr>
+              <w:spacing w:before="20" w:after="20"/>
+            </w:pPr>
             <w:r/>
             <w:r>
               <w:rPr>
@@ -4830,11 +6360,17 @@
         </w:tc>
       </w:tr>
       <w:tr>
+        <w:trPr>
+          <w:cantSplit/>
+        </w:trPr>
         <w:tc>
           <w:tcPr>
             <w:tcW w:type="dxa" w:w="5046"/>
           </w:tcPr>
           <w:p>
+            <w:pPr>
+              <w:spacing w:before="20" w:after="20"/>
+            </w:pPr>
             <w:r/>
             <w:r>
               <w:rPr>
@@ -4851,6 +6387,9 @@
             <w:tcW w:type="dxa" w:w="5046"/>
           </w:tcPr>
           <w:p>
+            <w:pPr>
+              <w:spacing w:before="20" w:after="20"/>
+            </w:pPr>
             <w:r/>
             <w:r>
               <w:rPr>
@@ -4867,6 +6406,9 @@
             <w:tcW w:type="dxa" w:w="5046"/>
           </w:tcPr>
           <w:p>
+            <w:pPr>
+              <w:spacing w:before="20" w:after="20"/>
+            </w:pPr>
             <w:r/>
             <w:r>
               <w:rPr>
@@ -4879,11 +6421,17 @@
         </w:tc>
       </w:tr>
       <w:tr>
+        <w:trPr>
+          <w:cantSplit/>
+        </w:trPr>
         <w:tc>
           <w:tcPr>
             <w:tcW w:type="dxa" w:w="5046"/>
           </w:tcPr>
           <w:p>
+            <w:pPr>
+              <w:spacing w:before="20" w:after="20"/>
+            </w:pPr>
             <w:r/>
             <w:r>
               <w:rPr>
@@ -4900,6 +6448,9 @@
             <w:tcW w:type="dxa" w:w="5046"/>
           </w:tcPr>
           <w:p>
+            <w:pPr>
+              <w:spacing w:before="20" w:after="20"/>
+            </w:pPr>
             <w:r/>
             <w:r>
               <w:rPr>
@@ -4916,6 +6467,9 @@
             <w:tcW w:type="dxa" w:w="5046"/>
           </w:tcPr>
           <w:p>
+            <w:pPr>
+              <w:spacing w:before="20" w:after="20"/>
+            </w:pPr>
             <w:r/>
             <w:r>
               <w:rPr>
@@ -4928,11 +6482,17 @@
         </w:tc>
       </w:tr>
       <w:tr>
+        <w:trPr>
+          <w:cantSplit/>
+        </w:trPr>
         <w:tc>
           <w:tcPr>
             <w:tcW w:type="dxa" w:w="5046"/>
           </w:tcPr>
           <w:p>
+            <w:pPr>
+              <w:spacing w:before="20" w:after="20"/>
+            </w:pPr>
             <w:r/>
             <w:r>
               <w:rPr>
@@ -4949,6 +6509,9 @@
             <w:tcW w:type="dxa" w:w="5046"/>
           </w:tcPr>
           <w:p>
+            <w:pPr>
+              <w:spacing w:before="20" w:after="20"/>
+            </w:pPr>
             <w:r/>
             <w:r>
               <w:rPr>
@@ -4965,6 +6528,9 @@
             <w:tcW w:type="dxa" w:w="5046"/>
           </w:tcPr>
           <w:p>
+            <w:pPr>
+              <w:spacing w:before="20" w:after="20"/>
+            </w:pPr>
             <w:r/>
             <w:r>
               <w:rPr>
@@ -5021,6 +6587,9 @@
             <w:shd w:val="clear" w:color="auto" w:fill="D9D9D9"/>
           </w:tcPr>
           <w:p>
+            <w:pPr>
+              <w:spacing w:before="20" w:after="20"/>
+            </w:pPr>
             <w:r/>
             <w:r>
               <w:rPr>
@@ -5038,6 +6607,9 @@
             <w:shd w:val="clear" w:color="auto" w:fill="D9D9D9"/>
           </w:tcPr>
           <w:p>
+            <w:pPr>
+              <w:spacing w:before="20" w:after="20"/>
+            </w:pPr>
             <w:r/>
             <w:r>
               <w:rPr>
@@ -5055,6 +6627,9 @@
             <w:shd w:val="clear" w:color="auto" w:fill="D9D9D9"/>
           </w:tcPr>
           <w:p>
+            <w:pPr>
+              <w:spacing w:before="20" w:after="20"/>
+            </w:pPr>
             <w:r/>
             <w:r>
               <w:rPr>
@@ -5068,11 +6643,17 @@
         </w:tc>
       </w:tr>
       <w:tr>
+        <w:trPr>
+          <w:cantSplit/>
+        </w:trPr>
         <w:tc>
           <w:tcPr>
             <w:tcW w:type="dxa" w:w="5046"/>
           </w:tcPr>
           <w:p>
+            <w:pPr>
+              <w:spacing w:before="20" w:after="20"/>
+            </w:pPr>
             <w:r/>
             <w:r>
               <w:rPr>
@@ -5089,6 +6670,9 @@
             <w:tcW w:type="dxa" w:w="5046"/>
           </w:tcPr>
           <w:p>
+            <w:pPr>
+              <w:spacing w:before="20" w:after="20"/>
+            </w:pPr>
             <w:r/>
             <w:r>
               <w:rPr>
@@ -5105,6 +6689,9 @@
             <w:tcW w:type="dxa" w:w="5046"/>
           </w:tcPr>
           <w:p>
+            <w:pPr>
+              <w:spacing w:before="20" w:after="20"/>
+            </w:pPr>
             <w:r/>
             <w:r>
               <w:rPr>
@@ -5117,11 +6704,17 @@
         </w:tc>
       </w:tr>
       <w:tr>
+        <w:trPr>
+          <w:cantSplit/>
+        </w:trPr>
         <w:tc>
           <w:tcPr>
             <w:tcW w:type="dxa" w:w="5046"/>
           </w:tcPr>
           <w:p>
+            <w:pPr>
+              <w:spacing w:before="20" w:after="20"/>
+            </w:pPr>
             <w:r/>
             <w:r>
               <w:rPr>
@@ -5138,6 +6731,9 @@
             <w:tcW w:type="dxa" w:w="5046"/>
           </w:tcPr>
           <w:p>
+            <w:pPr>
+              <w:spacing w:before="20" w:after="20"/>
+            </w:pPr>
             <w:r/>
             <w:r>
               <w:rPr>
@@ -5154,6 +6750,9 @@
             <w:tcW w:type="dxa" w:w="5046"/>
           </w:tcPr>
           <w:p>
+            <w:pPr>
+              <w:spacing w:before="20" w:after="20"/>
+            </w:pPr>
             <w:r/>
             <w:r>
               <w:rPr>
@@ -5166,11 +6765,17 @@
         </w:tc>
       </w:tr>
       <w:tr>
+        <w:trPr>
+          <w:cantSplit/>
+        </w:trPr>
         <w:tc>
           <w:tcPr>
             <w:tcW w:type="dxa" w:w="5046"/>
           </w:tcPr>
           <w:p>
+            <w:pPr>
+              <w:spacing w:before="20" w:after="20"/>
+            </w:pPr>
             <w:r/>
             <w:r>
               <w:rPr>
@@ -5187,6 +6792,9 @@
             <w:tcW w:type="dxa" w:w="5046"/>
           </w:tcPr>
           <w:p>
+            <w:pPr>
+              <w:spacing w:before="20" w:after="20"/>
+            </w:pPr>
             <w:r/>
             <w:r>
               <w:rPr>
@@ -5203,6 +6811,9 @@
             <w:tcW w:type="dxa" w:w="5046"/>
           </w:tcPr>
           <w:p>
+            <w:pPr>
+              <w:spacing w:before="20" w:after="20"/>
+            </w:pPr>
             <w:r/>
             <w:r>
               <w:rPr>
@@ -5215,11 +6826,17 @@
         </w:tc>
       </w:tr>
       <w:tr>
+        <w:trPr>
+          <w:cantSplit/>
+        </w:trPr>
         <w:tc>
           <w:tcPr>
             <w:tcW w:type="dxa" w:w="5046"/>
           </w:tcPr>
           <w:p>
+            <w:pPr>
+              <w:spacing w:before="20" w:after="20"/>
+            </w:pPr>
             <w:r/>
             <w:r>
               <w:rPr>
@@ -5236,6 +6853,9 @@
             <w:tcW w:type="dxa" w:w="5046"/>
           </w:tcPr>
           <w:p>
+            <w:pPr>
+              <w:spacing w:before="20" w:after="20"/>
+            </w:pPr>
             <w:r/>
             <w:r>
               <w:rPr>
@@ -5252,6 +6872,9 @@
             <w:tcW w:type="dxa" w:w="5046"/>
           </w:tcPr>
           <w:p>
+            <w:pPr>
+              <w:spacing w:before="20" w:after="20"/>
+            </w:pPr>
             <w:r/>
             <w:r>
               <w:rPr>

--- a/docx/ru/BUFRCREX_CodeFlag_ru_23.docx
+++ b/docx/ru/BUFRCREX_CodeFlag_ru_23.docx
@@ -13,516 +13,6 @@
           <w:sz w:val="22"/>
         </w:rPr>
         <w:t>Класс 23</w:t>
-      </w:r>
-    </w:p>
-    <w:p>
-      <w:r>
-        <w:rPr>
-          <w:rFonts w:ascii="Verdana" w:hAnsi="Verdana"/>
-          <w:i/>
-          <w:sz w:val="14"/>
-        </w:rPr>
-        <w:t>Note 2: «Ясно» или «сплошная облачность» кодируются соответственно цифрами 0 и 8.</w:t>
-      </w:r>
-    </w:p>
-    <w:p>
-      <w:r>
-        <w:rPr>
-          <w:rFonts w:ascii="Verdana" w:hAnsi="Verdana"/>
-          <w:i/>
-          <w:sz w:val="14"/>
-        </w:rPr>
-        <w:t>Note 5: (0 = хорошее; 1 = плохое)</w:t>
-      </w:r>
-    </w:p>
-    <w:p>
-      <w:r>
-        <w:rPr>
-          <w:rFonts w:ascii="Verdana" w:hAnsi="Verdana"/>
-          <w:i/>
-          <w:sz w:val="14"/>
-        </w:rPr>
-        <w:t>Note 6: (См. общую кодовую таблицу С-1 в части С/с.)</w:t>
-      </w:r>
-    </w:p>
-    <w:p>
-      <w:r>
-        <w:rPr>
-          <w:rFonts w:ascii="Verdana" w:hAnsi="Verdana"/>
-          <w:i/>
-          <w:sz w:val="14"/>
-        </w:rPr>
-        <w:t>Note 7: (См. общую кодовую таблицу С-2 в части С/с.)</w:t>
-      </w:r>
-    </w:p>
-    <w:p>
-      <w:r>
-        <w:rPr>
-          <w:rFonts w:ascii="Verdana" w:hAnsi="Verdana"/>
-          <w:i/>
-          <w:sz w:val="14"/>
-        </w:rPr>
-        <w:t>Note 8: (См. общую кодовую таблицу С-3)</w:t>
-      </w:r>
-    </w:p>
-    <w:p>
-      <w:r>
-        <w:rPr>
-          <w:rFonts w:ascii="Verdana" w:hAnsi="Verdana"/>
-          <w:i/>
-          <w:sz w:val="14"/>
-        </w:rPr>
-        <w:t>Note 9: (См. общую кодовую таблицу С-4)</w:t>
-      </w:r>
-    </w:p>
-    <w:p>
-      <w:r>
-        <w:rPr>
-          <w:rFonts w:ascii="Verdana" w:hAnsi="Verdana"/>
-          <w:i/>
-          <w:sz w:val="14"/>
-        </w:rPr>
-        <w:t>Note 10: (См. общую кодовую таблицу С-5 в части С/с.)</w:t>
-      </w:r>
-    </w:p>
-    <w:p>
-      <w:r>
-        <w:rPr>
-          <w:rFonts w:ascii="Verdana" w:hAnsi="Verdana"/>
-          <w:i/>
-          <w:sz w:val="14"/>
-        </w:rPr>
-        <w:t>Note 11: (См. общую кодовую таблицу С-7 в части С/с.)</w:t>
-      </w:r>
-    </w:p>
-    <w:p>
-      <w:r>
-        <w:rPr>
-          <w:rFonts w:ascii="Verdana" w:hAnsi="Verdana"/>
-          <w:i/>
-          <w:sz w:val="14"/>
-        </w:rPr>
-        <w:t>Note 12: (См. общую кодовую таблицу С-8 в части С/с.)</w:t>
-      </w:r>
-    </w:p>
-    <w:p>
-      <w:r>
-        <w:rPr>
-          <w:rFonts w:ascii="Verdana" w:hAnsi="Verdana"/>
-          <w:i/>
-          <w:sz w:val="14"/>
-        </w:rPr>
-        <w:t>Note 14: (Будет определено самими центрами — см. общую кодовую таблицу С-12 в части С/с.)</w:t>
-      </w:r>
-    </w:p>
-    <w:p>
-      <w:r>
-        <w:rPr>
-          <w:rFonts w:ascii="Verdana" w:hAnsi="Verdana"/>
-          <w:i/>
-          <w:sz w:val="14"/>
-        </w:rPr>
-        <w:t>Note 15: (Будут разработаны)</w:t>
-      </w:r>
-    </w:p>
-    <w:p>
-      <w:r>
-        <w:rPr>
-          <w:rFonts w:ascii="Verdana" w:hAnsi="Verdana"/>
-          <w:i/>
-          <w:sz w:val="14"/>
-        </w:rPr>
-        <w:t>Note 16: Последовательность двух или более пар координат местоположения, таких как широта и долгота, определяет линию или многоугольник. Точки следует соединять в соответствии с порядком, данным в сообщении. Любая описываемая зона будет расположена слева от проведенной границы в направлении, установленном порядком, данным в сообщении. Это определение применяется к простым непересекающимся многоугольникам, без пробелов.</w:t>
-      </w:r>
-    </w:p>
-    <w:p>
-      <w:r>
-        <w:rPr>
-          <w:rFonts w:ascii="Verdana" w:hAnsi="Verdana"/>
-          <w:i/>
-          <w:sz w:val="14"/>
-        </w:rPr>
-        <w:t>Note 17: Если все биты установлены на 0, это означает, что калибровка правильная.</w:t>
-      </w:r>
-    </w:p>
-    <w:p>
-      <w:r>
-        <w:rPr>
-          <w:rFonts w:ascii="Verdana" w:hAnsi="Verdana"/>
-          <w:i/>
-          <w:sz w:val="14"/>
-        </w:rPr>
-        <w:t>Note 18: Все статистические данные первого порядка выражены в единицах измерения, определенных первоначальными дескрипторами данных.</w:t>
-      </w:r>
-    </w:p>
-    <w:p>
-      <w:r>
-        <w:rPr>
-          <w:rFonts w:ascii="Verdana" w:hAnsi="Verdana"/>
-          <w:i/>
-          <w:sz w:val="14"/>
-        </w:rPr>
-        <w:t>Note 19: Значимость ассоциированного поля должна использоваться на первоначальном этапе совместно с качеством данных наблюдений.</w:t>
-      </w:r>
-    </w:p>
-    <w:p>
-      <w:r>
-        <w:rPr>
-          <w:rFonts w:ascii="Verdana" w:hAnsi="Verdana"/>
-          <w:i/>
-          <w:sz w:val="14"/>
-        </w:rPr>
-        <w:t>Note 21: Начиная с позиции первого бита (бит старшего разряда), при приведении бита к цифре 1 канал используется. Если бит приводится к нулю, канал не используется.</w:t>
-      </w:r>
-    </w:p>
-    <w:p>
-      <w:r>
-        <w:rPr>
-          <w:rFonts w:ascii="Verdana" w:hAnsi="Verdana"/>
-          <w:i/>
-          <w:sz w:val="14"/>
-        </w:rPr>
-        <w:t>Note 23: Битовые флаги показывают прибор и/или каналы, используемые при получении различных физических параметров. Если в какой-либо группе параметров все биты = 0, то для этого параметра или группы параметров не производилась обработка.</w:t>
-      </w:r>
-    </w:p>
-    <w:p>
-      <w:r>
-        <w:rPr>
-          <w:rFonts w:ascii="Verdana" w:hAnsi="Verdana"/>
-          <w:i/>
-          <w:sz w:val="14"/>
-        </w:rPr>
-        <w:t>Note 24: Биты 1-4 представляют код погрешности времени. В том случае, когда все биты установлены на 0, это означает, что время сканирования соответствует предсказанному времени.</w:t>
-      </w:r>
-    </w:p>
-    <w:p>
-      <w:r>
-        <w:rPr>
-          <w:rFonts w:ascii="Verdana" w:hAnsi="Verdana"/>
-          <w:i/>
-          <w:sz w:val="14"/>
-        </w:rPr>
-        <w:t>Note 25: Биты 11-17 представляют код погрешности географического местоположения. В том случае, когда все биты установлены на 0, это означает, что географическое местоположение является нормальным.</w:t>
-      </w:r>
-    </w:p>
-    <w:p>
-      <w:r>
-        <w:rPr>
-          <w:rFonts w:ascii="Verdana" w:hAnsi="Verdana"/>
-          <w:i/>
-          <w:sz w:val="14"/>
-        </w:rPr>
-        <w:t>Note 27: Биты 5-10 представляют код погрешности калибровки. В том случае, когда все биты установлены на 0, это означает, что калибровка нормальная. В том случае, когда тот или иной из битов 5, 7 и 10 установлен на 1, это означает, что были использованы вторичные коэффициенты калибровки.</w:t>
-      </w:r>
-    </w:p>
-    <w:p>
-      <w:r>
-        <w:rPr>
-          <w:rFonts w:ascii="Verdana" w:hAnsi="Verdana"/>
-          <w:i/>
-          <w:sz w:val="14"/>
-        </w:rPr>
-        <w:t>Note 32: Кодовые цифры 1-9: Продолжительность и время измерения течения (векторный или доплеровский метод получения профиля течения).</w:t>
-      </w:r>
-    </w:p>
-    <w:p>
-      <w:r>
-        <w:rPr>
-          <w:rFonts w:ascii="Verdana" w:hAnsi="Verdana"/>
-          <w:i/>
-          <w:sz w:val="14"/>
-        </w:rPr>
-        <w:t>Note 33: Кодовые цифры 11-19: Период измерения течения (дрейфовый метод).</w:t>
-      </w:r>
-    </w:p>
-    <w:p>
-      <w:r>
-        <w:rPr>
-          <w:rFonts w:ascii="Verdana" w:hAnsi="Verdana"/>
-          <w:i/>
-          <w:sz w:val="14"/>
-        </w:rPr>
-        <w:t>Note 34: Средняя часть данной кодовой таблицы (кодовые цифры 100-199) включает термины на нескольких уровнях, которые могут быть использованы для простых и более сложных автоматических станций.</w:t>
-      </w:r>
-    </w:p>
-    <w:p>
-      <w:r>
-        <w:rPr>
-          <w:rFonts w:ascii="Verdana" w:hAnsi="Verdana"/>
-          <w:i/>
-          <w:sz w:val="14"/>
-        </w:rPr>
-        <w:t>Note 35: Дескриптор 0 25 009 исключен. Вместо него следует использовать дескриптор 0 25 029.</w:t>
-      </w:r>
-    </w:p>
-    <w:p>
-      <w:r>
-        <w:rPr>
-          <w:rFonts w:ascii="Verdana" w:hAnsi="Verdana"/>
-          <w:i/>
-          <w:sz w:val="14"/>
-        </w:rPr>
-        <w:t>Note 36: Данные о разностях — это значения разности, размеры которых аналогичны размерам соответствующих сообщаемых значений в отношении единиц измерения, но пределы которых установлены на нуль (например: разность между сообщенными и анализированными значениями, разность между сообщенными и прогнозированными значениями и т. д.).</w:t>
-      </w:r>
-    </w:p>
-    <w:p>
-      <w:r>
-        <w:rPr>
-          <w:rFonts w:ascii="Verdana" w:hAnsi="Verdana"/>
-          <w:i/>
-          <w:sz w:val="14"/>
-        </w:rPr>
-        <w:t>Note 39: EPSG представляет собой набор данных по системам координат и ее преобразованиям, который изначально был создан и поддерживался Европейской группой нефтепоисковых исследований. В настоящее время он поддерживается подкомитетом по геодезии Комитета по геоматике Международной ассоциации производителей нефти и газа.</w:t>
-      </w:r>
-    </w:p>
-    <w:p>
-      <w:r>
-        <w:rPr>
-          <w:rFonts w:ascii="Verdana" w:hAnsi="Verdana"/>
-          <w:i/>
-          <w:sz w:val="14"/>
-        </w:rPr>
-        <w:t>Note 42: Могут быть разработаны дополнительные применения.</w:t>
-      </w:r>
-    </w:p>
-    <w:p>
-      <w:r>
-        <w:rPr>
-          <w:rFonts w:ascii="Verdana" w:hAnsi="Verdana"/>
-          <w:i/>
-          <w:sz w:val="14"/>
-        </w:rPr>
-        <w:t>Note 43: Общие термины обозначения погоды (например: туман, морось) предназначены для использования на автоматических станциях, которые могут определить тип погоды, но не дают никакой другой информации. Общие термины обозначаются в кодовой таблице большими буквами.</w:t>
-      </w:r>
-    </w:p>
-    <w:p>
-      <w:r>
-        <w:rPr>
-          <w:rFonts w:ascii="Verdana" w:hAnsi="Verdana"/>
-          <w:i/>
-          <w:sz w:val="14"/>
-        </w:rPr>
-        <w:t>Note 45: H = Время наблюдения.</w:t>
-      </w:r>
-    </w:p>
-    <w:p>
-      <w:r>
-        <w:rPr>
-          <w:rFonts w:ascii="Verdana" w:hAnsi="Verdana"/>
-          <w:i/>
-          <w:sz w:val="14"/>
-        </w:rPr>
-        <w:t>Note 49: Если бит установлен на 1, указание действительно.</w:t>
-      </w:r>
-    </w:p>
-    <w:p>
-      <w:r>
-        <w:rPr>
-          <w:rFonts w:ascii="Verdana" w:hAnsi="Verdana"/>
-          <w:i/>
-          <w:sz w:val="14"/>
-        </w:rPr>
-        <w:t>Note 50: Определения в кодовых цифрах 0-2 и 4 применяются для обнаженной репрезентативной поверхности почвы, а цифры 3, 5-9 и 10-19 — к открытому репрезентативному району.</w:t>
-      </w:r>
-    </w:p>
-    <w:p>
-      <w:r>
-        <w:rPr>
-          <w:rFonts w:ascii="Verdana" w:hAnsi="Verdana"/>
-          <w:i/>
-          <w:sz w:val="14"/>
-        </w:rPr>
-        <w:t>Note 52: В сводках с автоматических станций следует использовать кодовую цифру 2, когда тенденция является положительной; 7 — отрицательной и 4, когда давление является таким же, как и 3 часа назад.</w:t>
-      </w:r>
-    </w:p>
-    <w:p>
-      <w:r>
-        <w:rPr>
-          <w:rFonts w:ascii="Verdana" w:hAnsi="Verdana"/>
-          <w:i/>
-          <w:sz w:val="14"/>
-        </w:rPr>
-        <w:t>Note 53: В сводках от тропических станций, сообщающих суточные изменения, следует использовать кодовую цифру 2 при положительной тенденции; 7 — при отрицательной тенденции и 4 — в случае, если давление остается таким же, как и за предшествующие 24 часа.</w:t>
-      </w:r>
-    </w:p>
-    <w:p>
-      <w:r>
-        <w:rPr>
-          <w:rFonts w:ascii="Verdana" w:hAnsi="Verdana"/>
-          <w:i/>
-          <w:sz w:val="14"/>
-        </w:rPr>
-        <w:t>Note 54: В данной кодовой таблице всякий раз, когда упоминается лед, это также включает в себя другие твердые осадки, отличные от снега.</w:t>
-      </w:r>
-    </w:p>
-    <w:p>
-      <w:r>
-        <w:rPr>
-          <w:rFonts w:ascii="Verdana" w:hAnsi="Verdana"/>
-          <w:i/>
-          <w:sz w:val="14"/>
-        </w:rPr>
-        <w:t>Note 57: Смешанные осадки обозначаются путем установки на единицу битов всех наблюдаемых самостоятельных типов осадков.</w:t>
-      </w:r>
-    </w:p>
-    <w:p>
-      <w:r>
-        <w:rPr>
-          <w:rFonts w:ascii="Verdana" w:hAnsi="Verdana"/>
-          <w:i/>
-          <w:sz w:val="14"/>
-        </w:rPr>
-        <w:t>Note 59: Новые локальные названия шторма различной интенсивности следует добавлять в соответствии с необходимостью.</w:t>
-      </w:r>
-    </w:p>
-    <w:p>
-      <w:r>
-        <w:rPr>
-          <w:rFonts w:ascii="Verdana" w:hAnsi="Verdana"/>
-          <w:i/>
-          <w:sz w:val="14"/>
-        </w:rPr>
-        <w:t>Note 60: Ни одна из кодовых цифр не исключает добавления интерполированных уровней по усмотрению центра-поставщика</w:t>
-      </w:r>
-    </w:p>
-    <w:p>
-      <w:r>
-        <w:rPr>
-          <w:rFonts w:ascii="Verdana" w:hAnsi="Verdana"/>
-          <w:i/>
-          <w:sz w:val="14"/>
-        </w:rPr>
-        <w:t>Note 63: Явление, указанное в данной таблице флагов, означает любое явление, включая осадки и явления, ухудшающие видимость.</w:t>
-      </w:r>
-    </w:p>
-    <w:p>
-      <w:r>
-        <w:rPr>
-          <w:rFonts w:ascii="Verdana" w:hAnsi="Verdana"/>
-          <w:i/>
-          <w:sz w:val="14"/>
-        </w:rPr>
-        <w:t>Note 75: Определения в кодовых цифрах 0-2 и 4 применяются для обнаженной репрезентативной поверхности почвы, а цифры 3, 5-9 и 10-19 — к открытому репрезентативному району.</w:t>
-      </w:r>
-    </w:p>
-    <w:p>
-      <w:r>
-        <w:rPr>
-          <w:rFonts w:ascii="Verdana" w:hAnsi="Verdana"/>
-          <w:i/>
-          <w:sz w:val="14"/>
-        </w:rPr>
-        <w:t>Note 76: Эти величины относятся к хорошо сформированному ветровому волнению в открытом море. В то время как предпочтение следует отдавать описательным терминам, значения этих высот могут использоваться наблюдателем как руководство при передаче состояния поверхности моря, которое возникает в результате различных факторов, таких, как ветер, зыбь, течения, угол между направлением ветра и зыби и т. д.</w:t>
-      </w:r>
-    </w:p>
-    <w:p>
-      <w:r>
-        <w:rPr>
-          <w:rFonts w:ascii="Verdana" w:hAnsi="Verdana"/>
-          <w:i/>
-          <w:sz w:val="14"/>
-        </w:rPr>
-        <w:t>Note 78: Первые три цифры представляют собой код страны ИСО.</w:t>
-      </w:r>
-    </w:p>
-    <w:p>
-      <w:r>
-        <w:rPr>
-          <w:rFonts w:ascii="Verdana" w:hAnsi="Verdana"/>
-          <w:i/>
-          <w:sz w:val="14"/>
-        </w:rPr>
-        <w:t>Note 79: Последняя колонка в таблице содержит соответствующий номер регистрации Химической реферативной службы (CAS) Американского химического общества.</w:t>
-      </w:r>
-    </w:p>
-    <w:p>
-      <w:r>
-        <w:rPr>
-          <w:rFonts w:ascii="Verdana" w:hAnsi="Verdana"/>
-          <w:i/>
-          <w:sz w:val="14"/>
-        </w:rPr>
-        <w:t>Note 80: Средняя часть данной кодовой таблицы (кодовые цифры 100-199) включает термины на нескольких уровнях, которые могут быть использованы для простых и более сложных автоматических станций.</w:t>
-      </w:r>
-    </w:p>
-    <w:p>
-      <w:r>
-        <w:rPr>
-          <w:rFonts w:ascii="Verdana" w:hAnsi="Verdana"/>
-          <w:i/>
-          <w:sz w:val="14"/>
-        </w:rPr>
-        <w:t>Note 81: Номинальный диапазон влажности поверхности почвы — от 0 % до 100 %. В крайних случаях экстраполированное обратное рассеяние при угле наклона в 40 градусов может превышать исходный показатель для влажного обратного рассеяния. В этих случаях значение, полученное в результате процесса измерения влажности поверхности почвы, будет менее 0 % или более 100 %, соответственно.</w:t>
-      </w:r>
-    </w:p>
-    <w:p>
-      <w:r>
-        <w:rPr>
-          <w:rFonts w:ascii="Verdana" w:hAnsi="Verdana"/>
-          <w:i/>
-          <w:sz w:val="14"/>
-        </w:rPr>
-        <w:t>Note 84: Эти величины относятся к хорошо сформированному ветровому волнению в открытом море. В то время как предпочтение следует отдавать описательным терминам, значения этих высот могут использоваться наблюдателем как руководство при передаче состояния поверхности моря, которое возникает в результате различных факторов, таких, как ветер, зыбь, течения, угол между направлением ветра и зыби и т. д.</w:t>
-      </w:r>
-    </w:p>
-    <w:p>
-      <w:r>
-        <w:rPr>
-          <w:rFonts w:ascii="Verdana" w:hAnsi="Verdana"/>
-          <w:i/>
-          <w:sz w:val="14"/>
-        </w:rPr>
-        <w:t>Note 85: Данный дескриптор будет связан с данными по видимости или высоте облаков для указания того, что значение является граничным. Если передаваемое значение является истинным, то кодовая цифра равна нулю. Однако измерение может попасть в предел измерительной способности прибора. Если передаваемое значение больше, чем истинное значение, то кодовая цифра будет равна 1, если передаваемое значение меньше истинного значения, то кодовая цифра будет равна 2.</w:t>
-      </w:r>
-    </w:p>
-    <w:p>
-      <w:r>
-        <w:rPr>
-          <w:rFonts w:ascii="Verdana" w:hAnsi="Verdana"/>
-          <w:i/>
-          <w:sz w:val="14"/>
-        </w:rPr>
-        <w:t>Note 88: Значимость времени должна быть квалифицирована соответствующими периодами времени, которые следует указывать.</w:t>
-      </w:r>
-    </w:p>
-    <w:p>
-      <w:r>
-        <w:rPr>
-          <w:rFonts w:ascii="Verdana" w:hAnsi="Verdana"/>
-          <w:i/>
-          <w:sz w:val="14"/>
-        </w:rPr>
-        <w:t>Note 90: Тип прибора и единицы начальных измерений для измерения ветра (в м с-1 за исключением отдельных указаний).</w:t>
-      </w:r>
-    </w:p>
-    <w:p>
-      <w:r>
-        <w:rPr>
-          <w:rFonts w:ascii="Verdana" w:hAnsi="Verdana"/>
-          <w:i/>
-          <w:sz w:val="14"/>
-        </w:rPr>
-        <w:t>Note 94: Там, где первоначальный метод передачи указывается кодовой цифрой 1, в целях получения достоверных значений данных, соответствующих дескриптору 0 01 012, рекомендуется следующее преобразование: Передаваемое значение Значение данных 0 0 1 45 2 90 3 135 4 180 5 225 6 270 7 315 8 360 9 511</w:t>
-      </w:r>
-    </w:p>
-    <w:p>
-      <w:r>
-        <w:rPr>
-          <w:rFonts w:ascii="Verdana" w:hAnsi="Verdana"/>
-          <w:i/>
-          <w:sz w:val="14"/>
-        </w:rPr>
-        <w:t>Note 95: Там, где первоначальный метод передачи указывается кодовой цифрой 1, в целях получения точных значений данных, соответствующих дескриптору 0 01 013, рекомендуется следующее преобразование: Передаваемое значение Значение данных 0 0 1 1 2 4 3 7 4 9 5 12 6 14 7 17 8 19 9 21 / 1023</w:t>
-      </w:r>
-    </w:p>
-    <w:p>
-      <w:r>
-        <w:rPr>
-          <w:rFonts w:ascii="Verdana" w:hAnsi="Verdana"/>
-          <w:i/>
-          <w:sz w:val="14"/>
-        </w:rPr>
-        <w:t>Note 22: Битовые флаги показывают элементы, включенные при обработке данных зондирования.</w:t>
       </w:r>
     </w:p>
     <w:p>
@@ -6888,6 +6378,517 @@
       </w:tr>
     </w:tbl>
     <w:p/>
+    <w:p/>
+    <w:p>
+      <w:r>
+        <w:rPr>
+          <w:rFonts w:ascii="Verdana" w:hAnsi="Verdana"/>
+          <w:i/>
+          <w:sz w:val="14"/>
+        </w:rPr>
+        <w:t>Note 2: «Ясно» или «сплошная облачность» кодируются соответственно цифрами 0 и 8.</w:t>
+      </w:r>
+    </w:p>
+    <w:p>
+      <w:r>
+        <w:rPr>
+          <w:rFonts w:ascii="Verdana" w:hAnsi="Verdana"/>
+          <w:i/>
+          <w:sz w:val="14"/>
+        </w:rPr>
+        <w:t>Note 5: (0 = хорошее; 1 = плохое)</w:t>
+      </w:r>
+    </w:p>
+    <w:p>
+      <w:r>
+        <w:rPr>
+          <w:rFonts w:ascii="Verdana" w:hAnsi="Verdana"/>
+          <w:i/>
+          <w:sz w:val="14"/>
+        </w:rPr>
+        <w:t>Note 6: (См. общую кодовую таблицу С-1 в части С/с.)</w:t>
+      </w:r>
+    </w:p>
+    <w:p>
+      <w:r>
+        <w:rPr>
+          <w:rFonts w:ascii="Verdana" w:hAnsi="Verdana"/>
+          <w:i/>
+          <w:sz w:val="14"/>
+        </w:rPr>
+        <w:t>Note 7: (См. общую кодовую таблицу С-2 в части С/с.)</w:t>
+      </w:r>
+    </w:p>
+    <w:p>
+      <w:r>
+        <w:rPr>
+          <w:rFonts w:ascii="Verdana" w:hAnsi="Verdana"/>
+          <w:i/>
+          <w:sz w:val="14"/>
+        </w:rPr>
+        <w:t>Note 8: (См. общую кодовую таблицу С-3)</w:t>
+      </w:r>
+    </w:p>
+    <w:p>
+      <w:r>
+        <w:rPr>
+          <w:rFonts w:ascii="Verdana" w:hAnsi="Verdana"/>
+          <w:i/>
+          <w:sz w:val="14"/>
+        </w:rPr>
+        <w:t>Note 9: (См. общую кодовую таблицу С-4)</w:t>
+      </w:r>
+    </w:p>
+    <w:p>
+      <w:r>
+        <w:rPr>
+          <w:rFonts w:ascii="Verdana" w:hAnsi="Verdana"/>
+          <w:i/>
+          <w:sz w:val="14"/>
+        </w:rPr>
+        <w:t>Note 10: (См. общую кодовую таблицу С-5 в части С/с.)</w:t>
+      </w:r>
+    </w:p>
+    <w:p>
+      <w:r>
+        <w:rPr>
+          <w:rFonts w:ascii="Verdana" w:hAnsi="Verdana"/>
+          <w:i/>
+          <w:sz w:val="14"/>
+        </w:rPr>
+        <w:t>Note 11: (См. общую кодовую таблицу С-7 в части С/с.)</w:t>
+      </w:r>
+    </w:p>
+    <w:p>
+      <w:r>
+        <w:rPr>
+          <w:rFonts w:ascii="Verdana" w:hAnsi="Verdana"/>
+          <w:i/>
+          <w:sz w:val="14"/>
+        </w:rPr>
+        <w:t>Note 12: (См. общую кодовую таблицу С-8 в части С/с.)</w:t>
+      </w:r>
+    </w:p>
+    <w:p>
+      <w:r>
+        <w:rPr>
+          <w:rFonts w:ascii="Verdana" w:hAnsi="Verdana"/>
+          <w:i/>
+          <w:sz w:val="14"/>
+        </w:rPr>
+        <w:t>Note 14: (Будет определено самими центрами — см. общую кодовую таблицу С-12 в части С/с.)</w:t>
+      </w:r>
+    </w:p>
+    <w:p>
+      <w:r>
+        <w:rPr>
+          <w:rFonts w:ascii="Verdana" w:hAnsi="Verdana"/>
+          <w:i/>
+          <w:sz w:val="14"/>
+        </w:rPr>
+        <w:t>Note 15: (Будут разработаны)</w:t>
+      </w:r>
+    </w:p>
+    <w:p>
+      <w:r>
+        <w:rPr>
+          <w:rFonts w:ascii="Verdana" w:hAnsi="Verdana"/>
+          <w:i/>
+          <w:sz w:val="14"/>
+        </w:rPr>
+        <w:t>Note 16: Последовательность двух или более пар координат местоположения, таких как широта и долгота, определяет линию или многоугольник. Точки следует соединять в соответствии с порядком, данным в сообщении. Любая описываемая зона будет расположена слева от проведенной границы в направлении, установленном порядком, данным в сообщении. Это определение применяется к простым непересекающимся многоугольникам, без пробелов.</w:t>
+      </w:r>
+    </w:p>
+    <w:p>
+      <w:r>
+        <w:rPr>
+          <w:rFonts w:ascii="Verdana" w:hAnsi="Verdana"/>
+          <w:i/>
+          <w:sz w:val="14"/>
+        </w:rPr>
+        <w:t>Note 17: Если все биты установлены на 0, это означает, что калибровка правильная.</w:t>
+      </w:r>
+    </w:p>
+    <w:p>
+      <w:r>
+        <w:rPr>
+          <w:rFonts w:ascii="Verdana" w:hAnsi="Verdana"/>
+          <w:i/>
+          <w:sz w:val="14"/>
+        </w:rPr>
+        <w:t>Note 18: Все статистические данные первого порядка выражены в единицах измерения, определенных первоначальными дескрипторами данных.</w:t>
+      </w:r>
+    </w:p>
+    <w:p>
+      <w:r>
+        <w:rPr>
+          <w:rFonts w:ascii="Verdana" w:hAnsi="Verdana"/>
+          <w:i/>
+          <w:sz w:val="14"/>
+        </w:rPr>
+        <w:t>Note 19: Значимость ассоциированного поля должна использоваться на первоначальном этапе совместно с качеством данных наблюдений.</w:t>
+      </w:r>
+    </w:p>
+    <w:p>
+      <w:r>
+        <w:rPr>
+          <w:rFonts w:ascii="Verdana" w:hAnsi="Verdana"/>
+          <w:i/>
+          <w:sz w:val="14"/>
+        </w:rPr>
+        <w:t>Note 21: Начиная с позиции первого бита (бит старшего разряда), при приведении бита к цифре 1 канал используется. Если бит приводится к нулю, канал не используется.</w:t>
+      </w:r>
+    </w:p>
+    <w:p>
+      <w:r>
+        <w:rPr>
+          <w:rFonts w:ascii="Verdana" w:hAnsi="Verdana"/>
+          <w:i/>
+          <w:sz w:val="14"/>
+        </w:rPr>
+        <w:t>Note 23: Битовые флаги показывают прибор и/или каналы, используемые при получении различных физических параметров. Если в какой-либо группе параметров все биты = 0, то для этого параметра или группы параметров не производилась обработка.</w:t>
+      </w:r>
+    </w:p>
+    <w:p>
+      <w:r>
+        <w:rPr>
+          <w:rFonts w:ascii="Verdana" w:hAnsi="Verdana"/>
+          <w:i/>
+          <w:sz w:val="14"/>
+        </w:rPr>
+        <w:t>Note 24: Биты 1-4 представляют код погрешности времени. В том случае, когда все биты установлены на 0, это означает, что время сканирования соответствует предсказанному времени.</w:t>
+      </w:r>
+    </w:p>
+    <w:p>
+      <w:r>
+        <w:rPr>
+          <w:rFonts w:ascii="Verdana" w:hAnsi="Verdana"/>
+          <w:i/>
+          <w:sz w:val="14"/>
+        </w:rPr>
+        <w:t>Note 25: Биты 11-17 представляют код погрешности географического местоположения. В том случае, когда все биты установлены на 0, это означает, что географическое местоположение является нормальным.</w:t>
+      </w:r>
+    </w:p>
+    <w:p>
+      <w:r>
+        <w:rPr>
+          <w:rFonts w:ascii="Verdana" w:hAnsi="Verdana"/>
+          <w:i/>
+          <w:sz w:val="14"/>
+        </w:rPr>
+        <w:t>Note 27: Биты 5-10 представляют код погрешности калибровки. В том случае, когда все биты установлены на 0, это означает, что калибровка нормальная. В том случае, когда тот или иной из битов 5, 7 и 10 установлен на 1, это означает, что были использованы вторичные коэффициенты калибровки.</w:t>
+      </w:r>
+    </w:p>
+    <w:p>
+      <w:r>
+        <w:rPr>
+          <w:rFonts w:ascii="Verdana" w:hAnsi="Verdana"/>
+          <w:i/>
+          <w:sz w:val="14"/>
+        </w:rPr>
+        <w:t>Note 32: Кодовые цифры 1-9: Продолжительность и время измерения течения (векторный или доплеровский метод получения профиля течения).</w:t>
+      </w:r>
+    </w:p>
+    <w:p>
+      <w:r>
+        <w:rPr>
+          <w:rFonts w:ascii="Verdana" w:hAnsi="Verdana"/>
+          <w:i/>
+          <w:sz w:val="14"/>
+        </w:rPr>
+        <w:t>Note 33: Кодовые цифры 11-19: Период измерения течения (дрейфовый метод).</w:t>
+      </w:r>
+    </w:p>
+    <w:p>
+      <w:r>
+        <w:rPr>
+          <w:rFonts w:ascii="Verdana" w:hAnsi="Verdana"/>
+          <w:i/>
+          <w:sz w:val="14"/>
+        </w:rPr>
+        <w:t>Note 34: Средняя часть данной кодовой таблицы (кодовые цифры 100-199) включает термины на нескольких уровнях, которые могут быть использованы для простых и более сложных автоматических станций.</w:t>
+      </w:r>
+    </w:p>
+    <w:p>
+      <w:r>
+        <w:rPr>
+          <w:rFonts w:ascii="Verdana" w:hAnsi="Verdana"/>
+          <w:i/>
+          <w:sz w:val="14"/>
+        </w:rPr>
+        <w:t>Note 35: Дескриптор 0 25 009 исключен. Вместо него следует использовать дескриптор 0 25 029.</w:t>
+      </w:r>
+    </w:p>
+    <w:p>
+      <w:r>
+        <w:rPr>
+          <w:rFonts w:ascii="Verdana" w:hAnsi="Verdana"/>
+          <w:i/>
+          <w:sz w:val="14"/>
+        </w:rPr>
+        <w:t>Note 36: Данные о разностях — это значения разности, размеры которых аналогичны размерам соответствующих сообщаемых значений в отношении единиц измерения, но пределы которых установлены на нуль (например: разность между сообщенными и анализированными значениями, разность между сообщенными и прогнозированными значениями и т. д.).</w:t>
+      </w:r>
+    </w:p>
+    <w:p>
+      <w:r>
+        <w:rPr>
+          <w:rFonts w:ascii="Verdana" w:hAnsi="Verdana"/>
+          <w:i/>
+          <w:sz w:val="14"/>
+        </w:rPr>
+        <w:t>Note 39: EPSG представляет собой набор данных по системам координат и ее преобразованиям, который изначально был создан и поддерживался Европейской группой нефтепоисковых исследований. В настоящее время он поддерживается подкомитетом по геодезии Комитета по геоматике Международной ассоциации производителей нефти и газа.</w:t>
+      </w:r>
+    </w:p>
+    <w:p>
+      <w:r>
+        <w:rPr>
+          <w:rFonts w:ascii="Verdana" w:hAnsi="Verdana"/>
+          <w:i/>
+          <w:sz w:val="14"/>
+        </w:rPr>
+        <w:t>Note 42: Могут быть разработаны дополнительные применения.</w:t>
+      </w:r>
+    </w:p>
+    <w:p>
+      <w:r>
+        <w:rPr>
+          <w:rFonts w:ascii="Verdana" w:hAnsi="Verdana"/>
+          <w:i/>
+          <w:sz w:val="14"/>
+        </w:rPr>
+        <w:t>Note 43: Общие термины обозначения погоды (например: туман, морось) предназначены для использования на автоматических станциях, которые могут определить тип погоды, но не дают никакой другой информации. Общие термины обозначаются в кодовой таблице большими буквами.</w:t>
+      </w:r>
+    </w:p>
+    <w:p>
+      <w:r>
+        <w:rPr>
+          <w:rFonts w:ascii="Verdana" w:hAnsi="Verdana"/>
+          <w:i/>
+          <w:sz w:val="14"/>
+        </w:rPr>
+        <w:t>Note 45: H = Время наблюдения.</w:t>
+      </w:r>
+    </w:p>
+    <w:p>
+      <w:r>
+        <w:rPr>
+          <w:rFonts w:ascii="Verdana" w:hAnsi="Verdana"/>
+          <w:i/>
+          <w:sz w:val="14"/>
+        </w:rPr>
+        <w:t>Note 49: Если бит установлен на 1, указание действительно.</w:t>
+      </w:r>
+    </w:p>
+    <w:p>
+      <w:r>
+        <w:rPr>
+          <w:rFonts w:ascii="Verdana" w:hAnsi="Verdana"/>
+          <w:i/>
+          <w:sz w:val="14"/>
+        </w:rPr>
+        <w:t>Note 50: Определения в кодовых цифрах 0-2 и 4 применяются для обнаженной репрезентативной поверхности почвы, а цифры 3, 5-9 и 10-19 — к открытому репрезентативному району.</w:t>
+      </w:r>
+    </w:p>
+    <w:p>
+      <w:r>
+        <w:rPr>
+          <w:rFonts w:ascii="Verdana" w:hAnsi="Verdana"/>
+          <w:i/>
+          <w:sz w:val="14"/>
+        </w:rPr>
+        <w:t>Note 52: В сводках с автоматических станций следует использовать кодовую цифру 2, когда тенденция является положительной; 7 — отрицательной и 4, когда давление является таким же, как и 3 часа назад.</w:t>
+      </w:r>
+    </w:p>
+    <w:p>
+      <w:r>
+        <w:rPr>
+          <w:rFonts w:ascii="Verdana" w:hAnsi="Verdana"/>
+          <w:i/>
+          <w:sz w:val="14"/>
+        </w:rPr>
+        <w:t>Note 53: В сводках от тропических станций, сообщающих суточные изменения, следует использовать кодовую цифру 2 при положительной тенденции; 7 — при отрицательной тенденции и 4 — в случае, если давление остается таким же, как и за предшествующие 24 часа.</w:t>
+      </w:r>
+    </w:p>
+    <w:p>
+      <w:r>
+        <w:rPr>
+          <w:rFonts w:ascii="Verdana" w:hAnsi="Verdana"/>
+          <w:i/>
+          <w:sz w:val="14"/>
+        </w:rPr>
+        <w:t>Note 54: В данной кодовой таблице всякий раз, когда упоминается лед, это также включает в себя другие твердые осадки, отличные от снега.</w:t>
+      </w:r>
+    </w:p>
+    <w:p>
+      <w:r>
+        <w:rPr>
+          <w:rFonts w:ascii="Verdana" w:hAnsi="Verdana"/>
+          <w:i/>
+          <w:sz w:val="14"/>
+        </w:rPr>
+        <w:t>Note 57: Смешанные осадки обозначаются путем установки на единицу битов всех наблюдаемых самостоятельных типов осадков.</w:t>
+      </w:r>
+    </w:p>
+    <w:p>
+      <w:r>
+        <w:rPr>
+          <w:rFonts w:ascii="Verdana" w:hAnsi="Verdana"/>
+          <w:i/>
+          <w:sz w:val="14"/>
+        </w:rPr>
+        <w:t>Note 59: Новые локальные названия шторма различной интенсивности следует добавлять в соответствии с необходимостью.</w:t>
+      </w:r>
+    </w:p>
+    <w:p>
+      <w:r>
+        <w:rPr>
+          <w:rFonts w:ascii="Verdana" w:hAnsi="Verdana"/>
+          <w:i/>
+          <w:sz w:val="14"/>
+        </w:rPr>
+        <w:t>Note 60: Ни одна из кодовых цифр не исключает добавления интерполированных уровней по усмотрению центра-поставщика</w:t>
+      </w:r>
+    </w:p>
+    <w:p>
+      <w:r>
+        <w:rPr>
+          <w:rFonts w:ascii="Verdana" w:hAnsi="Verdana"/>
+          <w:i/>
+          <w:sz w:val="14"/>
+        </w:rPr>
+        <w:t>Note 63: Явление, указанное в данной таблице флагов, означает любое явление, включая осадки и явления, ухудшающие видимость.</w:t>
+      </w:r>
+    </w:p>
+    <w:p>
+      <w:r>
+        <w:rPr>
+          <w:rFonts w:ascii="Verdana" w:hAnsi="Verdana"/>
+          <w:i/>
+          <w:sz w:val="14"/>
+        </w:rPr>
+        <w:t>Note 75: Определения в кодовых цифрах 0-2 и 4 применяются для обнаженной репрезентативной поверхности почвы, а цифры 3, 5-9 и 10-19 — к открытому репрезентативному району.</w:t>
+      </w:r>
+    </w:p>
+    <w:p>
+      <w:r>
+        <w:rPr>
+          <w:rFonts w:ascii="Verdana" w:hAnsi="Verdana"/>
+          <w:i/>
+          <w:sz w:val="14"/>
+        </w:rPr>
+        <w:t>Note 76: Эти величины относятся к хорошо сформированному ветровому волнению в открытом море. В то время как предпочтение следует отдавать описательным терминам, значения этих высот могут использоваться наблюдателем как руководство при передаче состояния поверхности моря, которое возникает в результате различных факторов, таких, как ветер, зыбь, течения, угол между направлением ветра и зыби и т. д.</w:t>
+      </w:r>
+    </w:p>
+    <w:p>
+      <w:r>
+        <w:rPr>
+          <w:rFonts w:ascii="Verdana" w:hAnsi="Verdana"/>
+          <w:i/>
+          <w:sz w:val="14"/>
+        </w:rPr>
+        <w:t>Note 78: Первые три цифры представляют собой код страны ИСО.</w:t>
+      </w:r>
+    </w:p>
+    <w:p>
+      <w:r>
+        <w:rPr>
+          <w:rFonts w:ascii="Verdana" w:hAnsi="Verdana"/>
+          <w:i/>
+          <w:sz w:val="14"/>
+        </w:rPr>
+        <w:t>Note 79: Последняя колонка в таблице содержит соответствующий номер регистрации Химической реферативной службы (CAS) Американского химического общества.</w:t>
+      </w:r>
+    </w:p>
+    <w:p>
+      <w:r>
+        <w:rPr>
+          <w:rFonts w:ascii="Verdana" w:hAnsi="Verdana"/>
+          <w:i/>
+          <w:sz w:val="14"/>
+        </w:rPr>
+        <w:t>Note 80: Средняя часть данной кодовой таблицы (кодовые цифры 100-199) включает термины на нескольких уровнях, которые могут быть использованы для простых и более сложных автоматических станций.</w:t>
+      </w:r>
+    </w:p>
+    <w:p>
+      <w:r>
+        <w:rPr>
+          <w:rFonts w:ascii="Verdana" w:hAnsi="Verdana"/>
+          <w:i/>
+          <w:sz w:val="14"/>
+        </w:rPr>
+        <w:t>Note 81: Номинальный диапазон влажности поверхности почвы — от 0 % до 100 %. В крайних случаях экстраполированное обратное рассеяние при угле наклона в 40 градусов может превышать исходный показатель для влажного обратного рассеяния. В этих случаях значение, полученное в результате процесса измерения влажности поверхности почвы, будет менее 0 % или более 100 %, соответственно.</w:t>
+      </w:r>
+    </w:p>
+    <w:p>
+      <w:r>
+        <w:rPr>
+          <w:rFonts w:ascii="Verdana" w:hAnsi="Verdana"/>
+          <w:i/>
+          <w:sz w:val="14"/>
+        </w:rPr>
+        <w:t>Note 84: Эти величины относятся к хорошо сформированному ветровому волнению в открытом море. В то время как предпочтение следует отдавать описательным терминам, значения этих высот могут использоваться наблюдателем как руководство при передаче состояния поверхности моря, которое возникает в результате различных факторов, таких, как ветер, зыбь, течения, угол между направлением ветра и зыби и т. д.</w:t>
+      </w:r>
+    </w:p>
+    <w:p>
+      <w:r>
+        <w:rPr>
+          <w:rFonts w:ascii="Verdana" w:hAnsi="Verdana"/>
+          <w:i/>
+          <w:sz w:val="14"/>
+        </w:rPr>
+        <w:t>Note 85: Данный дескриптор будет связан с данными по видимости или высоте облаков для указания того, что значение является граничным. Если передаваемое значение является истинным, то кодовая цифра равна нулю. Однако измерение может попасть в предел измерительной способности прибора. Если передаваемое значение больше, чем истинное значение, то кодовая цифра будет равна 1, если передаваемое значение меньше истинного значения, то кодовая цифра будет равна 2.</w:t>
+      </w:r>
+    </w:p>
+    <w:p>
+      <w:r>
+        <w:rPr>
+          <w:rFonts w:ascii="Verdana" w:hAnsi="Verdana"/>
+          <w:i/>
+          <w:sz w:val="14"/>
+        </w:rPr>
+        <w:t>Note 88: Значимость времени должна быть квалифицирована соответствующими периодами времени, которые следует указывать.</w:t>
+      </w:r>
+    </w:p>
+    <w:p>
+      <w:r>
+        <w:rPr>
+          <w:rFonts w:ascii="Verdana" w:hAnsi="Verdana"/>
+          <w:i/>
+          <w:sz w:val="14"/>
+        </w:rPr>
+        <w:t>Note 90: Тип прибора и единицы начальных измерений для измерения ветра (в м с-1 за исключением отдельных указаний).</w:t>
+      </w:r>
+    </w:p>
+    <w:p>
+      <w:r>
+        <w:rPr>
+          <w:rFonts w:ascii="Verdana" w:hAnsi="Verdana"/>
+          <w:i/>
+          <w:sz w:val="14"/>
+        </w:rPr>
+        <w:t>Note 94: Там, где первоначальный метод передачи указывается кодовой цифрой 1, в целях получения достоверных значений данных, соответствующих дескриптору 0 01 012, рекомендуется следующее преобразование: Передаваемое значение Значение данных 0 0 1 45 2 90 3 135 4 180 5 225 6 270 7 315 8 360 9 511</w:t>
+      </w:r>
+    </w:p>
+    <w:p>
+      <w:r>
+        <w:rPr>
+          <w:rFonts w:ascii="Verdana" w:hAnsi="Verdana"/>
+          <w:i/>
+          <w:sz w:val="14"/>
+        </w:rPr>
+        <w:t>Note 95: Там, где первоначальный метод передачи указывается кодовой цифрой 1, в целях получения точных значений данных, соответствующих дескриптору 0 01 013, рекомендуется следующее преобразование: Передаваемое значение Значение данных 0 0 1 1 2 4 3 7 4 9 5 12 6 14 7 17 8 19 9 21 / 1023</w:t>
+      </w:r>
+    </w:p>
+    <w:p>
+      <w:r>
+        <w:rPr>
+          <w:rFonts w:ascii="Verdana" w:hAnsi="Verdana"/>
+          <w:i/>
+          <w:sz w:val="14"/>
+        </w:rPr>
+        <w:t>Note 22: Битовые флаги показывают элементы, включенные при обработке данных зондирования.</w:t>
+      </w:r>
+    </w:p>
     <w:sectPr>
       <w:pgSz w:w="16838" w:h="11906" w:orient="landscape"/>
       <w:pgMar w:top="850" w:right="850" w:bottom="850" w:left="850" w:header="720" w:footer="720" w:gutter="0"/>

--- a/docx/ru/BUFRCREX_CodeFlag_ru_23.docx
+++ b/docx/ru/BUFRCREX_CodeFlag_ru_23.docx
@@ -6378,517 +6378,6 @@
       </w:tr>
     </w:tbl>
     <w:p/>
-    <w:p/>
-    <w:p>
-      <w:r>
-        <w:rPr>
-          <w:rFonts w:ascii="Verdana" w:hAnsi="Verdana"/>
-          <w:i/>
-          <w:sz w:val="14"/>
-        </w:rPr>
-        <w:t>Note 2: «Ясно» или «сплошная облачность» кодируются соответственно цифрами 0 и 8.</w:t>
-      </w:r>
-    </w:p>
-    <w:p>
-      <w:r>
-        <w:rPr>
-          <w:rFonts w:ascii="Verdana" w:hAnsi="Verdana"/>
-          <w:i/>
-          <w:sz w:val="14"/>
-        </w:rPr>
-        <w:t>Note 5: (0 = хорошее; 1 = плохое)</w:t>
-      </w:r>
-    </w:p>
-    <w:p>
-      <w:r>
-        <w:rPr>
-          <w:rFonts w:ascii="Verdana" w:hAnsi="Verdana"/>
-          <w:i/>
-          <w:sz w:val="14"/>
-        </w:rPr>
-        <w:t>Note 6: (См. общую кодовую таблицу С-1 в части С/с.)</w:t>
-      </w:r>
-    </w:p>
-    <w:p>
-      <w:r>
-        <w:rPr>
-          <w:rFonts w:ascii="Verdana" w:hAnsi="Verdana"/>
-          <w:i/>
-          <w:sz w:val="14"/>
-        </w:rPr>
-        <w:t>Note 7: (См. общую кодовую таблицу С-2 в части С/с.)</w:t>
-      </w:r>
-    </w:p>
-    <w:p>
-      <w:r>
-        <w:rPr>
-          <w:rFonts w:ascii="Verdana" w:hAnsi="Verdana"/>
-          <w:i/>
-          <w:sz w:val="14"/>
-        </w:rPr>
-        <w:t>Note 8: (См. общую кодовую таблицу С-3)</w:t>
-      </w:r>
-    </w:p>
-    <w:p>
-      <w:r>
-        <w:rPr>
-          <w:rFonts w:ascii="Verdana" w:hAnsi="Verdana"/>
-          <w:i/>
-          <w:sz w:val="14"/>
-        </w:rPr>
-        <w:t>Note 9: (См. общую кодовую таблицу С-4)</w:t>
-      </w:r>
-    </w:p>
-    <w:p>
-      <w:r>
-        <w:rPr>
-          <w:rFonts w:ascii="Verdana" w:hAnsi="Verdana"/>
-          <w:i/>
-          <w:sz w:val="14"/>
-        </w:rPr>
-        <w:t>Note 10: (См. общую кодовую таблицу С-5 в части С/с.)</w:t>
-      </w:r>
-    </w:p>
-    <w:p>
-      <w:r>
-        <w:rPr>
-          <w:rFonts w:ascii="Verdana" w:hAnsi="Verdana"/>
-          <w:i/>
-          <w:sz w:val="14"/>
-        </w:rPr>
-        <w:t>Note 11: (См. общую кодовую таблицу С-7 в части С/с.)</w:t>
-      </w:r>
-    </w:p>
-    <w:p>
-      <w:r>
-        <w:rPr>
-          <w:rFonts w:ascii="Verdana" w:hAnsi="Verdana"/>
-          <w:i/>
-          <w:sz w:val="14"/>
-        </w:rPr>
-        <w:t>Note 12: (См. общую кодовую таблицу С-8 в части С/с.)</w:t>
-      </w:r>
-    </w:p>
-    <w:p>
-      <w:r>
-        <w:rPr>
-          <w:rFonts w:ascii="Verdana" w:hAnsi="Verdana"/>
-          <w:i/>
-          <w:sz w:val="14"/>
-        </w:rPr>
-        <w:t>Note 14: (Будет определено самими центрами — см. общую кодовую таблицу С-12 в части С/с.)</w:t>
-      </w:r>
-    </w:p>
-    <w:p>
-      <w:r>
-        <w:rPr>
-          <w:rFonts w:ascii="Verdana" w:hAnsi="Verdana"/>
-          <w:i/>
-          <w:sz w:val="14"/>
-        </w:rPr>
-        <w:t>Note 15: (Будут разработаны)</w:t>
-      </w:r>
-    </w:p>
-    <w:p>
-      <w:r>
-        <w:rPr>
-          <w:rFonts w:ascii="Verdana" w:hAnsi="Verdana"/>
-          <w:i/>
-          <w:sz w:val="14"/>
-        </w:rPr>
-        <w:t>Note 16: Последовательность двух или более пар координат местоположения, таких как широта и долгота, определяет линию или многоугольник. Точки следует соединять в соответствии с порядком, данным в сообщении. Любая описываемая зона будет расположена слева от проведенной границы в направлении, установленном порядком, данным в сообщении. Это определение применяется к простым непересекающимся многоугольникам, без пробелов.</w:t>
-      </w:r>
-    </w:p>
-    <w:p>
-      <w:r>
-        <w:rPr>
-          <w:rFonts w:ascii="Verdana" w:hAnsi="Verdana"/>
-          <w:i/>
-          <w:sz w:val="14"/>
-        </w:rPr>
-        <w:t>Note 17: Если все биты установлены на 0, это означает, что калибровка правильная.</w:t>
-      </w:r>
-    </w:p>
-    <w:p>
-      <w:r>
-        <w:rPr>
-          <w:rFonts w:ascii="Verdana" w:hAnsi="Verdana"/>
-          <w:i/>
-          <w:sz w:val="14"/>
-        </w:rPr>
-        <w:t>Note 18: Все статистические данные первого порядка выражены в единицах измерения, определенных первоначальными дескрипторами данных.</w:t>
-      </w:r>
-    </w:p>
-    <w:p>
-      <w:r>
-        <w:rPr>
-          <w:rFonts w:ascii="Verdana" w:hAnsi="Verdana"/>
-          <w:i/>
-          <w:sz w:val="14"/>
-        </w:rPr>
-        <w:t>Note 19: Значимость ассоциированного поля должна использоваться на первоначальном этапе совместно с качеством данных наблюдений.</w:t>
-      </w:r>
-    </w:p>
-    <w:p>
-      <w:r>
-        <w:rPr>
-          <w:rFonts w:ascii="Verdana" w:hAnsi="Verdana"/>
-          <w:i/>
-          <w:sz w:val="14"/>
-        </w:rPr>
-        <w:t>Note 21: Начиная с позиции первого бита (бит старшего разряда), при приведении бита к цифре 1 канал используется. Если бит приводится к нулю, канал не используется.</w:t>
-      </w:r>
-    </w:p>
-    <w:p>
-      <w:r>
-        <w:rPr>
-          <w:rFonts w:ascii="Verdana" w:hAnsi="Verdana"/>
-          <w:i/>
-          <w:sz w:val="14"/>
-        </w:rPr>
-        <w:t>Note 23: Битовые флаги показывают прибор и/или каналы, используемые при получении различных физических параметров. Если в какой-либо группе параметров все биты = 0, то для этого параметра или группы параметров не производилась обработка.</w:t>
-      </w:r>
-    </w:p>
-    <w:p>
-      <w:r>
-        <w:rPr>
-          <w:rFonts w:ascii="Verdana" w:hAnsi="Verdana"/>
-          <w:i/>
-          <w:sz w:val="14"/>
-        </w:rPr>
-        <w:t>Note 24: Биты 1-4 представляют код погрешности времени. В том случае, когда все биты установлены на 0, это означает, что время сканирования соответствует предсказанному времени.</w:t>
-      </w:r>
-    </w:p>
-    <w:p>
-      <w:r>
-        <w:rPr>
-          <w:rFonts w:ascii="Verdana" w:hAnsi="Verdana"/>
-          <w:i/>
-          <w:sz w:val="14"/>
-        </w:rPr>
-        <w:t>Note 25: Биты 11-17 представляют код погрешности географического местоположения. В том случае, когда все биты установлены на 0, это означает, что географическое местоположение является нормальным.</w:t>
-      </w:r>
-    </w:p>
-    <w:p>
-      <w:r>
-        <w:rPr>
-          <w:rFonts w:ascii="Verdana" w:hAnsi="Verdana"/>
-          <w:i/>
-          <w:sz w:val="14"/>
-        </w:rPr>
-        <w:t>Note 27: Биты 5-10 представляют код погрешности калибровки. В том случае, когда все биты установлены на 0, это означает, что калибровка нормальная. В том случае, когда тот или иной из битов 5, 7 и 10 установлен на 1, это означает, что были использованы вторичные коэффициенты калибровки.</w:t>
-      </w:r>
-    </w:p>
-    <w:p>
-      <w:r>
-        <w:rPr>
-          <w:rFonts w:ascii="Verdana" w:hAnsi="Verdana"/>
-          <w:i/>
-          <w:sz w:val="14"/>
-        </w:rPr>
-        <w:t>Note 32: Кодовые цифры 1-9: Продолжительность и время измерения течения (векторный или доплеровский метод получения профиля течения).</w:t>
-      </w:r>
-    </w:p>
-    <w:p>
-      <w:r>
-        <w:rPr>
-          <w:rFonts w:ascii="Verdana" w:hAnsi="Verdana"/>
-          <w:i/>
-          <w:sz w:val="14"/>
-        </w:rPr>
-        <w:t>Note 33: Кодовые цифры 11-19: Период измерения течения (дрейфовый метод).</w:t>
-      </w:r>
-    </w:p>
-    <w:p>
-      <w:r>
-        <w:rPr>
-          <w:rFonts w:ascii="Verdana" w:hAnsi="Verdana"/>
-          <w:i/>
-          <w:sz w:val="14"/>
-        </w:rPr>
-        <w:t>Note 34: Средняя часть данной кодовой таблицы (кодовые цифры 100-199) включает термины на нескольких уровнях, которые могут быть использованы для простых и более сложных автоматических станций.</w:t>
-      </w:r>
-    </w:p>
-    <w:p>
-      <w:r>
-        <w:rPr>
-          <w:rFonts w:ascii="Verdana" w:hAnsi="Verdana"/>
-          <w:i/>
-          <w:sz w:val="14"/>
-        </w:rPr>
-        <w:t>Note 35: Дескриптор 0 25 009 исключен. Вместо него следует использовать дескриптор 0 25 029.</w:t>
-      </w:r>
-    </w:p>
-    <w:p>
-      <w:r>
-        <w:rPr>
-          <w:rFonts w:ascii="Verdana" w:hAnsi="Verdana"/>
-          <w:i/>
-          <w:sz w:val="14"/>
-        </w:rPr>
-        <w:t>Note 36: Данные о разностях — это значения разности, размеры которых аналогичны размерам соответствующих сообщаемых значений в отношении единиц измерения, но пределы которых установлены на нуль (например: разность между сообщенными и анализированными значениями, разность между сообщенными и прогнозированными значениями и т. д.).</w:t>
-      </w:r>
-    </w:p>
-    <w:p>
-      <w:r>
-        <w:rPr>
-          <w:rFonts w:ascii="Verdana" w:hAnsi="Verdana"/>
-          <w:i/>
-          <w:sz w:val="14"/>
-        </w:rPr>
-        <w:t>Note 39: EPSG представляет собой набор данных по системам координат и ее преобразованиям, который изначально был создан и поддерживался Европейской группой нефтепоисковых исследований. В настоящее время он поддерживается подкомитетом по геодезии Комитета по геоматике Международной ассоциации производителей нефти и газа.</w:t>
-      </w:r>
-    </w:p>
-    <w:p>
-      <w:r>
-        <w:rPr>
-          <w:rFonts w:ascii="Verdana" w:hAnsi="Verdana"/>
-          <w:i/>
-          <w:sz w:val="14"/>
-        </w:rPr>
-        <w:t>Note 42: Могут быть разработаны дополнительные применения.</w:t>
-      </w:r>
-    </w:p>
-    <w:p>
-      <w:r>
-        <w:rPr>
-          <w:rFonts w:ascii="Verdana" w:hAnsi="Verdana"/>
-          <w:i/>
-          <w:sz w:val="14"/>
-        </w:rPr>
-        <w:t>Note 43: Общие термины обозначения погоды (например: туман, морось) предназначены для использования на автоматических станциях, которые могут определить тип погоды, но не дают никакой другой информации. Общие термины обозначаются в кодовой таблице большими буквами.</w:t>
-      </w:r>
-    </w:p>
-    <w:p>
-      <w:r>
-        <w:rPr>
-          <w:rFonts w:ascii="Verdana" w:hAnsi="Verdana"/>
-          <w:i/>
-          <w:sz w:val="14"/>
-        </w:rPr>
-        <w:t>Note 45: H = Время наблюдения.</w:t>
-      </w:r>
-    </w:p>
-    <w:p>
-      <w:r>
-        <w:rPr>
-          <w:rFonts w:ascii="Verdana" w:hAnsi="Verdana"/>
-          <w:i/>
-          <w:sz w:val="14"/>
-        </w:rPr>
-        <w:t>Note 49: Если бит установлен на 1, указание действительно.</w:t>
-      </w:r>
-    </w:p>
-    <w:p>
-      <w:r>
-        <w:rPr>
-          <w:rFonts w:ascii="Verdana" w:hAnsi="Verdana"/>
-          <w:i/>
-          <w:sz w:val="14"/>
-        </w:rPr>
-        <w:t>Note 50: Определения в кодовых цифрах 0-2 и 4 применяются для обнаженной репрезентативной поверхности почвы, а цифры 3, 5-9 и 10-19 — к открытому репрезентативному району.</w:t>
-      </w:r>
-    </w:p>
-    <w:p>
-      <w:r>
-        <w:rPr>
-          <w:rFonts w:ascii="Verdana" w:hAnsi="Verdana"/>
-          <w:i/>
-          <w:sz w:val="14"/>
-        </w:rPr>
-        <w:t>Note 52: В сводках с автоматических станций следует использовать кодовую цифру 2, когда тенденция является положительной; 7 — отрицательной и 4, когда давление является таким же, как и 3 часа назад.</w:t>
-      </w:r>
-    </w:p>
-    <w:p>
-      <w:r>
-        <w:rPr>
-          <w:rFonts w:ascii="Verdana" w:hAnsi="Verdana"/>
-          <w:i/>
-          <w:sz w:val="14"/>
-        </w:rPr>
-        <w:t>Note 53: В сводках от тропических станций, сообщающих суточные изменения, следует использовать кодовую цифру 2 при положительной тенденции; 7 — при отрицательной тенденции и 4 — в случае, если давление остается таким же, как и за предшествующие 24 часа.</w:t>
-      </w:r>
-    </w:p>
-    <w:p>
-      <w:r>
-        <w:rPr>
-          <w:rFonts w:ascii="Verdana" w:hAnsi="Verdana"/>
-          <w:i/>
-          <w:sz w:val="14"/>
-        </w:rPr>
-        <w:t>Note 54: В данной кодовой таблице всякий раз, когда упоминается лед, это также включает в себя другие твердые осадки, отличные от снега.</w:t>
-      </w:r>
-    </w:p>
-    <w:p>
-      <w:r>
-        <w:rPr>
-          <w:rFonts w:ascii="Verdana" w:hAnsi="Verdana"/>
-          <w:i/>
-          <w:sz w:val="14"/>
-        </w:rPr>
-        <w:t>Note 57: Смешанные осадки обозначаются путем установки на единицу битов всех наблюдаемых самостоятельных типов осадков.</w:t>
-      </w:r>
-    </w:p>
-    <w:p>
-      <w:r>
-        <w:rPr>
-          <w:rFonts w:ascii="Verdana" w:hAnsi="Verdana"/>
-          <w:i/>
-          <w:sz w:val="14"/>
-        </w:rPr>
-        <w:t>Note 59: Новые локальные названия шторма различной интенсивности следует добавлять в соответствии с необходимостью.</w:t>
-      </w:r>
-    </w:p>
-    <w:p>
-      <w:r>
-        <w:rPr>
-          <w:rFonts w:ascii="Verdana" w:hAnsi="Verdana"/>
-          <w:i/>
-          <w:sz w:val="14"/>
-        </w:rPr>
-        <w:t>Note 60: Ни одна из кодовых цифр не исключает добавления интерполированных уровней по усмотрению центра-поставщика</w:t>
-      </w:r>
-    </w:p>
-    <w:p>
-      <w:r>
-        <w:rPr>
-          <w:rFonts w:ascii="Verdana" w:hAnsi="Verdana"/>
-          <w:i/>
-          <w:sz w:val="14"/>
-        </w:rPr>
-        <w:t>Note 63: Явление, указанное в данной таблице флагов, означает любое явление, включая осадки и явления, ухудшающие видимость.</w:t>
-      </w:r>
-    </w:p>
-    <w:p>
-      <w:r>
-        <w:rPr>
-          <w:rFonts w:ascii="Verdana" w:hAnsi="Verdana"/>
-          <w:i/>
-          <w:sz w:val="14"/>
-        </w:rPr>
-        <w:t>Note 75: Определения в кодовых цифрах 0-2 и 4 применяются для обнаженной репрезентативной поверхности почвы, а цифры 3, 5-9 и 10-19 — к открытому репрезентативному району.</w:t>
-      </w:r>
-    </w:p>
-    <w:p>
-      <w:r>
-        <w:rPr>
-          <w:rFonts w:ascii="Verdana" w:hAnsi="Verdana"/>
-          <w:i/>
-          <w:sz w:val="14"/>
-        </w:rPr>
-        <w:t>Note 76: Эти величины относятся к хорошо сформированному ветровому волнению в открытом море. В то время как предпочтение следует отдавать описательным терминам, значения этих высот могут использоваться наблюдателем как руководство при передаче состояния поверхности моря, которое возникает в результате различных факторов, таких, как ветер, зыбь, течения, угол между направлением ветра и зыби и т. д.</w:t>
-      </w:r>
-    </w:p>
-    <w:p>
-      <w:r>
-        <w:rPr>
-          <w:rFonts w:ascii="Verdana" w:hAnsi="Verdana"/>
-          <w:i/>
-          <w:sz w:val="14"/>
-        </w:rPr>
-        <w:t>Note 78: Первые три цифры представляют собой код страны ИСО.</w:t>
-      </w:r>
-    </w:p>
-    <w:p>
-      <w:r>
-        <w:rPr>
-          <w:rFonts w:ascii="Verdana" w:hAnsi="Verdana"/>
-          <w:i/>
-          <w:sz w:val="14"/>
-        </w:rPr>
-        <w:t>Note 79: Последняя колонка в таблице содержит соответствующий номер регистрации Химической реферативной службы (CAS) Американского химического общества.</w:t>
-      </w:r>
-    </w:p>
-    <w:p>
-      <w:r>
-        <w:rPr>
-          <w:rFonts w:ascii="Verdana" w:hAnsi="Verdana"/>
-          <w:i/>
-          <w:sz w:val="14"/>
-        </w:rPr>
-        <w:t>Note 80: Средняя часть данной кодовой таблицы (кодовые цифры 100-199) включает термины на нескольких уровнях, которые могут быть использованы для простых и более сложных автоматических станций.</w:t>
-      </w:r>
-    </w:p>
-    <w:p>
-      <w:r>
-        <w:rPr>
-          <w:rFonts w:ascii="Verdana" w:hAnsi="Verdana"/>
-          <w:i/>
-          <w:sz w:val="14"/>
-        </w:rPr>
-        <w:t>Note 81: Номинальный диапазон влажности поверхности почвы — от 0 % до 100 %. В крайних случаях экстраполированное обратное рассеяние при угле наклона в 40 градусов может превышать исходный показатель для влажного обратного рассеяния. В этих случаях значение, полученное в результате процесса измерения влажности поверхности почвы, будет менее 0 % или более 100 %, соответственно.</w:t>
-      </w:r>
-    </w:p>
-    <w:p>
-      <w:r>
-        <w:rPr>
-          <w:rFonts w:ascii="Verdana" w:hAnsi="Verdana"/>
-          <w:i/>
-          <w:sz w:val="14"/>
-        </w:rPr>
-        <w:t>Note 84: Эти величины относятся к хорошо сформированному ветровому волнению в открытом море. В то время как предпочтение следует отдавать описательным терминам, значения этих высот могут использоваться наблюдателем как руководство при передаче состояния поверхности моря, которое возникает в результате различных факторов, таких, как ветер, зыбь, течения, угол между направлением ветра и зыби и т. д.</w:t>
-      </w:r>
-    </w:p>
-    <w:p>
-      <w:r>
-        <w:rPr>
-          <w:rFonts w:ascii="Verdana" w:hAnsi="Verdana"/>
-          <w:i/>
-          <w:sz w:val="14"/>
-        </w:rPr>
-        <w:t>Note 85: Данный дескриптор будет связан с данными по видимости или высоте облаков для указания того, что значение является граничным. Если передаваемое значение является истинным, то кодовая цифра равна нулю. Однако измерение может попасть в предел измерительной способности прибора. Если передаваемое значение больше, чем истинное значение, то кодовая цифра будет равна 1, если передаваемое значение меньше истинного значения, то кодовая цифра будет равна 2.</w:t>
-      </w:r>
-    </w:p>
-    <w:p>
-      <w:r>
-        <w:rPr>
-          <w:rFonts w:ascii="Verdana" w:hAnsi="Verdana"/>
-          <w:i/>
-          <w:sz w:val="14"/>
-        </w:rPr>
-        <w:t>Note 88: Значимость времени должна быть квалифицирована соответствующими периодами времени, которые следует указывать.</w:t>
-      </w:r>
-    </w:p>
-    <w:p>
-      <w:r>
-        <w:rPr>
-          <w:rFonts w:ascii="Verdana" w:hAnsi="Verdana"/>
-          <w:i/>
-          <w:sz w:val="14"/>
-        </w:rPr>
-        <w:t>Note 90: Тип прибора и единицы начальных измерений для измерения ветра (в м с-1 за исключением отдельных указаний).</w:t>
-      </w:r>
-    </w:p>
-    <w:p>
-      <w:r>
-        <w:rPr>
-          <w:rFonts w:ascii="Verdana" w:hAnsi="Verdana"/>
-          <w:i/>
-          <w:sz w:val="14"/>
-        </w:rPr>
-        <w:t>Note 94: Там, где первоначальный метод передачи указывается кодовой цифрой 1, в целях получения достоверных значений данных, соответствующих дескриптору 0 01 012, рекомендуется следующее преобразование: Передаваемое значение Значение данных 0 0 1 45 2 90 3 135 4 180 5 225 6 270 7 315 8 360 9 511</w:t>
-      </w:r>
-    </w:p>
-    <w:p>
-      <w:r>
-        <w:rPr>
-          <w:rFonts w:ascii="Verdana" w:hAnsi="Verdana"/>
-          <w:i/>
-          <w:sz w:val="14"/>
-        </w:rPr>
-        <w:t>Note 95: Там, где первоначальный метод передачи указывается кодовой цифрой 1, в целях получения точных значений данных, соответствующих дескриптору 0 01 013, рекомендуется следующее преобразование: Передаваемое значение Значение данных 0 0 1 1 2 4 3 7 4 9 5 12 6 14 7 17 8 19 9 21 / 1023</w:t>
-      </w:r>
-    </w:p>
-    <w:p>
-      <w:r>
-        <w:rPr>
-          <w:rFonts w:ascii="Verdana" w:hAnsi="Verdana"/>
-          <w:i/>
-          <w:sz w:val="14"/>
-        </w:rPr>
-        <w:t>Note 22: Битовые флаги показывают элементы, включенные при обработке данных зондирования.</w:t>
-      </w:r>
-    </w:p>
     <w:sectPr>
       <w:pgSz w:w="16838" w:h="11906" w:orient="landscape"/>
       <w:pgMar w:top="850" w:right="850" w:bottom="850" w:left="850" w:header="720" w:footer="720" w:gutter="0"/>
